--- a/כתב הגנה - עמידר נ' וונדימאגן טדילה - טיוטה להגשה.docx
+++ b/כתב הגנה - עמידר נ' וונדימאגן טדילה - טיוטה להגשה.docx
@@ -10,13 +10,14 @@
       </w:pPr>
       <w:r>
         <w:rPr>
-          <w:rFonts w:ascii="David" w:hAnsi="David" w:cs="David" w:eastAsia="David"/>
+          <w:rFonts w:ascii="David" w:hAnsi="David" w:cs="David" w:eastAsia="David" w:hint="cs"/>
           <w:b/>
+          <w:bCs w:val="1"/>
           <w:sz w:val="28"/>
+          <w:szCs w:val="28"/>
           <w:u w:val="single"/>
           <w:rtl w:val="1"/>
-          <w:szCs w:val="28"/>
-          <w:bCs w:val="1"/>
+          <w:lang w:bidi="he-IL"/>
         </w:rPr>
         <w:t>בית משפט השלום בפתח תקווה</w:t>
       </w:r>
@@ -29,14 +30,15 @@
       </w:pPr>
       <w:r>
         <w:rPr>
-          <w:rFonts w:ascii="David" w:hAnsi="David" w:cs="David" w:eastAsia="David"/>
+          <w:rFonts w:ascii="David" w:hAnsi="David" w:cs="David" w:eastAsia="David" w:hint="cs"/>
           <w:b w:val="0"/>
           <w:sz w:val="24"/>
+          <w:szCs w:val="24"/>
           <w:u w:val="none"/>
           <w:rtl w:val="1"/>
-          <w:szCs w:val="24"/>
+          <w:lang w:bidi="he-IL"/>
         </w:rPr>
-        <w:t>ת"א ______________</w:t>
+        <w:t>מחוז מרכז        ת"א ______________</w:t>
       </w:r>
     </w:p>
     <w:p>
@@ -50,17 +52,18 @@
       <w:pPr>
         <w:bidi w:val="1"/>
         <w:spacing w:lineRule="auto" w:line="240" w:after="80" w:before="0"/>
-        <w:jc w:val="right"/>
+        <w:jc w:val="left"/>
       </w:pPr>
       <w:r>
         <w:rPr>
-          <w:rFonts w:ascii="David" w:hAnsi="David" w:cs="David" w:eastAsia="David"/>
+          <w:rFonts w:ascii="David" w:hAnsi="David" w:cs="David" w:eastAsia="David" w:hint="cs"/>
           <w:b/>
+          <w:bCs w:val="1"/>
           <w:sz w:val="24"/>
+          <w:szCs w:val="24"/>
           <w:u w:val="single"/>
           <w:rtl w:val="1"/>
-          <w:szCs w:val="24"/>
-          <w:bCs w:val="1"/>
+          <w:lang w:bidi="he-IL"/>
         </w:rPr>
         <w:t>בעניין:</w:t>
       </w:r>
@@ -70,17 +73,18 @@
         <w:bidi w:val="1"/>
         <w:spacing w:lineRule="auto" w:line="240" w:after="0" w:before="0"/>
         <w:ind w:left="850"/>
-        <w:jc w:val="right"/>
+        <w:jc w:val="left"/>
       </w:pPr>
       <w:r>
         <w:rPr>
-          <w:rFonts w:ascii="David" w:hAnsi="David" w:cs="David" w:eastAsia="David"/>
+          <w:rFonts w:ascii="David" w:hAnsi="David" w:cs="David" w:eastAsia="David" w:hint="cs"/>
           <w:b/>
+          <w:bCs w:val="1"/>
           <w:sz w:val="24"/>
+          <w:szCs w:val="24"/>
           <w:u w:val="none"/>
           <w:rtl w:val="1"/>
-          <w:szCs w:val="24"/>
-          <w:bCs w:val="1"/>
+          <w:lang w:bidi="he-IL"/>
         </w:rPr>
         <w:t>עמידר החברה הלאומית לשיכון בישראל בע"מ, ח.פ. 520017393</w:t>
       </w:r>
@@ -90,18 +94,19 @@
         <w:bidi w:val="1"/>
         <w:spacing w:lineRule="auto" w:line="240" w:after="0" w:before="0"/>
         <w:ind w:left="850"/>
-        <w:jc w:val="right"/>
+        <w:jc w:val="left"/>
       </w:pPr>
       <w:r>
         <w:rPr>
-          <w:rFonts w:ascii="David" w:hAnsi="David" w:cs="David" w:eastAsia="David"/>
+          <w:rFonts w:ascii="David" w:hAnsi="David" w:cs="David" w:eastAsia="David" w:hint="cs"/>
           <w:b w:val="0"/>
           <w:sz w:val="24"/>
+          <w:szCs w:val="24"/>
           <w:u w:val="none"/>
           <w:rtl w:val="1"/>
-          <w:szCs w:val="24"/>
+          <w:lang w:bidi="he-IL"/>
         </w:rPr>
-        <w:t>מרח' הרוקמים 26, חולון</w:t>
+        <w:t>מרח' הרוקמים 26, חולון; טלפון: 6266*</w:t>
       </w:r>
     </w:p>
     <w:p>
@@ -109,16 +114,17 @@
         <w:bidi w:val="1"/>
         <w:spacing w:lineRule="auto" w:line="240" w:after="0" w:before="0"/>
         <w:ind w:left="850"/>
-        <w:jc w:val="right"/>
+        <w:jc w:val="left"/>
       </w:pPr>
       <w:r>
         <w:rPr>
-          <w:rFonts w:ascii="David" w:hAnsi="David" w:cs="David" w:eastAsia="David"/>
+          <w:rFonts w:ascii="David" w:hAnsi="David" w:cs="David" w:eastAsia="David" w:hint="cs"/>
           <w:b w:val="0"/>
           <w:sz w:val="24"/>
+          <w:szCs w:val="24"/>
           <w:u w:val="none"/>
           <w:rtl w:val="1"/>
-          <w:szCs w:val="24"/>
+          <w:lang w:bidi="he-IL"/>
         </w:rPr>
         <w:t>ע"י ב"כ עוה"ד ליאור סיגון (מ.ר. 57413) ו/או ג'וזף דוד ו/או מושיק הלוי</w:t>
       </w:r>
@@ -128,16 +134,17 @@
         <w:bidi w:val="1"/>
         <w:spacing w:lineRule="auto" w:line="240" w:after="0" w:before="0"/>
         <w:ind w:left="850"/>
-        <w:jc w:val="right"/>
+        <w:jc w:val="left"/>
       </w:pPr>
       <w:r>
         <w:rPr>
-          <w:rFonts w:ascii="David" w:hAnsi="David" w:cs="David" w:eastAsia="David"/>
+          <w:rFonts w:ascii="David" w:hAnsi="David" w:cs="David" w:eastAsia="David" w:hint="cs"/>
           <w:b w:val="0"/>
           <w:sz w:val="24"/>
+          <w:szCs w:val="24"/>
           <w:u w:val="none"/>
           <w:rtl w:val="1"/>
-          <w:szCs w:val="24"/>
+          <w:lang w:bidi="he-IL"/>
         </w:rPr>
         <w:t>ו/או ענבר גליכמן קונסטנטינובסקי ו/או דולב דוד ו/או ולדי ירמולניק ואח'</w:t>
       </w:r>
@@ -147,16 +154,17 @@
         <w:bidi w:val="1"/>
         <w:spacing w:lineRule="auto" w:line="240" w:after="0" w:before="0"/>
         <w:ind w:left="850"/>
-        <w:jc w:val="right"/>
+        <w:jc w:val="left"/>
       </w:pPr>
       <w:r>
         <w:rPr>
-          <w:rFonts w:ascii="David" w:hAnsi="David" w:cs="David" w:eastAsia="David"/>
+          <w:rFonts w:ascii="David" w:hAnsi="David" w:cs="David" w:eastAsia="David" w:hint="cs"/>
           <w:b w:val="0"/>
           <w:sz w:val="24"/>
+          <w:szCs w:val="24"/>
           <w:u w:val="none"/>
           <w:rtl w:val="1"/>
-          <w:szCs w:val="24"/>
+          <w:lang w:bidi="he-IL"/>
         </w:rPr>
         <w:t>מרח' מצדה 9, מגדל ב.ס.ר 3, קומה 6</w:t>
       </w:r>
@@ -166,35 +174,37 @@
         <w:bidi w:val="1"/>
         <w:spacing w:lineRule="auto" w:line="240" w:after="0" w:before="0"/>
         <w:ind w:left="850"/>
-        <w:jc w:val="right"/>
+        <w:jc w:val="left"/>
       </w:pPr>
       <w:r>
         <w:rPr>
-          <w:rFonts w:ascii="David" w:hAnsi="David" w:cs="David" w:eastAsia="David"/>
+          <w:rFonts w:ascii="David" w:hAnsi="David" w:cs="David" w:eastAsia="David" w:hint="cs"/>
           <w:b w:val="0"/>
           <w:sz w:val="24"/>
+          <w:szCs w:val="24"/>
           <w:u w:val="none"/>
           <w:rtl w:val="1"/>
-          <w:szCs w:val="24"/>
+          <w:lang w:bidi="he-IL"/>
         </w:rPr>
-        <w:t>טל': 03-9451451; פקס: 03-9457457</w:t>
+        <w:t>טל': 03-9451451; פקס: 03-9457457; דוא"ל: joseph@adv-david.co.il</w:t>
       </w:r>
     </w:p>
     <w:p>
       <w:pPr>
         <w:bidi w:val="1"/>
         <w:spacing w:lineRule="auto" w:line="240" w:after="80" w:before="0"/>
-        <w:jc w:val="left"/>
+        <w:jc w:val="right"/>
       </w:pPr>
       <w:r>
         <w:rPr>
-          <w:rFonts w:ascii="David" w:hAnsi="David" w:cs="David" w:eastAsia="David"/>
+          <w:rFonts w:ascii="David" w:hAnsi="David" w:cs="David" w:eastAsia="David" w:hint="cs"/>
           <w:b/>
+          <w:bCs w:val="1"/>
           <w:sz w:val="24"/>
+          <w:szCs w:val="24"/>
           <w:u w:val="single"/>
           <w:rtl w:val="1"/>
-          <w:szCs w:val="24"/>
-          <w:bCs w:val="1"/>
+          <w:lang w:bidi="he-IL"/>
         </w:rPr>
         <w:t>התובעת;</w:t>
       </w:r>
@@ -214,13 +224,14 @@
       </w:pPr>
       <w:r>
         <w:rPr>
-          <w:rFonts w:ascii="David" w:hAnsi="David" w:cs="David" w:eastAsia="David"/>
+          <w:rFonts w:ascii="David" w:hAnsi="David" w:cs="David" w:eastAsia="David" w:hint="cs"/>
           <w:b/>
+          <w:bCs w:val="1"/>
           <w:sz w:val="24"/>
+          <w:szCs w:val="24"/>
           <w:u w:val="none"/>
           <w:rtl w:val="1"/>
-          <w:szCs w:val="24"/>
-          <w:bCs w:val="1"/>
+          <w:lang w:bidi="he-IL"/>
         </w:rPr>
         <w:t>- נ ג ד -</w:t>
       </w:r>
@@ -237,19 +248,20 @@
         <w:bidi w:val="1"/>
         <w:spacing w:lineRule="auto" w:line="240" w:after="0" w:before="0"/>
         <w:ind w:left="850"/>
-        <w:jc w:val="right"/>
+        <w:jc w:val="left"/>
       </w:pPr>
       <w:r>
         <w:rPr>
-          <w:rFonts w:ascii="David" w:hAnsi="David" w:cs="David" w:eastAsia="David"/>
+          <w:rFonts w:ascii="David" w:hAnsi="David" w:cs="David" w:eastAsia="David" w:hint="cs"/>
           <w:b/>
+          <w:bCs w:val="1"/>
           <w:sz w:val="24"/>
+          <w:szCs w:val="24"/>
           <w:u w:val="none"/>
           <w:rtl w:val="1"/>
-          <w:szCs w:val="24"/>
-          <w:bCs w:val="1"/>
+          <w:lang w:bidi="he-IL"/>
         </w:rPr>
-        <w:t>טדילה וונדימאג'ן, ת.ז. 303214373</w:t>
+        <w:t>טדילה וונדימאג'ן, ת.⁠ז.⁠ 303214373</w:t>
       </w:r>
     </w:p>
     <w:p>
@@ -257,18 +269,19 @@
         <w:bidi w:val="1"/>
         <w:spacing w:lineRule="auto" w:line="240" w:after="0" w:before="0"/>
         <w:ind w:left="850"/>
-        <w:jc w:val="right"/>
+        <w:jc w:val="left"/>
       </w:pPr>
       <w:r>
         <w:rPr>
-          <w:rFonts w:ascii="David" w:hAnsi="David" w:cs="David" w:eastAsia="David"/>
+          <w:rFonts w:ascii="David" w:hAnsi="David" w:cs="David" w:eastAsia="David" w:hint="cs"/>
           <w:b w:val="0"/>
           <w:sz w:val="24"/>
+          <w:szCs w:val="24"/>
           <w:u w:val="none"/>
           <w:rtl w:val="1"/>
-          <w:szCs w:val="24"/>
+          <w:lang w:bidi="he-IL"/>
         </w:rPr>
-        <w:t>מרח' צה"ל 72/6, פתח תקווה</w:t>
+        <w:t>מרח' צה"ל 72/6, פתח תקווה; טלפון: 050-2213355</w:t>
       </w:r>
     </w:p>
     <w:p>
@@ -276,16 +289,17 @@
         <w:bidi w:val="1"/>
         <w:spacing w:lineRule="auto" w:line="240" w:after="0" w:before="0"/>
         <w:ind w:left="850"/>
-        <w:jc w:val="right"/>
+        <w:jc w:val="left"/>
       </w:pPr>
       <w:r>
         <w:rPr>
-          <w:rFonts w:ascii="David" w:hAnsi="David" w:cs="David" w:eastAsia="David"/>
+          <w:rFonts w:ascii="David" w:hAnsi="David" w:cs="David" w:eastAsia="David" w:hint="cs"/>
           <w:b w:val="0"/>
           <w:sz w:val="24"/>
+          <w:szCs w:val="24"/>
           <w:u w:val="none"/>
           <w:rtl w:val="1"/>
-          <w:szCs w:val="24"/>
+          <w:lang w:bidi="he-IL"/>
         </w:rPr>
         <w:t>ע"י ב"כ עו"ד ______________, מ.ר. __________</w:t>
       </w:r>
@@ -295,16 +309,17 @@
         <w:bidi w:val="1"/>
         <w:spacing w:lineRule="auto" w:line="240" w:after="0" w:before="0"/>
         <w:ind w:left="850"/>
-        <w:jc w:val="right"/>
+        <w:jc w:val="left"/>
       </w:pPr>
       <w:r>
         <w:rPr>
-          <w:rFonts w:ascii="David" w:hAnsi="David" w:cs="David" w:eastAsia="David"/>
+          <w:rFonts w:ascii="David" w:hAnsi="David" w:cs="David" w:eastAsia="David" w:hint="cs"/>
           <w:b w:val="0"/>
           <w:sz w:val="24"/>
+          <w:szCs w:val="24"/>
           <w:u w:val="none"/>
           <w:rtl w:val="1"/>
-          <w:szCs w:val="24"/>
+          <w:lang w:bidi="he-IL"/>
         </w:rPr>
         <w:t>מרח' ______________; טל': __________; פקס: __________</w:t>
       </w:r>
@@ -314,16 +329,17 @@
         <w:bidi w:val="1"/>
         <w:spacing w:lineRule="auto" w:line="240" w:after="0" w:before="0"/>
         <w:ind w:left="850"/>
-        <w:jc w:val="right"/>
+        <w:jc w:val="left"/>
       </w:pPr>
       <w:r>
         <w:rPr>
-          <w:rFonts w:ascii="David" w:hAnsi="David" w:cs="David" w:eastAsia="David"/>
+          <w:rFonts w:ascii="David" w:hAnsi="David" w:cs="David" w:eastAsia="David" w:hint="cs"/>
           <w:b w:val="0"/>
           <w:sz w:val="24"/>
+          <w:szCs w:val="24"/>
           <w:u w:val="none"/>
           <w:rtl w:val="1"/>
-          <w:szCs w:val="24"/>
+          <w:lang w:bidi="he-IL"/>
         </w:rPr>
         <w:t>דוא"ל: ______________________</w:t>
       </w:r>
@@ -332,17 +348,18 @@
       <w:pPr>
         <w:bidi w:val="1"/>
         <w:spacing w:lineRule="auto" w:line="240" w:after="80" w:before="0"/>
-        <w:jc w:val="left"/>
+        <w:jc w:val="right"/>
       </w:pPr>
       <w:r>
         <w:rPr>
-          <w:rFonts w:ascii="David" w:hAnsi="David" w:cs="David" w:eastAsia="David"/>
+          <w:rFonts w:ascii="David" w:hAnsi="David" w:cs="David" w:eastAsia="David" w:hint="cs"/>
           <w:b/>
+          <w:bCs w:val="1"/>
           <w:sz w:val="24"/>
+          <w:szCs w:val="24"/>
           <w:u w:val="single"/>
           <w:rtl w:val="1"/>
-          <w:szCs w:val="24"/>
-          <w:bCs w:val="1"/>
+          <w:lang w:bidi="he-IL"/>
         </w:rPr>
         <w:t>הנתבעת;</w:t>
       </w:r>
@@ -357,17 +374,37 @@
     <w:p>
       <w:pPr>
         <w:bidi w:val="1"/>
-        <w:spacing w:lineRule="auto" w:line="360" w:after="120" w:before="0"/>
-        <w:jc w:val="both"/>
+        <w:spacing w:lineRule="auto" w:line="240" w:after="80" w:before="0"/>
+        <w:jc w:val="left"/>
       </w:pPr>
       <w:r>
         <w:rPr>
-          <w:rFonts w:ascii="David" w:hAnsi="David" w:cs="David" w:eastAsia="David"/>
+          <w:rFonts w:ascii="David" w:hAnsi="David" w:cs="David" w:eastAsia="David" w:hint="cs"/>
           <w:b w:val="0"/>
           <w:sz w:val="24"/>
+          <w:szCs w:val="24"/>
           <w:u w:val="none"/>
           <w:rtl w:val="1"/>
+          <w:lang w:bidi="he-IL"/>
+        </w:rPr>
+        <w:t>דבר קיומו של הליך נוסף בבית משפט או בבית דין בקשר למסכת עובדתית דומה שהנתבעת צד לו או היתה צד לו: אין.</w:t>
+      </w:r>
+    </w:p>
+    <w:p>
+      <w:pPr>
+        <w:bidi w:val="1"/>
+        <w:spacing w:lineRule="auto" w:line="240" w:after="80" w:before="0"/>
+        <w:jc w:val="left"/>
+      </w:pPr>
+      <w:r>
+        <w:rPr>
+          <w:rFonts w:ascii="David" w:hAnsi="David" w:cs="David" w:eastAsia="David" w:hint="cs"/>
+          <w:b w:val="0"/>
+          <w:sz w:val="24"/>
           <w:szCs w:val="24"/>
+          <w:u w:val="none"/>
+          <w:rtl w:val="1"/>
+          <w:lang w:bidi="he-IL"/>
         </w:rPr>
         <w:t>מועד המצאת כתב התביעה לנתבעת: יום ____________.</w:t>
       </w:r>
@@ -375,42 +412,25 @@
     <w:p>
       <w:pPr>
         <w:bidi w:val="1"/>
-        <w:spacing w:lineRule="auto" w:line="360" w:after="120" w:before="0"/>
-        <w:jc w:val="both"/>
+        <w:spacing w:lineRule="auto" w:line="240" w:after="80" w:before="0"/>
+        <w:jc w:val="left"/>
       </w:pPr>
       <w:r>
         <w:rPr>
-          <w:rFonts w:ascii="David" w:hAnsi="David" w:cs="David" w:eastAsia="David"/>
+          <w:rFonts w:ascii="David" w:hAnsi="David" w:cs="David" w:eastAsia="David" w:hint="cs"/>
           <w:b w:val="0"/>
           <w:sz w:val="24"/>
+          <w:szCs w:val="24"/>
           <w:u w:val="none"/>
           <w:rtl w:val="1"/>
-          <w:szCs w:val="24"/>
+          <w:lang w:bidi="he-IL"/>
         </w:rPr>
-        <w:t>מועד אחרון להגשת כתב ההגנה לפי תקנה 30 לתקנות סדר הדין האזרחי, התשע"ט-2018: יום ____________.</w:t>
+        <w:t>המועד האחרון להגשת כתב ההגנה לפי תקנה 30 לתקנות סדר הדין האזרחי, התשע"ט-2018: יום ____________.</w:t>
       </w:r>
     </w:p>
     <w:p>
       <w:pPr>
         <w:bidi w:val="1"/>
-        <w:spacing w:lineRule="auto" w:line="360" w:after="120" w:before="0"/>
-        <w:jc w:val="both"/>
-      </w:pPr>
-      <w:r>
-        <w:rPr>
-          <w:rFonts w:ascii="David" w:hAnsi="David" w:cs="David" w:eastAsia="David"/>
-          <w:b w:val="0"/>
-          <w:sz w:val="24"/>
-          <w:u w:val="none"/>
-          <w:rtl w:val="1"/>
-          <w:szCs w:val="24"/>
-        </w:rPr>
-        <w:t>דבר קיומו של הליך נוסף בבית משפט או בבית דין בקשר למסכת עובדתית דומה שהנתבעת צד לו או היתה צד לו: אין.</w:t>
-      </w:r>
-    </w:p>
-    <w:p>
-      <w:pPr>
-        <w:bidi w:val="1"/>
         <w:spacing w:lineRule="auto" w:line="240" w:after="40" w:before="0"/>
         <w:jc w:val="both"/>
       </w:pPr>
@@ -423,13 +443,14 @@
       </w:pPr>
       <w:r>
         <w:rPr>
-          <w:rFonts w:ascii="David" w:hAnsi="David" w:cs="David" w:eastAsia="David"/>
+          <w:rFonts w:ascii="David" w:hAnsi="David" w:cs="David" w:eastAsia="David" w:hint="cs"/>
           <w:b/>
+          <w:bCs w:val="1"/>
           <w:sz w:val="32"/>
+          <w:szCs w:val="32"/>
           <w:u w:val="single"/>
           <w:rtl w:val="1"/>
-          <w:szCs w:val="32"/>
-          <w:bCs w:val="1"/>
+          <w:lang w:bidi="he-IL"/>
         </w:rPr>
         <w:t>כתב הגנה</w:t>
       </w:r>
@@ -449,603 +470,173 @@
       </w:pPr>
       <w:r>
         <w:rPr>
-          <w:rFonts w:ascii="David" w:hAnsi="David" w:cs="David" w:eastAsia="David"/>
+          <w:rFonts w:ascii="David" w:hAnsi="David" w:cs="David" w:eastAsia="David" w:hint="cs"/>
           <w:b w:val="0"/>
           <w:sz w:val="24"/>
+          <w:szCs w:val="24"/>
           <w:u w:val="none"/>
           <w:rtl w:val="1"/>
-          <w:szCs w:val="24"/>
+          <w:lang w:bidi="he-IL"/>
         </w:rPr>
-        <w:t>הנתבעת, טדילה וונדימאג'ן, מתכבדת להגיש כתב הגנה מטעמה. הנתבעת תיוצג על ידי בא כוחה שבכותרת, וכתובתה להמצאת כתבי בי-דין הינה כמצוין בכותרת. כל הטענות הנטענות בכתב התביעה מוכחשות, למעט אם צוין במפורש אחרת.</w:t>
+        <w:t>הנתבעת, טדילה וונדימאג'ן, מתכבדת להגיש כתב הגנה מטעמה. הנתבעת תיוצג על ידי בא כוחה שבכותרת, וכתובתה להמצאת כתבי בי-דין היא כמצוין בכותרת. כל הטענות הנטענות בכתב התביעה מוכחשות, למעט אם צוין במפורש אחרת.</w:t>
       </w:r>
     </w:p>
     <w:p>
       <w:pPr>
         <w:bidi w:val="1"/>
-        <w:spacing w:lineRule="auto" w:line="360" w:after="160" w:before="240"/>
-        <w:jc w:val="center"/>
+        <w:spacing w:lineRule="auto" w:line="360" w:after="120" w:before="0"/>
+        <w:jc w:val="both"/>
       </w:pPr>
       <w:r>
         <w:rPr>
-          <w:rFonts w:ascii="David" w:hAnsi="David" w:cs="David" w:eastAsia="David"/>
-          <w:b/>
-          <w:sz w:val="28"/>
-          <w:u w:val="single"/>
+          <w:rFonts w:ascii="David" w:hAnsi="David" w:cs="David" w:eastAsia="David" w:hint="cs"/>
+          <w:b w:val="0"/>
+          <w:sz w:val="24"/>
+          <w:szCs w:val="24"/>
+          <w:u w:val="none"/>
           <w:rtl w:val="1"/>
-          <w:szCs w:val="28"/>
-          <w:bCs w:val="1"/>
+          <w:lang w:bidi="he-IL"/>
         </w:rPr>
-        <w:t>חלק שני – עיקר הטענות</w:t>
+        <w:t>בכתב הגנה זה: הדירה ברח' צה"ל 72, דירה 6, פתח תקווה – "הדירה"; מר מנבר וונדימאג'ן ז"ל, ת.⁠ז.⁠ 303214381, אביה של הנתבעת ובעל חוזה השכירות – "המנוח"; טופסי "בדיקת אכלוס וגבייה" ו"סיכום ביקור" שצירפה התובעת כנספח 2 – "טופסי הביקור"; והמסמך שצורף כנספח 4 – "ועדת הלגליזציה".</w:t>
       </w:r>
     </w:p>
     <w:p>
       <w:pPr>
+        <w:keepNext w:val="1"/>
+        <w:keepLines w:val="1"/>
         <w:bidi w:val="1"/>
-        <w:spacing w:lineRule="auto" w:line="360" w:after="120" w:before="200"/>
-        <w:jc w:val="right"/>
+        <w:spacing w:lineRule="auto" w:line="360" w:after="100" w:before="200"/>
+        <w:jc w:val="left"/>
       </w:pPr>
       <w:r>
         <w:rPr>
-          <w:rFonts w:ascii="David" w:hAnsi="David" w:cs="David" w:eastAsia="David"/>
+          <w:rFonts w:ascii="David" w:hAnsi="David" w:cs="David" w:eastAsia="David" w:hint="cs"/>
           <w:b/>
+          <w:bCs w:val="1"/>
           <w:sz w:val="24"/>
+          <w:szCs w:val="24"/>
           <w:u w:val="single"/>
           <w:rtl w:val="1"/>
-          <w:szCs w:val="24"/>
-          <w:bCs w:val="1"/>
+          <w:lang w:bidi="he-IL"/>
         </w:rPr>
         <w:t>פתח דבר</w:t>
       </w:r>
     </w:p>
     <w:p>
       <w:pPr>
+        <w:numPr>
+          <w:ilvl w:val="0"/>
+          <w:numId w:val="77"/>
+        </w:numPr>
         <w:bidi w:val="1"/>
         <w:spacing w:lineRule="auto" w:line="360" w:after="160" w:before="0"/>
-        <w:ind w:left="510" w:hanging="510"/>
         <w:jc w:val="both"/>
       </w:pPr>
       <w:r>
         <w:rPr>
-          <w:rFonts w:ascii="David" w:hAnsi="David" w:cs="David" w:eastAsia="David"/>
+          <w:rFonts w:ascii="David" w:hAnsi="David" w:cs="David" w:eastAsia="David" w:hint="cs"/>
           <w:b w:val="0"/>
           <w:sz w:val="24"/>
+          <w:szCs w:val="24"/>
           <w:u w:val="none"/>
           <w:rtl w:val="1"/>
-          <w:szCs w:val="24"/>
+          <w:lang w:bidi="he-IL"/>
         </w:rPr>
-        <w:t>1.</w:t>
-        <w:tab/>
-        <w:t>מכף רגל ועד ראש, כתב התביעה דנא כולו פצע וחבורה ומכה טריה ואין בו מתום. התובעת – חברה ממשלתית האמונה על ניהול מלאי הדיור הציבורי של מדינת ישראל, והחבה מכוח כך בחובת הגינות מוגברת כלפי הפונים אליה – עותרת להוציא מן הדירה דנא אישה בת 42, רווקה, נכת 100% אשר אינה עובדת ומתקיימת מקצבת נכות, המתגוררת בדירה מיום 8.8.1996, קרי מזה שלושים שנה תמימות, מאז היותה ילדה. וכל זאת, תוך שהיא מכתירה אותה בתואר "פולשת".</w:t>
+        <w:t>מכף רגל ועד ראש, כתב התביעה דנא כולו פצע וחבורה ומכה טריה ואין בו מתום. התובעת – חברה ממשלתית האמונה על ניהול מלאי הדיור הציבורי של מדינת ישראל, והחבה מכוח כך בחובת הגינות מוגברת כלפי הפונים אליה – עותרת להוציא מן הדירה אישה כבת 42, רווקה, נכה בשיעור 100%, אשר אינה עובדת ומתקיימת מקצבת נכות, ואשר הדירה היא ביתה היחיד. וכל זאת, תוך שהיא מכתירה אותה בתואר "פולשת".</w:t>
       </w:r>
     </w:p>
     <w:p>
       <w:pPr>
+        <w:numPr>
+          <w:ilvl w:val="0"/>
+          <w:numId w:val="77"/>
+        </w:numPr>
         <w:bidi w:val="1"/>
         <w:spacing w:lineRule="auto" w:line="360" w:after="160" w:before="0"/>
-        <w:ind w:left="510" w:hanging="510"/>
         <w:jc w:val="both"/>
       </w:pPr>
       <w:r>
         <w:rPr>
-          <w:rFonts w:ascii="David" w:hAnsi="David" w:cs="David" w:eastAsia="David"/>
+          <w:rFonts w:ascii="David" w:hAnsi="David" w:cs="David" w:eastAsia="David" w:hint="cs"/>
           <w:b w:val="0"/>
           <w:sz w:val="24"/>
+          <w:szCs w:val="24"/>
           <w:u w:val="none"/>
           <w:rtl w:val="1"/>
+          <w:lang w:bidi="he-IL"/>
+        </w:rPr>
+        <w:t xml:space="preserve">ודוק; התביעה דנא אינה נשענת על ממצא, אלא על היעדרו. התובעת לא ערכה שימוע לנתבעת, לא בחנה ולו תבחין אחד מתבחיני הזכאות שהיא עצמה נדרשה לבדוק, לא נימקה את החלטתה, ולא המציאה אותה. תחת כל אלה היא מניחה על שולחן בית המשפט הנכבד שני מסמכים: טופס שכותרתו "פרוטוקול" ובו </w:t>
+      </w:r>
+      <w:r>
+        <w:rPr>
+          <w:rFonts w:ascii="David" w:hAnsi="David" w:cs="David" w:eastAsia="David" w:hint="cs"/>
+          <w:b/>
+          <w:bCs w:val="1"/>
+          <w:sz w:val="24"/>
           <w:szCs w:val="24"/>
+          <w:u w:val="single"/>
+          <w:rtl w:val="1"/>
+          <w:lang w:bidi="he-IL"/>
         </w:rPr>
-        <w:t>2.</w:t>
-        <w:tab/>
-        <w:t>ודוק; אין המדובר בשגגה שיצאה מלפני התובעת. נספחי כתב התביעה – הם ורק הם – מפריכים את טענתו המרכזית מיניה וביה. בדוחות הביקור שצירפה התובעת עצמה נרשם, בידי נציגיה שלה: כי בביקור מיום 3.8.2020 סומן בשדה "גר/ה בגפו/ה" הרישום "לא"; כי הביקור מיום 18.12.2023 כלל לא יצא אל הפועל שכן איש לא נמצא בדירה; וכי הביקור מיום 3.7.2024 – הביקור היחיד שנערך לאחר פטירת הדייר החוזי – נערך, כלשון הרישום, "עם הבת".</w:t>
+        <w:t>שתי שורות בכתב יד</w:t>
+      </w:r>
+      <w:r>
+        <w:rPr>
+          <w:rFonts w:ascii="David" w:hAnsi="David" w:cs="David" w:eastAsia="David" w:hint="cs"/>
+          <w:b w:val="0"/>
+          <w:sz w:val="24"/>
+          <w:szCs w:val="24"/>
+          <w:u w:val="none"/>
+          <w:rtl w:val="1"/>
+          <w:lang w:bidi="he-IL"/>
+        </w:rPr>
+        <w:t>, וטבלת ביקורים שהיא עצמה מילאה.</w:t>
       </w:r>
     </w:p>
     <w:p>
       <w:pPr>
+        <w:numPr>
+          <w:ilvl w:val="0"/>
+          <w:numId w:val="77"/>
+        </w:numPr>
         <w:bidi w:val="1"/>
         <w:spacing w:lineRule="auto" w:line="360" w:after="160" w:before="0"/>
-        <w:ind w:left="510" w:hanging="510"/>
         <w:jc w:val="both"/>
       </w:pPr>
       <w:r>
         <w:rPr>
-          <w:rFonts w:ascii="David" w:hAnsi="David" w:cs="David" w:eastAsia="David"/>
+          <w:rFonts w:ascii="David" w:hAnsi="David" w:cs="David" w:eastAsia="David" w:hint="cs"/>
           <w:b w:val="0"/>
           <w:sz w:val="24"/>
+          <w:szCs w:val="24"/>
           <w:u w:val="none"/>
           <w:rtl w:val="1"/>
-          <w:szCs w:val="24"/>
+          <w:lang w:bidi="he-IL"/>
         </w:rPr>
-        <w:t>3.</w:t>
-        <w:tab/>
-        <w:t>יתרה מכך; בנספח 4 לכתב התביעה, בשורת הביקור מיום 3.7.2024, סימנה התובעת בשתי המשבצות גם יחד: "דייר חוזי – גר: כן" ולצדו "דייר ממשיך – גר: כן". הא כיצד? הדייר החוזי הלך לבית עולמו ביום 16.2.2024, למעלה מארבעה חודשים וחצי קודם לכן. אין זאת אלא כי הטפסים אשר על יסודם מבקשת התובעת להוציא את הנתבעת מביתה מולאו כלאחר יד.</w:t>
+        <w:t>ומה מלמדת אותה טבלה? בשורת הביקור מיום 3.7.2024 סימנה התובעת בשתי המשבצות גם יחד: "דייר חוזי – גר: כן", ולצידה "דייר ממשיך – גר: כן". הא כיצד? המנוח הלך לבית עולמו ביום 16.2.2024, למעלה מארבעה חודשים וחצי קודם לאותו ביקור. לא זו בלבד, אלא שטופס אותו ביקור עצמו נושא את שורת החתימה "שם הדייר: מנבר וונדימאג'ן" – שמו של אדם שכבר לא היה בין החיים.</w:t>
       </w:r>
     </w:p>
     <w:p>
       <w:pPr>
+        <w:numPr>
+          <w:ilvl w:val="0"/>
+          <w:numId w:val="77"/>
+        </w:numPr>
         <w:bidi w:val="1"/>
         <w:spacing w:lineRule="auto" w:line="360" w:after="160" w:before="0"/>
-        <w:ind w:left="510" w:hanging="510"/>
         <w:jc w:val="both"/>
       </w:pPr>
       <w:r>
         <w:rPr>
-          <w:rFonts w:ascii="David" w:hAnsi="David" w:cs="David" w:eastAsia="David"/>
+          <w:rFonts w:ascii="David" w:hAnsi="David" w:cs="David" w:eastAsia="David" w:hint="cs"/>
           <w:b w:val="0"/>
           <w:sz w:val="24"/>
+          <w:szCs w:val="24"/>
           <w:u w:val="none"/>
           <w:rtl w:val="1"/>
-          <w:szCs w:val="24"/>
+          <w:lang w:bidi="he-IL"/>
         </w:rPr>
-        <w:t>4.</w:t>
-        <w:tab/>
-        <w:t>הנה כי כן; התביעה דנא נשענת על מסכת ראייתית מתפוררת, על "החלטה" מנהלית בת שתי שורות בכתב יד נעדרת כל הנמקה, ועל תואר משפטי – "פלישה" – אשר התובעת עצמה מעולם לא סברה כי הוא חל על הנתבעת; שאם לא כן, לא היתה פותחת בעניינה תיק שכותרתו "בקשה להקניית זכויות כדייר ממשיך".</w:t>
-      </w:r>
-    </w:p>
-    <w:p>
-      <w:pPr>
-        <w:bidi w:val="1"/>
-        <w:spacing w:lineRule="auto" w:line="360" w:after="120" w:before="200"/>
-        <w:jc w:val="right"/>
-      </w:pPr>
-      <w:r>
-        <w:rPr>
-          <w:rFonts w:ascii="David" w:hAnsi="David" w:cs="David" w:eastAsia="David"/>
-          <w:b/>
-          <w:sz w:val="24"/>
-          <w:u w:val="single"/>
-          <w:rtl w:val="1"/>
-          <w:szCs w:val="24"/>
-          <w:bCs w:val="1"/>
-        </w:rPr>
-        <w:t>טענות מקדמיות</w:t>
-      </w:r>
-    </w:p>
-    <w:p>
-      <w:pPr>
-        <w:bidi w:val="1"/>
-        <w:spacing w:lineRule="auto" w:line="360" w:after="80" w:before="160"/>
-        <w:jc w:val="right"/>
-      </w:pPr>
-      <w:r>
-        <w:rPr>
-          <w:rFonts w:ascii="David" w:hAnsi="David" w:cs="David" w:eastAsia="David"/>
-          <w:b/>
-          <w:sz w:val="24"/>
-          <w:u w:val="single"/>
-          <w:rtl w:val="1"/>
-          <w:szCs w:val="24"/>
-          <w:bCs w:val="1"/>
-        </w:rPr>
-        <w:t>היעדר עילה – "פלישה" שלא היתה ולא נבראה</w:t>
-      </w:r>
-    </w:p>
-    <w:p>
-      <w:pPr>
-        <w:bidi w:val="1"/>
-        <w:spacing w:lineRule="auto" w:line="360" w:after="160" w:before="0"/>
-        <w:ind w:left="510" w:hanging="510"/>
-        <w:jc w:val="both"/>
-      </w:pPr>
-      <w:r>
-        <w:rPr>
-          <w:rFonts w:ascii="David" w:hAnsi="David" w:cs="David" w:eastAsia="David"/>
-          <w:b w:val="0"/>
-          <w:sz w:val="24"/>
-          <w:u w:val="none"/>
-          <w:rtl w:val="1"/>
-          <w:szCs w:val="24"/>
-        </w:rPr>
-        <w:t>5.</w:t>
-        <w:tab/>
-        <w:t>כתב התביעה כולו נשען על הטענה כי הנתבעת "פלשה" אל הדירה "עם פטירת אביה המנוח" (סעיפים 9 ו-15 לכתב התביעה). ברם, אדם המתגורר בדירה מכוח רשות בת עשרות שנים, ואשר נותר בה לאחר פטירת מי שהתקשר בחוזה, אינו "פולש" לפי כל אמת מידה משפטית. ויודגש: בכל אחד ואחד מטופסי הביקור אשר צורפו כנספח 2 מצויה משבצת ייעודית שכותרתה "חשש לנטישה / נטישה / פלישה (נא להקיף בעיגול)" – ובאף לא אחד מהם, על פני חמש עשרה שנים, לא הוקף ולו סימון אחד. משכך, כתב התביעה, כפי שנוסח, אינו מגלה עילה ודינו להידחות.</w:t>
-      </w:r>
-    </w:p>
-    <w:p>
-      <w:pPr>
-        <w:bidi w:val="1"/>
-        <w:spacing w:lineRule="auto" w:line="360" w:after="80" w:before="160"/>
-        <w:jc w:val="right"/>
-      </w:pPr>
-      <w:r>
-        <w:rPr>
-          <w:rFonts w:ascii="David" w:hAnsi="David" w:cs="David" w:eastAsia="David"/>
-          <w:b/>
-          <w:sz w:val="24"/>
-          <w:u w:val="single"/>
-          <w:rtl w:val="1"/>
-          <w:szCs w:val="24"/>
-          <w:bCs w:val="1"/>
-        </w:rPr>
-        <w:t>אי-צירוף מסמכים מהותיים – תקנה 15 לתקנות סדר הדין האזרחי</w:t>
-      </w:r>
-    </w:p>
-    <w:p>
-      <w:pPr>
-        <w:bidi w:val="1"/>
-        <w:spacing w:lineRule="auto" w:line="360" w:after="160" w:before="0"/>
-        <w:ind w:left="510" w:hanging="510"/>
-        <w:jc w:val="both"/>
-      </w:pPr>
-      <w:r>
-        <w:rPr>
-          <w:rFonts w:ascii="David" w:hAnsi="David" w:cs="David" w:eastAsia="David"/>
-          <w:b w:val="0"/>
-          <w:sz w:val="24"/>
-          <w:u w:val="none"/>
-          <w:rtl w:val="1"/>
-          <w:szCs w:val="24"/>
-        </w:rPr>
-        <w:t>6.</w:t>
-        <w:tab/>
-        <w:t>התובעת טוענת בסעיף 16 לכתב התביעה כי "העתק תצהיר לרבות דוחות ביקור נציגי התובעת מצורף לכתב התביעה כנספח 2". דא עקא, תוכן הנספחים שערכה התובעת בעצמה מגלה כי נספח 2 מכיל "ביקורי מעגל" בלבד. תצהיר – אין. עוד נטען (סעיפים 11 ו-21) כי הנתבעת התבקשה לפנות את הדירה "מספר רב של פעמים" – ולא צורפה ולו דרישת פינוי אחת. וסעיף 2(ז) לחוזה השכירות מתנה את סיום השכירות ב"הודעה בכתב של שישים יום מראש" – ואף הודעה כאמור לא צורפה ולא נטענה. הא ותו לא.</w:t>
-      </w:r>
-    </w:p>
-    <w:p>
-      <w:pPr>
-        <w:bidi w:val="1"/>
-        <w:spacing w:lineRule="auto" w:line="360" w:after="80" w:before="160"/>
-        <w:jc w:val="right"/>
-      </w:pPr>
-      <w:r>
-        <w:rPr>
-          <w:rFonts w:ascii="David" w:hAnsi="David" w:cs="David" w:eastAsia="David"/>
-          <w:b/>
-          <w:sz w:val="24"/>
-          <w:u w:val="single"/>
-          <w:rtl w:val="1"/>
-          <w:szCs w:val="24"/>
-          <w:bCs w:val="1"/>
-        </w:rPr>
-        <w:t>בטלות ההחלטה מיום 2.9.2024 – תקיפה עקיפה</w:t>
-      </w:r>
-    </w:p>
-    <w:p>
-      <w:pPr>
-        <w:bidi w:val="1"/>
-        <w:spacing w:lineRule="auto" w:line="360" w:after="160" w:before="0"/>
-        <w:ind w:left="510" w:hanging="510"/>
-        <w:jc w:val="both"/>
-      </w:pPr>
-      <w:r>
-        <w:rPr>
-          <w:rFonts w:ascii="David" w:hAnsi="David" w:cs="David" w:eastAsia="David"/>
-          <w:b w:val="0"/>
-          <w:sz w:val="24"/>
-          <w:u w:val="none"/>
-          <w:rtl w:val="1"/>
-          <w:szCs w:val="24"/>
-        </w:rPr>
-        <w:t>7.</w:t>
-        <w:tab/>
-        <w:t>התובעת מכנה את המסמך שצורף כנספח 4 "פרוטוקול הוועדה המחוזית", וטוענת כי "ועדה מוסמכת בחנה את שאלת זכאותה של הנתבעת" (סעיפים 10 ו-18). ברם, כותרתו של המסמך היא "פרוטוקול ועדת לגליזציה מחוזית" – גוף פנימי של התובעת. ההחלטה כולה מסתכמת בשתי שורות בכתב יד. אין בה הנמקה כנדרש בחוק לתיקון סדרי המינהל (החלטות והנמקות), התשי"ט-1958; אין בה זכר לכך שהנתבעת זומנה, נשמעה או יוצגה; אין בה התייחסות לתשתית העובדתית או לתבחינים הנטענים; ולא צורפה כל ראיה כי ההחלטה הומצאה לנתבעת או כי הועמדה על זכות ההשגה עליה. החלטה מנהלית הפוגעת בזכות יסוד לקורת גג, אשר ניתנה כך – בטלה, ובית המשפט הנכבד מתבקש לקבוע כן במסגרת תקיפה עקיפה.</w:t>
-      </w:r>
-    </w:p>
-    <w:p>
-      <w:pPr>
-        <w:bidi w:val="1"/>
-        <w:spacing w:lineRule="auto" w:line="360" w:after="80" w:before="160"/>
-        <w:jc w:val="right"/>
-      </w:pPr>
-      <w:r>
-        <w:rPr>
-          <w:rFonts w:ascii="David" w:hAnsi="David" w:cs="David" w:eastAsia="David"/>
-          <w:b/>
-          <w:sz w:val="24"/>
-          <w:u w:val="single"/>
-          <w:rtl w:val="1"/>
-          <w:szCs w:val="24"/>
-          <w:bCs w:val="1"/>
-        </w:rPr>
-        <w:t>היעדר צירוף ייפוי כוח מטעם התובעת – תקנה 9(ה)</w:t>
-      </w:r>
-    </w:p>
-    <w:p>
-      <w:pPr>
-        <w:bidi w:val="1"/>
-        <w:spacing w:lineRule="auto" w:line="360" w:after="160" w:before="0"/>
-        <w:ind w:left="510" w:hanging="510"/>
-        <w:jc w:val="both"/>
-      </w:pPr>
-      <w:r>
-        <w:rPr>
-          <w:rFonts w:ascii="David" w:hAnsi="David" w:cs="David" w:eastAsia="David"/>
-          <w:b w:val="0"/>
-          <w:sz w:val="24"/>
-          <w:u w:val="none"/>
-          <w:rtl w:val="1"/>
-          <w:szCs w:val="24"/>
-        </w:rPr>
-        <w:t>8.</w:t>
-        <w:tab/>
-        <w:t>תקנה 9(ה) לתקנות סדר הדין האזרחי, התשע"ט-2018 מחייבת עורך דין לצרף לכתב הטענות הראשון את ייפוי הכוח "מטעם בעל הדין". ייפוי הכוח היחיד שצורף (עמוד 44 לכתב התביעה) הינו ייפוי כוח שניתן ביום 31.8.2025 בידי היועצת המשפטית לממשלה, לייצוג מדינת ישראל. ייפוי כוח מטעם התובעת – חברה בע"מ שהיא בעלת הדין דנא – לא צורף.</w:t>
-      </w:r>
-    </w:p>
-    <w:p>
-      <w:pPr>
-        <w:bidi w:val="1"/>
-        <w:spacing w:lineRule="auto" w:line="360" w:after="80" w:before="160"/>
-        <w:jc w:val="right"/>
-      </w:pPr>
-      <w:r>
-        <w:rPr>
-          <w:rFonts w:ascii="David" w:hAnsi="David" w:cs="David" w:eastAsia="David"/>
-          <w:b/>
-          <w:sz w:val="24"/>
-          <w:u w:val="single"/>
-          <w:rtl w:val="1"/>
-          <w:szCs w:val="24"/>
-          <w:bCs w:val="1"/>
-        </w:rPr>
-        <w:t>שיהוי, ויתור והשתק</w:t>
-      </w:r>
-    </w:p>
-    <w:p>
-      <w:pPr>
-        <w:bidi w:val="1"/>
-        <w:spacing w:lineRule="auto" w:line="360" w:after="160" w:before="0"/>
-        <w:ind w:left="510" w:hanging="510"/>
-        <w:jc w:val="both"/>
-      </w:pPr>
-      <w:r>
-        <w:rPr>
-          <w:rFonts w:ascii="David" w:hAnsi="David" w:cs="David" w:eastAsia="David"/>
-          <w:b w:val="0"/>
-          <w:sz w:val="24"/>
-          <w:u w:val="none"/>
-          <w:rtl w:val="1"/>
-          <w:szCs w:val="24"/>
-        </w:rPr>
-        <w:t>9.</w:t>
-        <w:tab/>
-        <w:t>הדייר החוזי הלך לבית עולמו ביום 16.2.2024; "ההחלטה" ניתנה ביום 2.9.2024; וכתב התביעה נחתם ביום 3.6.2026 – בחלוף למעלה מעשרים ואחד חודשים מן ההחלטה ולמעלה מעשרים ושמונה חודשים מן הפטירה. בכל אותה עת המשיכה התובעת לנהל את חשבון הדירה כחשבון פעיל, המשיכה לחייב בדמי שכירות, ואף זקפה הנחת מדרוג שתוקפה עד ליום 30.9.2024 – היינו, לאחר הפטירה. מי שנוהג כך במשך שנתיים וחצי מנוע ומושתק מלטעון כי מנגד ניצבת "פולשת".</w:t>
-      </w:r>
-    </w:p>
-    <w:p>
-      <w:pPr>
-        <w:bidi w:val="1"/>
-        <w:spacing w:lineRule="auto" w:line="360" w:after="120" w:before="200"/>
-        <w:jc w:val="right"/>
-      </w:pPr>
-      <w:r>
-        <w:rPr>
-          <w:rFonts w:ascii="David" w:hAnsi="David" w:cs="David" w:eastAsia="David"/>
-          <w:b/>
-          <w:sz w:val="24"/>
-          <w:u w:val="single"/>
-          <w:rtl w:val="1"/>
-          <w:szCs w:val="24"/>
-          <w:bCs w:val="1"/>
-        </w:rPr>
-        <w:t>תמצית טענות ההגנה</w:t>
-      </w:r>
-    </w:p>
-    <w:p>
-      <w:pPr>
-        <w:bidi w:val="1"/>
-        <w:spacing w:lineRule="auto" w:line="360" w:after="160" w:before="0"/>
-        <w:ind w:left="510" w:hanging="510"/>
-        <w:jc w:val="both"/>
-      </w:pPr>
-      <w:r>
-        <w:rPr>
-          <w:rFonts w:ascii="David" w:hAnsi="David" w:cs="David" w:eastAsia="David"/>
-          <w:b w:val="0"/>
-          <w:sz w:val="24"/>
-          <w:u w:val="none"/>
-          <w:rtl w:val="1"/>
-          <w:szCs w:val="24"/>
-        </w:rPr>
-        <w:t>10.</w:t>
-        <w:tab/>
-        <w:t>מבלי לגרוע מן הטענות המקדמיות, ולחלופין להן, להלן תמצית הגנת הנתבעת, לפי סדר עילות התביעה.</w:t>
-      </w:r>
-    </w:p>
-    <w:p>
-      <w:pPr>
-        <w:bidi w:val="1"/>
-        <w:spacing w:lineRule="auto" w:line="360" w:after="160" w:before="0"/>
-        <w:ind w:left="510" w:hanging="510"/>
-        <w:jc w:val="both"/>
-      </w:pPr>
-      <w:r>
-        <w:rPr>
-          <w:rFonts w:ascii="David" w:hAnsi="David" w:cs="David" w:eastAsia="David"/>
-          <w:b w:val="0"/>
-          <w:sz w:val="24"/>
-          <w:u w:val="none"/>
-          <w:rtl w:val="1"/>
-          <w:szCs w:val="24"/>
-        </w:rPr>
-        <w:t>11.</w:t>
-        <w:tab/>
-        <w:t>ראשית, הנתבעת מתגוררת בדירה דנא מיום 8.8.1996 – הוא תאריך האכלוס הרשום בכל אחד ואחד מטופסי התובעת עצמה. הנתבעת עברה אל הדירה עם אביה בהיותה ילדה, וזו ביתה היחיד מאז ומעולם. מכתב המחלקה לשירותים חברתיים "ירקון" שבעיריית פתח תקווה מאשש זאת באורח עצמאי, בקובעו כי הנתבעת מתגוררת בדירה "מזה 30 שנה".</w:t>
-      </w:r>
-    </w:p>
-    <w:p>
-      <w:pPr>
-        <w:bidi w:val="1"/>
-        <w:spacing w:lineRule="auto" w:line="360" w:after="160" w:before="0"/>
-        <w:ind w:left="510" w:hanging="510"/>
-        <w:jc w:val="both"/>
-      </w:pPr>
-      <w:r>
-        <w:rPr>
-          <w:rFonts w:ascii="David" w:hAnsi="David" w:cs="David" w:eastAsia="David"/>
-          <w:b w:val="0"/>
-          <w:sz w:val="24"/>
-          <w:u w:val="none"/>
-          <w:rtl w:val="1"/>
-          <w:szCs w:val="24"/>
-        </w:rPr>
-        <w:t>12.</w:t>
-        <w:tab/>
-        <w:t>שנית, הנתבעת עונה על הגדרת "דייר ממשיך" שבסעיף 1 לחוק זכויות הדייר בדיור הציבורי, התשנ"ח-1998: היא בתו של הזכאי, והיא התגוררה עמו בדירה הציבורית תקופה העולה כדי עשרות מונים על שלוש השנים הנדרשות בסמוך למועד פטירתו.</w:t>
-      </w:r>
-    </w:p>
-    <w:p>
-      <w:pPr>
-        <w:bidi w:val="1"/>
-        <w:spacing w:lineRule="auto" w:line="360" w:after="160" w:before="0"/>
-        <w:ind w:left="510" w:hanging="510"/>
-        <w:jc w:val="both"/>
-      </w:pPr>
-      <w:r>
-        <w:rPr>
-          <w:rFonts w:ascii="David" w:hAnsi="David" w:cs="David" w:eastAsia="David"/>
-          <w:b w:val="0"/>
-          <w:sz w:val="24"/>
-          <w:u w:val="none"/>
-          <w:rtl w:val="1"/>
-          <w:szCs w:val="24"/>
-        </w:rPr>
-        <w:t>13.</w:t>
-        <w:tab/>
-        <w:t>שלישית, ולב לבו של העניין – הראיות המפריכות את התביעה הן ראיותיה של התובעת עצמה. בביקור מיום 3.8.2020 נרשם כי הדייר החוזי אינו גר בגפו; בביקור מיום 21.10.2021 נותר שדה זה ריק לחלוטין; הביקור מיום 18.12.2023 לא נערך כלל שכן איש לא נמצא בדירה; והביקור מיום 3.7.2024 נערך "עם הבת", ובגינו סימנה התובעת עצמה "דייר ממשיך – גר: כן". ודוק; אלו הן ארבע נקודות הזמן היחידות הרלוונטיות לתקופה הקבועה בחוק – ולא אחת מהן תומכת בתביעה.</w:t>
-      </w:r>
-    </w:p>
-    <w:p>
-      <w:pPr>
-        <w:bidi w:val="1"/>
-        <w:spacing w:lineRule="auto" w:line="360" w:after="160" w:before="0"/>
-        <w:ind w:left="510" w:hanging="510"/>
-        <w:jc w:val="both"/>
-      </w:pPr>
-      <w:r>
-        <w:rPr>
-          <w:rFonts w:ascii="David" w:hAnsi="David" w:cs="David" w:eastAsia="David"/>
-          <w:b w:val="0"/>
-          <w:sz w:val="24"/>
-          <w:u w:val="none"/>
-          <w:rtl w:val="1"/>
-          <w:szCs w:val="24"/>
-        </w:rPr>
-        <w:t>14.</w:t>
-        <w:tab/>
-        <w:t>רביעית, ה"הצהרות" עליהן נסמכת התובעת (סעיף 16 לכתב התביעה) אינן ראויות למשקל כלשהו. ההצהרה היחידה הנושאת אזהרה כדין הינה מיום 28.10.2010 – למעלה משלוש עשרה שנים לפני הפטירה; יתר "ההצהרות" הינן טפסים מודפסים מראש שנוסחם "אני/ו גר/ה/ים לבדי/נו בדירה", אשר החלופות שבהם מעולם לא נמחקו. כולן נחתמו בידי עולה קשיש יליד 1943, ואף אחת מהן אינה אומרת דבר על התקופה הרלוונטית. הפירוט – בחלק השלישי להלן.</w:t>
-      </w:r>
-    </w:p>
-    <w:p>
-      <w:pPr>
-        <w:bidi w:val="1"/>
-        <w:spacing w:lineRule="auto" w:line="360" w:after="160" w:before="0"/>
-        <w:ind w:left="510" w:hanging="510"/>
-        <w:jc w:val="both"/>
-      </w:pPr>
-      <w:r>
-        <w:rPr>
-          <w:rFonts w:ascii="David" w:hAnsi="David" w:cs="David" w:eastAsia="David"/>
-          <w:b w:val="0"/>
-          <w:sz w:val="24"/>
-          <w:u w:val="none"/>
-          <w:rtl w:val="1"/>
-          <w:szCs w:val="24"/>
-        </w:rPr>
-        <w:t>15.</w:t>
-        <w:tab/>
-        <w:t>חמישית, גורם הרווחה המוסמך – המחלקה לשירותים חברתיים בעיריית פתח תקווה – פנה בכתב וביקש מפורשות להימנע מהוצאת הנתבעת מן הדירה. הנתבעת מוכרת לרווחה "לאורך שנים", מתמודדת עם נכות נפשית ועם פיברומיאלגיה, מקבלת קצבת נכות בשיעור 100% מן המוסד לביטוח לאומי, ואינה מסוגלת, כלשון המכתב, "להתמודד עם מעברים ושינויים". התובעת, כרשות ציבורית, אינה רשאית להתעלם מעמדתו של גורם מקצועי מוסמך זה.</w:t>
-      </w:r>
-    </w:p>
-    <w:p>
-      <w:pPr>
-        <w:bidi w:val="1"/>
-        <w:spacing w:lineRule="auto" w:line="360" w:after="120" w:before="200"/>
-        <w:jc w:val="right"/>
-      </w:pPr>
-      <w:r>
-        <w:rPr>
-          <w:rFonts w:ascii="David" w:hAnsi="David" w:cs="David" w:eastAsia="David"/>
-          <w:b/>
-          <w:sz w:val="24"/>
-          <w:u w:val="single"/>
-          <w:rtl w:val="1"/>
-          <w:szCs w:val="24"/>
-          <w:bCs w:val="1"/>
-        </w:rPr>
-        <w:t>טיעונים לעניין הסעד המבוקש</w:t>
-      </w:r>
-    </w:p>
-    <w:p>
-      <w:pPr>
-        <w:bidi w:val="1"/>
-        <w:spacing w:lineRule="auto" w:line="360" w:after="160" w:before="0"/>
-        <w:ind w:left="510" w:hanging="510"/>
-        <w:jc w:val="both"/>
-      </w:pPr>
-      <w:r>
-        <w:rPr>
-          <w:rFonts w:ascii="David" w:hAnsi="David" w:cs="David" w:eastAsia="David"/>
-          <w:b w:val="0"/>
-          <w:sz w:val="24"/>
-          <w:u w:val="none"/>
-          <w:rtl w:val="1"/>
-          <w:szCs w:val="24"/>
-        </w:rPr>
-        <w:t>16.</w:t>
-        <w:tab/>
-        <w:t>דין התביעה להידחות על הסף, ולחלופין לגופה. הסעד של סילוק יד הינו סעד שבשיקול דעת, וממילא אין להיעתר לו מקום שהמבקש אותו הוא רשות ציבורית אשר ראיותיה סותרות את טענותיה, אשר לא קיימה שימוע, לא נימקה את החלטתה ולא המציאה אותה.</w:t>
-      </w:r>
-    </w:p>
-    <w:p>
-      <w:pPr>
-        <w:bidi w:val="1"/>
-        <w:spacing w:lineRule="auto" w:line="360" w:after="160" w:before="0"/>
-        <w:ind w:left="510" w:hanging="510"/>
-        <w:jc w:val="both"/>
-      </w:pPr>
-      <w:r>
-        <w:rPr>
-          <w:rFonts w:ascii="David" w:hAnsi="David" w:cs="David" w:eastAsia="David"/>
-          <w:b w:val="0"/>
-          <w:sz w:val="24"/>
-          <w:u w:val="none"/>
-          <w:rtl w:val="1"/>
-          <w:szCs w:val="24"/>
-        </w:rPr>
-        <w:t>17.</w:t>
-        <w:tab/>
-        <w:t>מבלי לגרוע מן האמור, ולחלופין בלבד – ככל שיסבור בית המשפט הנכבד כי יש ממש בטענות התובעת, ואין זה המצב – מתבקש בית המשפט הנכבד להורות כי לא יינתן צו פינוי בטרם תובא עניינה של הנתבעת בפני הוועדה המוסמכת לבחינת מקרים חריגים מטעמים הומניטריים, כשלפניה מכתב גורם הרווחה, ובטרם יוסדר לנתבעת פתרון דיור חלופי הולם. פינוי אישה נכת 100% מביתה היחיד אל הרחוב אינו עולה בקנה אחד עם חוק-יסוד: כבוד האדם וחירותו, עם חובת ההתאמות שבחוק שוויון זכויות לאנשים עם מוגבלות, התשנ"ח-1998, ועם תכליתו של חוק זכויות הדייר בדיור הציבורי, התשנ"ח-1998.</w:t>
-      </w:r>
-    </w:p>
-    <w:p>
-      <w:pPr>
-        <w:bidi w:val="1"/>
-        <w:spacing w:lineRule="auto" w:line="360" w:after="160" w:before="0"/>
-        <w:ind w:left="510" w:hanging="510"/>
-        <w:jc w:val="both"/>
-      </w:pPr>
-      <w:r>
-        <w:rPr>
-          <w:rFonts w:ascii="David" w:hAnsi="David" w:cs="David" w:eastAsia="David"/>
-          <w:b w:val="0"/>
-          <w:sz w:val="24"/>
-          <w:u w:val="none"/>
-          <w:rtl w:val="1"/>
-          <w:szCs w:val="24"/>
-        </w:rPr>
-        <w:t>18.</w:t>
-        <w:tab/>
-        <w:t>ולחלופי חלופין, ככל שייקבע כי דין הדירה להתפנות – מתבקש בית המשפט הנכבד לעכב את ביצוע הפינוי לתקופה משמעותית, ההולמת את מצבה הרפואי והנפשי של הנתבעת ואת שלושים שנות מגוריה בדירה.</w:t>
-      </w:r>
-    </w:p>
-    <w:p>
-      <w:pPr>
-        <w:bidi w:val="1"/>
-        <w:spacing w:lineRule="auto" w:line="360" w:after="160" w:before="0"/>
-        <w:ind w:left="510" w:hanging="510"/>
-        <w:jc w:val="both"/>
-      </w:pPr>
-      <w:r>
-        <w:rPr>
-          <w:rFonts w:ascii="David" w:hAnsi="David" w:cs="David" w:eastAsia="David"/>
-          <w:b w:val="0"/>
-          <w:sz w:val="24"/>
-          <w:u w:val="none"/>
-          <w:rtl w:val="1"/>
-          <w:szCs w:val="24"/>
-        </w:rPr>
-        <w:t>19.</w:t>
-        <w:tab/>
-        <w:t>אשר לעתירת התובעת לחיוב הנתבעת ב"הוצאות משפט מוגברות" בשל "התנהלותה המקוממת" (סעיף 24 לכתב התביעה) – דינה להידחות מכל וכל. ההתנהלות המקוממת בהליך דנא אינה של הנתבעת.</w:t>
+        <w:t>בצר לה, מבקשת התובעת לבנות קונסטרוקציה משפטית קלוקלת – בלתי צליחה – שלפיה ילדה שגדלה בדירה הפכה ביום מותו של אביה, כהרף עין, ל"פולשת". ואילו התובעת עצמה, באותה נשימה, פתחה בעניינה של הנתבעת תיק שכותרתו "בקשה להקניית זכויות כדייר ממשיך", ובו נקובים שמה ומספר זהותה תחת הכותרת "פרטי המבקשים". הא ותו לא.</w:t>
       </w:r>
     </w:p>
     <w:p>
@@ -1061,1055 +652,2014 @@
       </w:pPr>
       <w:r>
         <w:rPr>
-          <w:rFonts w:ascii="David" w:hAnsi="David" w:cs="David" w:eastAsia="David"/>
+          <w:rFonts w:ascii="David" w:hAnsi="David" w:cs="David" w:eastAsia="David" w:hint="cs"/>
           <w:b/>
+          <w:bCs w:val="1"/>
           <w:sz w:val="28"/>
+          <w:szCs w:val="28"/>
           <w:u w:val="single"/>
           <w:rtl w:val="1"/>
+          <w:lang w:bidi="he-IL"/>
+        </w:rPr>
+        <w:t>חלק שני – עיקר הטענות</w:t>
+      </w:r>
+    </w:p>
+    <w:p>
+      <w:pPr>
+        <w:keepNext w:val="1"/>
+        <w:keepLines w:val="1"/>
+        <w:bidi w:val="1"/>
+        <w:spacing w:lineRule="auto" w:line="360" w:after="100" w:before="200"/>
+        <w:jc w:val="left"/>
+      </w:pPr>
+      <w:r>
+        <w:rPr>
+          <w:rFonts w:ascii="David" w:hAnsi="David" w:cs="David" w:eastAsia="David" w:hint="cs"/>
+          <w:b/>
+          <w:bCs w:val="1"/>
+          <w:sz w:val="24"/>
+          <w:szCs w:val="24"/>
+          <w:u w:val="single"/>
+          <w:rtl w:val="1"/>
+          <w:lang w:bidi="he-IL"/>
+        </w:rPr>
+        <w:t>טענות מקדמיות</w:t>
+      </w:r>
+    </w:p>
+    <w:p>
+      <w:pPr>
+        <w:keepNext w:val="1"/>
+        <w:keepLines w:val="1"/>
+        <w:bidi w:val="1"/>
+        <w:spacing w:lineRule="auto" w:line="360" w:after="100" w:before="160"/>
+        <w:jc w:val="left"/>
+      </w:pPr>
+      <w:r>
+        <w:rPr>
+          <w:rFonts w:ascii="David" w:hAnsi="David" w:cs="David" w:eastAsia="David" w:hint="cs"/>
+          <w:b/>
+          <w:bCs w:val="1"/>
+          <w:sz w:val="24"/>
+          <w:szCs w:val="24"/>
+          <w:u w:val="single"/>
+          <w:rtl w:val="1"/>
+          <w:lang w:bidi="he-IL"/>
+        </w:rPr>
+        <w:t>בטלות ההחלטה מיום 2.9.2024 – תקיפה עקיפה</w:t>
+      </w:r>
+    </w:p>
+    <w:p>
+      <w:pPr>
+        <w:numPr>
+          <w:ilvl w:val="0"/>
+          <w:numId w:val="77"/>
+        </w:numPr>
+        <w:bidi w:val="1"/>
+        <w:spacing w:lineRule="auto" w:line="360" w:after="160" w:before="0"/>
+        <w:jc w:val="both"/>
+      </w:pPr>
+      <w:r>
+        <w:rPr>
+          <w:rFonts w:ascii="David" w:hAnsi="David" w:cs="David" w:eastAsia="David" w:hint="cs"/>
+          <w:b w:val="0"/>
+          <w:sz w:val="24"/>
+          <w:szCs w:val="24"/>
+          <w:u w:val="none"/>
+          <w:rtl w:val="1"/>
+          <w:lang w:bidi="he-IL"/>
+        </w:rPr>
+        <w:t xml:space="preserve">הסעד המבוקש נשען כל כולו על החלטת ועדת הלגליזציה. ודוק; החלטה זו בטלה מעיקרה, ובית המשפט הנכבד מתבקש לקבוע כן במסגרת תקיפה עקיפה. ראשית, ועדת הלגליזציה החילה על הנתבעת מבחן מחמיר מזה שבחוק: על גבי הטופס עצמו מודפסת ההוראה כי נדרשים ביקורי מעגל "מתאריך 1.8.09 ועד מועד הבקשה </w:t>
+      </w:r>
+      <w:r>
+        <w:rPr>
+          <w:rFonts w:ascii="David" w:hAnsi="David" w:cs="David" w:eastAsia="David" w:hint="cs"/>
+          <w:b/>
+          <w:bCs w:val="1"/>
+          <w:sz w:val="24"/>
+          <w:szCs w:val="24"/>
+          <w:u w:val="single"/>
+          <w:rtl w:val="1"/>
+          <w:lang w:bidi="he-IL"/>
+        </w:rPr>
+        <w:t>ולא פחות מ-4 שנות מגורים רצופות</w:t>
+      </w:r>
+      <w:r>
+        <w:rPr>
+          <w:rFonts w:ascii="David" w:hAnsi="David" w:cs="David" w:eastAsia="David" w:hint="cs"/>
+          <w:b w:val="0"/>
+          <w:sz w:val="24"/>
+          <w:szCs w:val="24"/>
+          <w:u w:val="none"/>
+          <w:rtl w:val="1"/>
+          <w:lang w:bidi="he-IL"/>
+        </w:rPr>
+        <w:t xml:space="preserve">" – בעוד שהחוק נוקב בשלוש שנים. שנית, טבלת האימות שבטופס, שבה נדרש סגן מנהל מרכז השירות לציין את ממצאיו בסעיפי "חסר דירה", "מומש סיוע בשכ"ד", "כתובות" ו"גבולות" – נותרה, בכל שורותיה, ללא כל סימון. היינו: </w:t>
+      </w:r>
+      <w:r>
+        <w:rPr>
+          <w:rFonts w:ascii="David" w:hAnsi="David" w:cs="David" w:eastAsia="David" w:hint="cs"/>
+          <w:b/>
+          <w:bCs w:val="1"/>
+          <w:sz w:val="24"/>
+          <w:szCs w:val="24"/>
+          <w:u w:val="single"/>
+          <w:rtl w:val="1"/>
+          <w:lang w:bidi="he-IL"/>
+        </w:rPr>
+        <w:t>התובעת מעולם לא בדקה את תבחיני הזכאות שעל יסודם היא טוענת כי הנתבעת אינה זכאית</w:t>
+      </w:r>
+      <w:r>
+        <w:rPr>
+          <w:rFonts w:ascii="David" w:hAnsi="David" w:cs="David" w:eastAsia="David" w:hint="cs"/>
+          <w:b w:val="0"/>
+          <w:sz w:val="24"/>
+          <w:szCs w:val="24"/>
+          <w:u w:val="none"/>
+          <w:rtl w:val="1"/>
+          <w:lang w:bidi="he-IL"/>
+        </w:rPr>
+        <w:t>.</w:t>
+      </w:r>
+    </w:p>
+    <w:p>
+      <w:pPr>
+        <w:numPr>
+          <w:ilvl w:val="0"/>
+          <w:numId w:val="77"/>
+        </w:numPr>
+        <w:bidi w:val="1"/>
+        <w:spacing w:lineRule="auto" w:line="360" w:after="160" w:before="0"/>
+        <w:jc w:val="both"/>
+      </w:pPr>
+      <w:r>
+        <w:rPr>
+          <w:rFonts w:ascii="David" w:hAnsi="David" w:cs="David" w:eastAsia="David" w:hint="cs"/>
+          <w:b w:val="0"/>
+          <w:sz w:val="24"/>
+          <w:szCs w:val="24"/>
+          <w:u w:val="none"/>
+          <w:rtl w:val="1"/>
+          <w:lang w:bidi="he-IL"/>
+        </w:rPr>
+        <w:t>שלישית, המסמך מוכתר "פרוטוקול", ואולם אין בו מועד ישיבה, אין בו הרכב, אין בו נוכחים, אין בו דיון, והשדה "מצ"ב החלטת ועדה מיום:" נותר ריק. רביעית, אין הנמקה, ואף אין זכר לכך שהנתבעת זומנה, נשמעה או יוצגה – בניגוד לחובת השימוע ולחובת ההנמקה החלות על התובעת כגוף דו-מהותי, וברוח חוק לתיקון סדרי המינהל (החלטות והנמקות), התשי"ט-1958. חמישית, מי שערך את התשתית העובדתית ומי שהכריע על פיה באים מאותו מרכז שירות עצמו. ושישית, ולמעלה מן הצורך – לא הוצגה ולו ראיה אחת כי ההחלטה הומצאה לנתבעת אי פעם, או כי הועמדה על זכותה להשיג עליה.</w:t>
+      </w:r>
+    </w:p>
+    <w:p>
+      <w:pPr>
+        <w:keepNext w:val="1"/>
+        <w:keepLines w:val="1"/>
+        <w:bidi w:val="1"/>
+        <w:spacing w:lineRule="auto" w:line="360" w:after="100" w:before="160"/>
+        <w:jc w:val="left"/>
+      </w:pPr>
+      <w:r>
+        <w:rPr>
+          <w:rFonts w:ascii="David" w:hAnsi="David" w:cs="David" w:eastAsia="David" w:hint="cs"/>
+          <w:b/>
+          <w:bCs w:val="1"/>
+          <w:sz w:val="24"/>
+          <w:szCs w:val="24"/>
+          <w:u w:val="single"/>
+          <w:rtl w:val="1"/>
+          <w:lang w:bidi="he-IL"/>
+        </w:rPr>
+        <w:t>היעדר עילה – "פלישה" שלא היתה ולא נבראה</w:t>
+      </w:r>
+    </w:p>
+    <w:p>
+      <w:pPr>
+        <w:numPr>
+          <w:ilvl w:val="0"/>
+          <w:numId w:val="77"/>
+        </w:numPr>
+        <w:bidi w:val="1"/>
+        <w:spacing w:lineRule="auto" w:line="360" w:after="160" w:before="0"/>
+        <w:jc w:val="both"/>
+      </w:pPr>
+      <w:r>
+        <w:rPr>
+          <w:rFonts w:ascii="David" w:hAnsi="David" w:cs="David" w:eastAsia="David" w:hint="cs"/>
+          <w:b w:val="0"/>
+          <w:sz w:val="24"/>
+          <w:szCs w:val="24"/>
+          <w:u w:val="none"/>
+          <w:rtl w:val="1"/>
+          <w:lang w:bidi="he-IL"/>
+        </w:rPr>
+        <w:t>כתב התביעה כולו נשען על הטענה כי הנתבעת "פלשה" אל הדירה "עם פטירת אביה המנוח" (סעיפים 9 ו-15 לכתב התביעה). ברם, מי שהתגוררה בדירה מכוח רשות, ואשר נותרה בה לאחר פטירת מי שהתקשר בחוזה, אינה "פולשת" לפי כל אמת מידה משפטית; לכל היותר עסקינן בבת-רשות שרישיונה פקע, על כל המשתמע מכך לעניין הסעד ולעניין שיקולי הצדק. ודוק; התובעת עצמה לא סברה אחרת – שאם לא כן לא היתה פותחת בעניינה של הנתבעת תיק להקניית זכויות כדייר ממשיך, ולא היתה מנהלת את חשבון הדירה כחשבון פעיל לאחר הפטירה.</w:t>
+      </w:r>
+    </w:p>
+    <w:p>
+      <w:pPr>
+        <w:keepNext w:val="1"/>
+        <w:keepLines w:val="1"/>
+        <w:bidi w:val="1"/>
+        <w:spacing w:lineRule="auto" w:line="360" w:after="100" w:before="160"/>
+        <w:jc w:val="left"/>
+      </w:pPr>
+      <w:r>
+        <w:rPr>
+          <w:rFonts w:ascii="David" w:hAnsi="David" w:cs="David" w:eastAsia="David" w:hint="cs"/>
+          <w:b/>
+          <w:bCs w:val="1"/>
+          <w:sz w:val="24"/>
+          <w:szCs w:val="24"/>
+          <w:u w:val="single"/>
+          <w:rtl w:val="1"/>
+          <w:lang w:bidi="he-IL"/>
+        </w:rPr>
+        <w:t>אי-מיצוי ההליך – היעדר בחינה של הנסיבות ההומניטריות</w:t>
+      </w:r>
+    </w:p>
+    <w:p>
+      <w:pPr>
+        <w:numPr>
+          <w:ilvl w:val="0"/>
+          <w:numId w:val="77"/>
+        </w:numPr>
+        <w:bidi w:val="1"/>
+        <w:spacing w:lineRule="auto" w:line="360" w:after="160" w:before="0"/>
+        <w:jc w:val="both"/>
+      </w:pPr>
+      <w:r>
+        <w:rPr>
+          <w:rFonts w:ascii="David" w:hAnsi="David" w:cs="David" w:eastAsia="David" w:hint="cs"/>
+          <w:b w:val="0"/>
+          <w:sz w:val="24"/>
+          <w:szCs w:val="24"/>
+          <w:u w:val="none"/>
+          <w:rtl w:val="1"/>
+          <w:lang w:bidi="he-IL"/>
+        </w:rPr>
+        <w:t>התובעת קיבלה את החלטתה מבלי שפנתה לגורמי הרווחה ומבלי שבררה את מצבה הרפואי והנפשי של הנתבעת, ומבלי שהובאו בפניה נתונים אלה כלל. כמפורט בחלק השלישי להלן, עסקינן באישה המוכרת לשירותי הרווחה, המתמודדת עם נכות נפשית ועם פיברומיאלגיה ומקבלת קצבת נכות בשיעור 100%. משלא נבחנו נסיבות אלו – לא במסגרת ועדת הלגליזציה ולא בפני הוועדה המוסמכת לבחינת מקרים חריגים – לא מוצה ההליך המנהלי, ואין בידי התובעת להיזקק לסעד של סילוק יד.</w:t>
+      </w:r>
+    </w:p>
+    <w:p>
+      <w:pPr>
+        <w:keepNext w:val="1"/>
+        <w:keepLines w:val="1"/>
+        <w:bidi w:val="1"/>
+        <w:spacing w:lineRule="auto" w:line="360" w:after="100" w:before="160"/>
+        <w:jc w:val="left"/>
+      </w:pPr>
+      <w:r>
+        <w:rPr>
+          <w:rFonts w:ascii="David" w:hAnsi="David" w:cs="David" w:eastAsia="David" w:hint="cs"/>
+          <w:b/>
+          <w:bCs w:val="1"/>
+          <w:sz w:val="24"/>
+          <w:szCs w:val="24"/>
+          <w:u w:val="single"/>
+          <w:rtl w:val="1"/>
+          <w:lang w:bidi="he-IL"/>
+        </w:rPr>
+        <w:t>שיהוי, ויתור והשתק</w:t>
+      </w:r>
+    </w:p>
+    <w:p>
+      <w:pPr>
+        <w:numPr>
+          <w:ilvl w:val="0"/>
+          <w:numId w:val="77"/>
+        </w:numPr>
+        <w:bidi w:val="1"/>
+        <w:spacing w:lineRule="auto" w:line="360" w:after="160" w:before="0"/>
+        <w:jc w:val="both"/>
+      </w:pPr>
+      <w:r>
+        <w:rPr>
+          <w:rFonts w:ascii="David" w:hAnsi="David" w:cs="David" w:eastAsia="David" w:hint="cs"/>
+          <w:b w:val="0"/>
+          <w:sz w:val="24"/>
+          <w:szCs w:val="24"/>
+          <w:u w:val="none"/>
+          <w:rtl w:val="1"/>
+          <w:lang w:bidi="he-IL"/>
+        </w:rPr>
+        <w:t>המנוח הלך לבית עולמו ביום 16.2.2024; ההחלטה ניתנה ביום 2.9.2024; וכתב התביעה נחתם ביום 3.6.2026 – בחלוף כעשרים ואחד חודשים מן ההחלטה וכעשרים ושבעה חודשים מן הפטירה. בכל אותה עת הוסיפה התובעת לנהל את חשבון הדירה כחשבון פעיל, הוסיפה לחייב בדמי שכירות, ואף זקפה הנחת מדרוג שתוקפה עד ליום 30.9.2024 – היינו, לאחר הפטירה. מי שנוהג כך למעלה משנתיים מנוע ומושתק מלטעון כי מנגד ניצבת "פולשת". ויובהר; ככל שתיטען מנגד טענת שיהוי כלפי הנתבעת, הרי שההחלטה מעולם לא הומצאה לה, וממילא לא החל מרוץ כלשהו בעניינה.</w:t>
+      </w:r>
+    </w:p>
+    <w:p>
+      <w:pPr>
+        <w:keepNext w:val="1"/>
+        <w:keepLines w:val="1"/>
+        <w:bidi w:val="1"/>
+        <w:spacing w:lineRule="auto" w:line="360" w:after="100" w:before="200"/>
+        <w:jc w:val="left"/>
+      </w:pPr>
+      <w:r>
+        <w:rPr>
+          <w:rFonts w:ascii="David" w:hAnsi="David" w:cs="David" w:eastAsia="David" w:hint="cs"/>
+          <w:b/>
+          <w:bCs w:val="1"/>
+          <w:sz w:val="24"/>
+          <w:szCs w:val="24"/>
+          <w:u w:val="single"/>
+          <w:rtl w:val="1"/>
+          <w:lang w:bidi="he-IL"/>
+        </w:rPr>
+        <w:t>תמצית טענות ההגנה</w:t>
+      </w:r>
+    </w:p>
+    <w:p>
+      <w:pPr>
+        <w:numPr>
+          <w:ilvl w:val="0"/>
+          <w:numId w:val="77"/>
+        </w:numPr>
+        <w:bidi w:val="1"/>
+        <w:spacing w:lineRule="auto" w:line="360" w:after="160" w:before="0"/>
+        <w:jc w:val="both"/>
+      </w:pPr>
+      <w:r>
+        <w:rPr>
+          <w:rFonts w:ascii="David" w:hAnsi="David" w:cs="David" w:eastAsia="David" w:hint="cs"/>
+          <w:b w:val="0"/>
+          <w:sz w:val="24"/>
+          <w:szCs w:val="24"/>
+          <w:u w:val="none"/>
+          <w:rtl w:val="1"/>
+          <w:lang w:bidi="he-IL"/>
+        </w:rPr>
+        <w:t>מבלי לגרוע מן הטענות המקדמיות, ולחלופין להן, להלן תמצית הגנת הנתבעת, בהתאמה לעילות התביעה כסדרן.</w:t>
+      </w:r>
+    </w:p>
+    <w:p>
+      <w:pPr>
+        <w:numPr>
+          <w:ilvl w:val="0"/>
+          <w:numId w:val="77"/>
+        </w:numPr>
+        <w:bidi w:val="1"/>
+        <w:spacing w:lineRule="auto" w:line="360" w:after="160" w:before="0"/>
+        <w:jc w:val="both"/>
+      </w:pPr>
+      <w:r>
+        <w:rPr>
+          <w:rFonts w:ascii="David" w:hAnsi="David" w:cs="David" w:eastAsia="David" w:hint="cs"/>
+          <w:b w:val="0"/>
+          <w:sz w:val="24"/>
+          <w:szCs w:val="24"/>
+          <w:u w:val="none"/>
+          <w:rtl w:val="1"/>
+          <w:lang w:bidi="he-IL"/>
+        </w:rPr>
+        <w:t>ראשית, ובניגוד לנטען בסעיפים 9 ו-15 לכתב התביעה, הנתבעת לא "פלשה" לדירה ולא תפסה בה חזקה עם פטירת המנוח. הנתבעת התגוררה בדירה עם אביה שנים ארוכות עובר לפטירתו, והיא מוסיפה להתגורר בה מאז ועד היום. הדירה היא ביתה היחיד, ואין לה כל דירה או פתרון דיור אחר.</w:t>
+      </w:r>
+    </w:p>
+    <w:p>
+      <w:pPr>
+        <w:numPr>
+          <w:ilvl w:val="0"/>
+          <w:numId w:val="77"/>
+        </w:numPr>
+        <w:bidi w:val="1"/>
+        <w:spacing w:lineRule="auto" w:line="360" w:after="160" w:before="0"/>
+        <w:jc w:val="both"/>
+      </w:pPr>
+      <w:r>
+        <w:rPr>
+          <w:rFonts w:ascii="David" w:hAnsi="David" w:cs="David" w:eastAsia="David" w:hint="cs"/>
+          <w:b w:val="0"/>
+          <w:sz w:val="24"/>
+          <w:szCs w:val="24"/>
+          <w:u w:val="none"/>
+          <w:rtl w:val="1"/>
+          <w:lang w:bidi="he-IL"/>
+        </w:rPr>
+        <w:t>שנית, ובניגוד לנטען בסעיפים 10, 18 ו-19 לכתב התביעה, הנתבעת היא בתו של המנוח – הוא "הזכאי" כמשמעותו בחוק זכויות הדייר בדיור הציבורי, התשנ"ח-1998 – והיא התגוררה עמו בדירה ברציפות, ובסמוך למועד פטירתו, תקופה העולה בהרבה על שלוש השנים הקבועות בהגדרת "דייר ממשיך" שבסעיף 1 לחוק. הנתבעת אף עומדת בתבחיני הזכאות, כמפורט בחלק השלישי להלן – תבחינים אשר התובעת, כאמור, מעולם לא טרחה לבדוק.</w:t>
+      </w:r>
+    </w:p>
+    <w:p>
+      <w:pPr>
+        <w:numPr>
+          <w:ilvl w:val="0"/>
+          <w:numId w:val="77"/>
+        </w:numPr>
+        <w:bidi w:val="1"/>
+        <w:spacing w:lineRule="auto" w:line="360" w:after="160" w:before="0"/>
+        <w:jc w:val="both"/>
+      </w:pPr>
+      <w:r>
+        <w:rPr>
+          <w:rFonts w:ascii="David" w:hAnsi="David" w:cs="David" w:eastAsia="David" w:hint="cs"/>
+          <w:b w:val="0"/>
+          <w:sz w:val="24"/>
+          <w:szCs w:val="24"/>
+          <w:u w:val="none"/>
+          <w:rtl w:val="1"/>
+          <w:lang w:bidi="he-IL"/>
+        </w:rPr>
+        <w:t>שלישית, ובניגוד לנטען בסעיף 16 לכתב התביעה, אין בטופסי הביקור ובהצהרות המנוח כדי לבסס את התביעה. אלו מסמכיה של התובעת, שנוסחו על ידה, על גבי טפסים מודפסים מראש, ונחתמו בידי המנוח – עולה קשיש יליד 1943 – ולא בידי הנתבעת. ואין אדם יכול לוותר, בהצהרה שנוסחה עבורו, על זכותו הסטטוטורית של אדם אחר. הפירוט – בחלק השלישי להלן.</w:t>
+      </w:r>
+    </w:p>
+    <w:p>
+      <w:pPr>
+        <w:numPr>
+          <w:ilvl w:val="0"/>
+          <w:numId w:val="77"/>
+        </w:numPr>
+        <w:bidi w:val="1"/>
+        <w:spacing w:lineRule="auto" w:line="360" w:after="160" w:before="0"/>
+        <w:jc w:val="both"/>
+      </w:pPr>
+      <w:r>
+        <w:rPr>
+          <w:rFonts w:ascii="David" w:hAnsi="David" w:cs="David" w:eastAsia="David" w:hint="cs"/>
+          <w:b w:val="0"/>
+          <w:sz w:val="24"/>
+          <w:szCs w:val="24"/>
+          <w:u w:val="none"/>
+          <w:rtl w:val="1"/>
+          <w:lang w:bidi="he-IL"/>
+        </w:rPr>
+        <w:t xml:space="preserve">רביעית, מסכת הראיות של התובעת סותרת את עצמה. בטופס מיום 3.8.2020 נרשם, בשדה "גר/ה בגפו/ה", </w:t>
+      </w:r>
+      <w:r>
+        <w:rPr>
+          <w:rFonts w:ascii="David" w:hAnsi="David" w:cs="David" w:eastAsia="David" w:hint="cs"/>
+          <w:b/>
+          <w:bCs w:val="1"/>
+          <w:sz w:val="24"/>
+          <w:szCs w:val="24"/>
+          <w:u w:val="single"/>
+          <w:rtl w:val="1"/>
+          <w:lang w:bidi="he-IL"/>
+        </w:rPr>
+        <w:t>"לא"</w:t>
+      </w:r>
+      <w:r>
+        <w:rPr>
+          <w:rFonts w:ascii="David" w:hAnsi="David" w:cs="David" w:eastAsia="David" w:hint="cs"/>
+          <w:b w:val="0"/>
+          <w:sz w:val="24"/>
+          <w:szCs w:val="24"/>
+          <w:u w:val="none"/>
+          <w:rtl w:val="1"/>
+          <w:lang w:bidi="he-IL"/>
+        </w:rPr>
+        <w:t>; בביקור מיום 18.12.2023 לא נמצא הדייר בדירה כלל; ובביקור מיום 3.7.2024 נרשם כי הביקור נערך עם בתו של המנוח, ובגינו סימנה התובעת "דייר ממשיך – גר: כן" – ובאותה שורה עצמה סימנה גם כי המנוח, שנפטר חודשים קודם לכן, "גר: כן". מסכת שכזו אינה יכולה לשמש יסוד לפינוי אדם מביתו.</w:t>
+      </w:r>
+    </w:p>
+    <w:p>
+      <w:pPr>
+        <w:numPr>
+          <w:ilvl w:val="0"/>
+          <w:numId w:val="77"/>
+        </w:numPr>
+        <w:bidi w:val="1"/>
+        <w:spacing w:lineRule="auto" w:line="360" w:after="160" w:before="0"/>
+        <w:jc w:val="both"/>
+      </w:pPr>
+      <w:r>
+        <w:rPr>
+          <w:rFonts w:ascii="David" w:hAnsi="David" w:cs="David" w:eastAsia="David" w:hint="cs"/>
+          <w:b w:val="0"/>
+          <w:sz w:val="24"/>
+          <w:szCs w:val="24"/>
+          <w:u w:val="none"/>
+          <w:rtl w:val="1"/>
+          <w:lang w:bidi="he-IL"/>
+        </w:rPr>
+        <w:t>חמישית, ולמצער, אף אם ייקבע כי הנתבעת אינה באה בגדר "דייר ממשיך" – ואין זה המצב – הרי שנסיבותיה ההומניטריות מחייבות בחינה בפני הוועדה המוסמכת לכך בטרם יינתן סעד של פינוי, ובטרם תוסדר לה חלופת דיור.</w:t>
+      </w:r>
+    </w:p>
+    <w:p>
+      <w:pPr>
+        <w:keepNext w:val="1"/>
+        <w:keepLines w:val="1"/>
+        <w:bidi w:val="1"/>
+        <w:spacing w:lineRule="auto" w:line="360" w:after="100" w:before="200"/>
+        <w:jc w:val="left"/>
+      </w:pPr>
+      <w:r>
+        <w:rPr>
+          <w:rFonts w:ascii="David" w:hAnsi="David" w:cs="David" w:eastAsia="David" w:hint="cs"/>
+          <w:b/>
+          <w:bCs w:val="1"/>
+          <w:sz w:val="24"/>
+          <w:szCs w:val="24"/>
+          <w:u w:val="single"/>
+          <w:rtl w:val="1"/>
+          <w:lang w:bidi="he-IL"/>
+        </w:rPr>
+        <w:t>טיעונים לעניין הסעד המבוקש</w:t>
+      </w:r>
+    </w:p>
+    <w:p>
+      <w:pPr>
+        <w:numPr>
+          <w:ilvl w:val="0"/>
+          <w:numId w:val="77"/>
+        </w:numPr>
+        <w:bidi w:val="1"/>
+        <w:spacing w:lineRule="auto" w:line="360" w:after="160" w:before="0"/>
+        <w:jc w:val="both"/>
+      </w:pPr>
+      <w:r>
+        <w:rPr>
+          <w:rFonts w:ascii="David" w:hAnsi="David" w:cs="David" w:eastAsia="David" w:hint="cs"/>
+          <w:b w:val="0"/>
+          <w:sz w:val="24"/>
+          <w:szCs w:val="24"/>
+          <w:u w:val="none"/>
+          <w:rtl w:val="1"/>
+          <w:lang w:bidi="he-IL"/>
+        </w:rPr>
+        <w:t>דין התביעה להידחות על הסף, ולחלופין לגופה. סילוק יד הוא סעד שבשיקול דעת, ואין להיעתר לו שעה שהעותרת לו היא רשות ציבורית שראיותיה שלה סותרות את טענותיה, שהחילה מבחן מחמיר מזה שבחוק, שלא בדקה את תבחיני הזכאות שעליהם היא נסמכת, שלא קיימה שימוע, שלא נימקה את החלטתה ושלא המציאה אותה.</w:t>
+      </w:r>
+    </w:p>
+    <w:p>
+      <w:pPr>
+        <w:numPr>
+          <w:ilvl w:val="0"/>
+          <w:numId w:val="77"/>
+        </w:numPr>
+        <w:bidi w:val="1"/>
+        <w:spacing w:lineRule="auto" w:line="360" w:after="160" w:before="0"/>
+        <w:jc w:val="both"/>
+      </w:pPr>
+      <w:r>
+        <w:rPr>
+          <w:rFonts w:ascii="David" w:hAnsi="David" w:cs="David" w:eastAsia="David" w:hint="cs"/>
+          <w:b w:val="0"/>
+          <w:sz w:val="24"/>
+          <w:szCs w:val="24"/>
+          <w:u w:val="none"/>
+          <w:rtl w:val="1"/>
+          <w:lang w:bidi="he-IL"/>
+        </w:rPr>
+        <w:t>מבלי לגרוע מן האמור, ולחלופין בלבד – גם אם היה ממש בטענות התובעת, ואין זה המצב – הרי שמתבקש בית המשפט הנכבד להורות כי לא יינתן צו פינוי בטרם תובא עניינה של הנתבעת בפני הוועדה המוסמכת לבחינת מקרים חריגים מטעמים הומניטריים, כשלפניה מונחים מכתב גורם הרווחה ומלוא התשתית הרפואית, ובטרם תוסדר לנתבעת חלופת דיור הולמת. פינוי אישה נכה בשיעור 100% מביתה היחיד אל הרחוב אינו עולה בקנה אחד עם חוק-יסוד: כבוד האדם וחירותו, עם חובת ההתאמות שבחוק שוויון זכויות לאנשים עם מוגבלות, התשנ"ח-1998, ועם תכליתו של חוק זכויות הדייר בדיור הציבורי, התשנ"ח-1998.</w:t>
+      </w:r>
+    </w:p>
+    <w:p>
+      <w:pPr>
+        <w:numPr>
+          <w:ilvl w:val="0"/>
+          <w:numId w:val="77"/>
+        </w:numPr>
+        <w:bidi w:val="1"/>
+        <w:spacing w:lineRule="auto" w:line="360" w:after="160" w:before="0"/>
+        <w:jc w:val="both"/>
+      </w:pPr>
+      <w:r>
+        <w:rPr>
+          <w:rFonts w:ascii="David" w:hAnsi="David" w:cs="David" w:eastAsia="David" w:hint="cs"/>
+          <w:b w:val="0"/>
+          <w:sz w:val="24"/>
+          <w:szCs w:val="24"/>
+          <w:u w:val="none"/>
+          <w:rtl w:val="1"/>
+          <w:lang w:bidi="he-IL"/>
+        </w:rPr>
+        <w:t>ולחלופי חלופין, ככל שייקבע כי דין הדירה להתפנות – מתבקש בית המשפט הנכבד לעכב את ביצוע הפינוי לתקופה משמעותית, ההולמת את מצבה הרפואי והנפשי של הנתבעת ואת שנות מגוריה בדירה.</w:t>
+      </w:r>
+    </w:p>
+    <w:p>
+      <w:pPr>
+        <w:numPr>
+          <w:ilvl w:val="0"/>
+          <w:numId w:val="77"/>
+        </w:numPr>
+        <w:bidi w:val="1"/>
+        <w:spacing w:lineRule="auto" w:line="360" w:after="160" w:before="0"/>
+        <w:jc w:val="both"/>
+      </w:pPr>
+      <w:r>
+        <w:rPr>
+          <w:rFonts w:ascii="David" w:hAnsi="David" w:cs="David" w:eastAsia="David" w:hint="cs"/>
+          <w:b w:val="0"/>
+          <w:sz w:val="24"/>
+          <w:szCs w:val="24"/>
+          <w:u w:val="none"/>
+          <w:rtl w:val="1"/>
+          <w:lang w:bidi="he-IL"/>
+        </w:rPr>
+        <w:t>אשר לעתירת התובעת לחיוב הנתבעת ב"הוצאות משפט מוגברות" בשל "התנהלותה המקוממת" (סעיף 24 לכתב התביעה) – דינה להידחות מכל וכל.</w:t>
+      </w:r>
+    </w:p>
+    <w:p>
+      <w:r>
+        <w:br w:type="page"/>
+      </w:r>
+    </w:p>
+    <w:p>
+      <w:pPr>
+        <w:bidi w:val="1"/>
+        <w:spacing w:lineRule="auto" w:line="360" w:after="160" w:before="0"/>
+        <w:jc w:val="center"/>
+      </w:pPr>
+      <w:r>
+        <w:rPr>
+          <w:rFonts w:ascii="David" w:hAnsi="David" w:cs="David" w:eastAsia="David" w:hint="cs"/>
+          <w:b/>
+          <w:bCs w:val="1"/>
+          <w:sz w:val="28"/>
           <w:szCs w:val="28"/>
-          <w:bCs w:val="1"/>
+          <w:u w:val="single"/>
+          <w:rtl w:val="1"/>
+          <w:lang w:bidi="he-IL"/>
         </w:rPr>
         <w:t>חלק שלישי – טיעון עובדתי</w:t>
       </w:r>
     </w:p>
     <w:p>
       <w:pPr>
+        <w:keepNext w:val="1"/>
+        <w:keepLines w:val="1"/>
         <w:bidi w:val="1"/>
-        <w:spacing w:lineRule="auto" w:line="360" w:after="120" w:before="200"/>
-        <w:jc w:val="right"/>
+        <w:spacing w:lineRule="auto" w:line="360" w:after="100" w:before="200"/>
+        <w:jc w:val="left"/>
       </w:pPr>
       <w:r>
         <w:rPr>
-          <w:rFonts w:ascii="David" w:hAnsi="David" w:cs="David" w:eastAsia="David"/>
+          <w:rFonts w:ascii="David" w:hAnsi="David" w:cs="David" w:eastAsia="David" w:hint="cs"/>
           <w:b/>
+          <w:bCs w:val="1"/>
           <w:sz w:val="24"/>
+          <w:szCs w:val="24"/>
           <w:u w:val="single"/>
           <w:rtl w:val="1"/>
-          <w:szCs w:val="24"/>
-          <w:bCs w:val="1"/>
+          <w:lang w:bidi="he-IL"/>
         </w:rPr>
         <w:t>הרקע העובדתי</w:t>
       </w:r>
     </w:p>
     <w:p>
       <w:pPr>
+        <w:numPr>
+          <w:ilvl w:val="0"/>
+          <w:numId w:val="77"/>
+        </w:numPr>
         <w:bidi w:val="1"/>
         <w:spacing w:lineRule="auto" w:line="360" w:after="160" w:before="0"/>
-        <w:ind w:left="510" w:hanging="510"/>
         <w:jc w:val="both"/>
       </w:pPr>
       <w:r>
         <w:rPr>
-          <w:rFonts w:ascii="David" w:hAnsi="David" w:cs="David" w:eastAsia="David"/>
+          <w:rFonts w:ascii="David" w:hAnsi="David" w:cs="David" w:eastAsia="David" w:hint="cs"/>
           <w:b w:val="0"/>
           <w:sz w:val="24"/>
+          <w:szCs w:val="24"/>
           <w:u w:val="none"/>
           <w:rtl w:val="1"/>
-          <w:szCs w:val="24"/>
+          <w:lang w:bidi="he-IL"/>
         </w:rPr>
-        <w:t>20.</w:t>
-        <w:tab/>
-        <w:t>ביום 29.8.1996 נחתם בין התובעת לבין מר מנבר וונדימאג'ן ז"ל, ת.ז. 303214381 (להלן: "המנוח"), חוזה שכירות ביחס לדירה בת שלושה חדרים ברח' צה"ל 72, דירה 6, פתח תקווה (להלן: "הדירה"). ביום 8.8.1996 נמסרה החזקה בדירה, וממועד זה ואילך רשומה הדירה בספרי התובעת כמאוכלסת. חוזה השכירות צורף כנספח 1 לכתב התביעה.</w:t>
+        <w:t>ביום 29.8.1996 נחתם בין התובעת לבין המנוח חוזה שכירות ביחס לדירה – דירה בת שלושה חדרים ברח' צה"ל 72, דירה 6, פתח תקווה. ביום 8.8.1996 נמסרה החזקה בדירה, וממועד זה ואילך רשומה הדירה בספרי התובעת כמאוכלסת, כעולה מן התאריך "08/08/1996" המודפס בשדה "תאריך אכלוס" בכל אחד ואחד מטופסי הביקור. חוזה השכירות צורף כנספח 1 לכתב התביעה.</w:t>
       </w:r>
     </w:p>
     <w:p>
       <w:pPr>
+        <w:numPr>
+          <w:ilvl w:val="0"/>
+          <w:numId w:val="77"/>
+        </w:numPr>
         <w:bidi w:val="1"/>
         <w:spacing w:lineRule="auto" w:line="360" w:after="160" w:before="0"/>
-        <w:ind w:left="510" w:hanging="510"/>
         <w:jc w:val="both"/>
       </w:pPr>
       <w:r>
         <w:rPr>
-          <w:rFonts w:ascii="David" w:hAnsi="David" w:cs="David" w:eastAsia="David"/>
+          <w:rFonts w:ascii="David" w:hAnsi="David" w:cs="David" w:eastAsia="David" w:hint="cs"/>
           <w:b w:val="0"/>
           <w:sz w:val="24"/>
+          <w:szCs w:val="24"/>
           <w:u w:val="none"/>
           <w:rtl w:val="1"/>
-          <w:szCs w:val="24"/>
+          <w:lang w:bidi="he-IL"/>
         </w:rPr>
-        <w:t>21.</w:t>
-        <w:tab/>
-        <w:t>המנוח, יליד 23.9.1943, עלה לישראל מאתיופיה ביום 25.5.1991. הנתבעת, בתו, ילידת שנת 1984 בקירוב, עברה להתגורר עמו בדירה עם אכלוסה בשנת 1996, בהיותה ילדה כבת שתים עשרה, והיא מתגוררת בה ברציפות מאז ועד עצם היום הזה – מזה שלושים שנה.</w:t>
+        <w:t>המנוח, יליד 23.9.1943, עלה לישראל מאתיופיה ביום 25.5.1991. מצבו המשפחתי נרשם בטופסי התובעת תחילה כ"חד הורי" ובהמשך כ"גרוש". הנתבעת היא בתו.</w:t>
       </w:r>
     </w:p>
     <w:p>
       <w:pPr>
+        <w:numPr>
+          <w:ilvl w:val="0"/>
+          <w:numId w:val="77"/>
+        </w:numPr>
         <w:bidi w:val="1"/>
         <w:spacing w:lineRule="auto" w:line="360" w:after="160" w:before="0"/>
-        <w:ind w:left="510" w:hanging="510"/>
         <w:jc w:val="both"/>
       </w:pPr>
       <w:r>
         <w:rPr>
-          <w:rFonts w:ascii="David" w:hAnsi="David" w:cs="David" w:eastAsia="David"/>
+          <w:rFonts w:ascii="David" w:hAnsi="David" w:cs="David" w:eastAsia="David" w:hint="cs"/>
           <w:b w:val="0"/>
           <w:sz w:val="24"/>
+          <w:szCs w:val="24"/>
           <w:u w:val="none"/>
           <w:rtl w:val="1"/>
-          <w:szCs w:val="24"/>
+          <w:lang w:bidi="he-IL"/>
         </w:rPr>
-        <w:t>22.</w:t>
-        <w:tab/>
-        <w:t>בטופסי התובעת עצמה נרשם מצבו המשפחתי של המנוח כ"חד הורי", ובהמשך כ"גרוש". ודוק; אב חד-הורי אינו אב לבדו; הא ותו לא.</w:t>
+        <w:t>הנתבעת התגוררה בדירה יחד עם אביה המנוח שנים ארוכות עובר לפטירתו, לרבות – ובפרט – בשלוש השנים שקדמו לה, והיא מוסיפה להתגורר בה עד עצם היום הזה. הדירה היא ביתה היחיד. הנתבעת אינה בעלת זכויות בדירה אחרת, לא מימשה סיוע בשכר דירה, ואין לה כל פתרון דיור חלופי.</w:t>
       </w:r>
     </w:p>
     <w:p>
       <w:pPr>
+        <w:numPr>
+          <w:ilvl w:val="0"/>
+          <w:numId w:val="77"/>
+        </w:numPr>
         <w:bidi w:val="1"/>
         <w:spacing w:lineRule="auto" w:line="360" w:after="160" w:before="0"/>
-        <w:ind w:left="510" w:hanging="510"/>
         <w:jc w:val="both"/>
       </w:pPr>
       <w:r>
         <w:rPr>
-          <w:rFonts w:ascii="David" w:hAnsi="David" w:cs="David" w:eastAsia="David"/>
+          <w:rFonts w:ascii="David" w:hAnsi="David" w:cs="David" w:eastAsia="David" w:hint="cs"/>
           <w:b w:val="0"/>
           <w:sz w:val="24"/>
+          <w:szCs w:val="24"/>
           <w:u w:val="none"/>
           <w:rtl w:val="1"/>
-          <w:szCs w:val="24"/>
+          <w:lang w:bidi="he-IL"/>
         </w:rPr>
-        <w:t>23.</w:t>
-        <w:tab/>
-        <w:t>המנוח הלך לבית עולמו ביום 16.2.2024 בבית החולים בילינסון. תעודת הפטירה, אשר צורפה כנספח 3 לכתב התביעה, הופקה ביום 10.3.2024 – ונשלחה, על פני המסמך, אל "טדילה וונדימאגן, צה"ל 72 דירה 6, פתח תקווה". היינו: רשות האוכלוסין וההגירה עצמה ראתה בנתבעת את מי שמענה בדירה דנא.</w:t>
+        <w:t>המנוח הלך לבית עולמו ביום 16.2.2024 בבית החולים בילינסון. תעודת הפטירה, אשר צורפה כנספח 3 לכתב התביעה, הופקה ביום 10.3.2024, ולפי הרשום על גביה נשלחה אל "טדילה וונדימאגן [כך במקור], צה"ל 72 דירה 6, פתח תקווה" – היינו, אל כתובתה של הנתבעת בדירה.</w:t>
       </w:r>
     </w:p>
     <w:p>
       <w:pPr>
+        <w:keepNext w:val="1"/>
+        <w:keepLines w:val="1"/>
         <w:bidi w:val="1"/>
-        <w:spacing w:lineRule="auto" w:line="360" w:after="120" w:before="200"/>
-        <w:jc w:val="right"/>
+        <w:spacing w:lineRule="auto" w:line="360" w:after="100" w:before="200"/>
+        <w:jc w:val="left"/>
       </w:pPr>
       <w:r>
         <w:rPr>
-          <w:rFonts w:ascii="David" w:hAnsi="David" w:cs="David" w:eastAsia="David"/>
+          <w:rFonts w:ascii="David" w:hAnsi="David" w:cs="David" w:eastAsia="David" w:hint="cs"/>
           <w:b/>
+          <w:bCs w:val="1"/>
           <w:sz w:val="24"/>
+          <w:szCs w:val="24"/>
           <w:u w:val="single"/>
           <w:rtl w:val="1"/>
-          <w:szCs w:val="24"/>
-          <w:bCs w:val="1"/>
+          <w:lang w:bidi="he-IL"/>
         </w:rPr>
-        <w:t>ביקורי המעגל – מסכת ראייתית מתפוררת</w:t>
+        <w:t>טופסי הביקור – מסכת ראייתית סותרת את עצמה</w:t>
       </w:r>
     </w:p>
     <w:p>
       <w:pPr>
+        <w:numPr>
+          <w:ilvl w:val="0"/>
+          <w:numId w:val="77"/>
+        </w:numPr>
         <w:bidi w:val="1"/>
         <w:spacing w:lineRule="auto" w:line="360" w:after="160" w:before="0"/>
-        <w:ind w:left="510" w:hanging="510"/>
         <w:jc w:val="both"/>
       </w:pPr>
       <w:r>
         <w:rPr>
-          <w:rFonts w:ascii="David" w:hAnsi="David" w:cs="David" w:eastAsia="David"/>
+          <w:rFonts w:ascii="David" w:hAnsi="David" w:cs="David" w:eastAsia="David" w:hint="cs"/>
           <w:b w:val="0"/>
           <w:sz w:val="24"/>
+          <w:szCs w:val="24"/>
           <w:u w:val="none"/>
           <w:rtl w:val="1"/>
-          <w:szCs w:val="24"/>
+          <w:lang w:bidi="he-IL"/>
         </w:rPr>
-        <w:t>24.</w:t>
-        <w:tab/>
-        <w:t>כאמור, התובעת סומכת את תביעתה על "ביקורי מעגל" שנערכו על ידי נציגיה. הנתבעת תטען כי עיון בהם מלמד את ההפך הגמור מן הנטען, וכי אלו הם פני הדברים בתקופה הרלוונטית.</w:t>
+        <w:t>התובעת סומכת את תביעתה על טופסי הביקור. הנתבעת תטען כי אין בהם כדי לבסס ממצא כלשהו, וכי הם סותרים זה את זה ואף את עצמם. ויודגש: המדובר בטפסים אשר מולאו בידי נציגי התובעת, לצרכיה שלה, ואשר הנתבעת מעולם לא נדרשה לחתום עליהם ולא הוזמנה להתייחס לתוכנם.</w:t>
       </w:r>
     </w:p>
     <w:p>
       <w:pPr>
+        <w:numPr>
+          <w:ilvl w:val="0"/>
+          <w:numId w:val="77"/>
+        </w:numPr>
         <w:bidi w:val="1"/>
         <w:spacing w:lineRule="auto" w:line="360" w:after="160" w:before="0"/>
-        <w:ind w:left="510" w:hanging="510"/>
         <w:jc w:val="both"/>
       </w:pPr>
       <w:r>
         <w:rPr>
-          <w:rFonts w:ascii="David" w:hAnsi="David" w:cs="David" w:eastAsia="David"/>
+          <w:rFonts w:ascii="David" w:hAnsi="David" w:cs="David" w:eastAsia="David" w:hint="cs"/>
           <w:b w:val="0"/>
           <w:sz w:val="24"/>
+          <w:szCs w:val="24"/>
           <w:u w:val="none"/>
           <w:rtl w:val="1"/>
+          <w:lang w:bidi="he-IL"/>
+        </w:rPr>
+        <w:t xml:space="preserve">בטופס מיום 3.8.2020, שנערך בידי הגב' ויקטוריה לוי, נרשם בשדה "גר/ה בגפו/ה" – </w:t>
+      </w:r>
+      <w:r>
+        <w:rPr>
+          <w:rFonts w:ascii="David" w:hAnsi="David" w:cs="David" w:eastAsia="David" w:hint="cs"/>
+          <w:b/>
+          <w:bCs w:val="1"/>
+          <w:sz w:val="24"/>
           <w:szCs w:val="24"/>
+          <w:u w:val="single"/>
+          <w:rtl w:val="1"/>
+          <w:lang w:bidi="he-IL"/>
         </w:rPr>
-        <w:t>25.</w:t>
-        <w:tab/>
-        <w:t>בביקור מיום 3.8.2020, שנערך בידי הגב' ויקטוריה לוי, נרשם בשדה "גר/ה בגפו/ה" – "לא". זוהי רשומה מוסדית של התובעת עצמה, הקובעת בזמן אמת כי המנוח לא התגורר בדירה לבדו.</w:t>
+        <w:t>"לא"</w:t>
+      </w:r>
+      <w:r>
+        <w:rPr>
+          <w:rFonts w:ascii="David" w:hAnsi="David" w:cs="David" w:eastAsia="David" w:hint="cs"/>
+          <w:b w:val="0"/>
+          <w:sz w:val="24"/>
+          <w:szCs w:val="24"/>
+          <w:u w:val="none"/>
+          <w:rtl w:val="1"/>
+          <w:lang w:bidi="he-IL"/>
+        </w:rPr>
+        <w:t>. זהו רישום שנערך בזמן אמת בידי התובעת עצמה, והוא קובע כי המנוח לא התגורר בדירה לבדו. אך טבעי הוא שהתובעת מבקשת כיום להתעלם ממנו.</w:t>
       </w:r>
     </w:p>
     <w:p>
       <w:pPr>
+        <w:numPr>
+          <w:ilvl w:val="0"/>
+          <w:numId w:val="77"/>
+        </w:numPr>
         <w:bidi w:val="1"/>
         <w:spacing w:lineRule="auto" w:line="360" w:after="160" w:before="0"/>
-        <w:ind w:left="510" w:hanging="510"/>
         <w:jc w:val="both"/>
       </w:pPr>
       <w:r>
         <w:rPr>
-          <w:rFonts w:ascii="David" w:hAnsi="David" w:cs="David" w:eastAsia="David"/>
+          <w:rFonts w:ascii="David" w:hAnsi="David" w:cs="David" w:eastAsia="David" w:hint="cs"/>
           <w:b w:val="0"/>
           <w:sz w:val="24"/>
+          <w:szCs w:val="24"/>
           <w:u w:val="none"/>
           <w:rtl w:val="1"/>
-          <w:szCs w:val="24"/>
+          <w:lang w:bidi="he-IL"/>
         </w:rPr>
-        <w:t>26.</w:t>
-        <w:tab/>
-        <w:t>בביקור מיום 21.10.2021, שנערך בידי הגב' נטלי לוגסי, נותרו שתי המשבצות שליד השאלה "האם גר/ה בגפו/ה" ריקות לחלוטין; דבר לא הוקף ליד "חשש לנטישה/נטישה/פלישה"; ובמשבצת "בביקור זה – מסכים לעבור" סומן "מעוניין להישאר". יצוין כי מועד הביקור הנקוב בגוף הטופס (21.10.2021) אף אינו עולה בקנה אחד עם המועד שאישר הרכז בשולי אותו טופס עצמו (10.11.2021).</w:t>
+        <w:t>בטופס מיום 21.10.2021, שנערך בידי הגב' נטלי לוגסי, נותרו שתי המשבצות שליד השאלה "האם גר/ה בגפו/ה" ריקות; במשבצת "בביקור זה – מסכים לעבור" סומן "מעוניין להישאר"; ומועד הביקור הנקוב בגוף הטופס אינו עולה בקנה אחד עם המועד שאישר הרכז בשוליו (10.11.2021).</w:t>
       </w:r>
     </w:p>
     <w:p>
       <w:pPr>
+        <w:numPr>
+          <w:ilvl w:val="0"/>
+          <w:numId w:val="77"/>
+        </w:numPr>
         <w:bidi w:val="1"/>
         <w:spacing w:lineRule="auto" w:line="360" w:after="160" w:before="0"/>
-        <w:ind w:left="510" w:hanging="510"/>
         <w:jc w:val="both"/>
       </w:pPr>
       <w:r>
         <w:rPr>
-          <w:rFonts w:ascii="David" w:hAnsi="David" w:cs="David" w:eastAsia="David"/>
+          <w:rFonts w:ascii="David" w:hAnsi="David" w:cs="David" w:eastAsia="David" w:hint="cs"/>
           <w:b w:val="0"/>
           <w:sz w:val="24"/>
+          <w:szCs w:val="24"/>
           <w:u w:val="none"/>
           <w:rtl w:val="1"/>
+          <w:lang w:bidi="he-IL"/>
+        </w:rPr>
+        <w:t xml:space="preserve">בטופס מיום 18.12.2023 – האחרון בחיי המנוח – נרשם מפורשות: "נקבע מספר פעמים ביקור בית, הדייר אומר אני אהיה בבית, לא נמצא". ודוק; ביקור שבו </w:t>
+      </w:r>
+      <w:r>
+        <w:rPr>
+          <w:rFonts w:ascii="David" w:hAnsi="David" w:cs="David" w:eastAsia="David" w:hint="cs"/>
+          <w:b/>
+          <w:bCs w:val="1"/>
+          <w:sz w:val="24"/>
           <w:szCs w:val="24"/>
+          <w:u w:val="single"/>
+          <w:rtl w:val="1"/>
+          <w:lang w:bidi="he-IL"/>
         </w:rPr>
-        <w:t>27.</w:t>
-        <w:tab/>
-        <w:t>בביקור מיום 3.8.2022 נרשם בשדה ההערות מילה אחת בלבד – "נקבע" – והטופס נחתם בחותמת "מסרב לחתום".</w:t>
+        <w:t>לא נמצא הדייר</w:t>
+      </w:r>
+      <w:r>
+        <w:rPr>
+          <w:rFonts w:ascii="David" w:hAnsi="David" w:cs="David" w:eastAsia="David" w:hint="cs"/>
+          <w:b w:val="0"/>
+          <w:sz w:val="24"/>
+          <w:szCs w:val="24"/>
+          <w:u w:val="none"/>
+          <w:rtl w:val="1"/>
+          <w:lang w:bidi="he-IL"/>
+        </w:rPr>
+        <w:t xml:space="preserve"> אינו יכול ללמד דבר וחצי דבר על זהות המתגוררים בדירה. חרף זאת הוטבעה על אותו טופס חותמת "מסרב לחתום", ותמהני; מי הוא זה אשר סירב לחתום, שעה שהדייר כלל לא נמצא. הנתבעת תטען כי חותמת זו הוטבעה כדבר שבשגרה, וכי אין בה כדי ללמד על דבר.</w:t>
       </w:r>
     </w:p>
     <w:p>
       <w:pPr>
+        <w:numPr>
+          <w:ilvl w:val="0"/>
+          <w:numId w:val="77"/>
+        </w:numPr>
         <w:bidi w:val="1"/>
         <w:spacing w:lineRule="auto" w:line="360" w:after="160" w:before="0"/>
-        <w:ind w:left="510" w:hanging="510"/>
         <w:jc w:val="both"/>
       </w:pPr>
       <w:r>
         <w:rPr>
-          <w:rFonts w:ascii="David" w:hAnsi="David" w:cs="David" w:eastAsia="David"/>
+          <w:rFonts w:ascii="David" w:hAnsi="David" w:cs="David" w:eastAsia="David" w:hint="cs"/>
           <w:b w:val="0"/>
           <w:sz w:val="24"/>
+          <w:szCs w:val="24"/>
           <w:u w:val="none"/>
           <w:rtl w:val="1"/>
+          <w:lang w:bidi="he-IL"/>
+        </w:rPr>
+        <w:t xml:space="preserve">ולבסוף, הטופס מיום 3.7.2024 – הוא הביקור היחיד שנערך לאחר הפטירה – מדבר בעד עצמו. בשדה ההערות נרשם: "דייר חוזי נפטר , ביקור עם הבת עדן טדלה". היינו: נציגת התובעת הגיעה אל הדירה, מצאה בה את בתו של המנוח, וערכה עמה את הביקור. בהתאם לכך סימנה התובעת בטבלת ועדת הלגליזציה, בשורת אותו ביקור, </w:t>
+      </w:r>
+      <w:r>
+        <w:rPr>
+          <w:rFonts w:ascii="David" w:hAnsi="David" w:cs="David" w:eastAsia="David" w:hint="cs"/>
+          <w:b/>
+          <w:bCs w:val="1"/>
+          <w:sz w:val="24"/>
           <w:szCs w:val="24"/>
+          <w:u w:val="single"/>
+          <w:rtl w:val="1"/>
+          <w:lang w:bidi="he-IL"/>
         </w:rPr>
-        <w:t>28.</w:t>
-        <w:tab/>
-        <w:t>בביקור מיום 18.12.2023 – הביקור האחרון בחיי המנוח – נרשם מפורשות: "נקבע מספר פעמים ביקור בית, הדייר אומר אני אהיה בבית, לא נמצא". ודוק; ביקור אשר לא יצא אל הפועל, ואשר בו לא נמצא איש בדירה, אינו יכול ללמד דבר וחצי דבר על זהות המתגוררים בה. חרף זאת, גם על טופס זה הוטבעה חותמת "מסרב לחתום" – ותמהני, מי בדיוק סירב לחתום, אם איש לא נמצא בדירה. אף שדה "גר/ה בגפו/ה" נותר בטופס זה ריק.</w:t>
+        <w:t>"דייר ממשיך – גר: כן"</w:t>
+      </w:r>
+      <w:r>
+        <w:rPr>
+          <w:rFonts w:ascii="David" w:hAnsi="David" w:cs="David" w:eastAsia="David" w:hint="cs"/>
+          <w:b w:val="0"/>
+          <w:sz w:val="24"/>
+          <w:szCs w:val="24"/>
+          <w:u w:val="none"/>
+          <w:rtl w:val="1"/>
+          <w:lang w:bidi="he-IL"/>
+        </w:rPr>
+        <w:t>.</w:t>
       </w:r>
     </w:p>
     <w:p>
       <w:pPr>
+        <w:numPr>
+          <w:ilvl w:val="0"/>
+          <w:numId w:val="77"/>
+        </w:numPr>
         <w:bidi w:val="1"/>
         <w:spacing w:lineRule="auto" w:line="360" w:after="160" w:before="0"/>
-        <w:ind w:left="510" w:hanging="510"/>
         <w:jc w:val="both"/>
       </w:pPr>
       <w:r>
         <w:rPr>
-          <w:rFonts w:ascii="David" w:hAnsi="David" w:cs="David" w:eastAsia="David"/>
+          <w:rFonts w:ascii="David" w:hAnsi="David" w:cs="David" w:eastAsia="David" w:hint="cs"/>
           <w:b w:val="0"/>
           <w:sz w:val="24"/>
+          <w:szCs w:val="24"/>
           <w:u w:val="none"/>
           <w:rtl w:val="1"/>
-          <w:szCs w:val="24"/>
+          <w:lang w:bidi="he-IL"/>
         </w:rPr>
-        <w:t>29.</w:t>
-        <w:tab/>
-        <w:t>ולבסוף – הביקור מיום 3.7.2024, הוא הביקור היחיד שנערך לאחר הפטירה, ואשר בו נרשם בשדה ההערות: "דייר חוזי נפטר, ביקור עם הבת". היינו: נציגת התובעת הגיעה אל הדירה, מצאה בה את בתו של המנוח, וערכה עמה את הביקור. אין זאת אלא כי הנתבעת היתה בדירה, בביתה.</w:t>
+        <w:t>ואולם באותה שורה עצמה סימנה התובעת גם "דייר חוזי – גר: כן", וטופס אותו ביקור נושא את שורת החתימה "שם הדייר: מנבר וונדימאג'ן" – והכל ביחס לאדם שהלך לבית עולמו ארבעה חודשים וחצי קודם לכן. אין זאת אלא כי הטפסים שעל יסודם מבקשת התובעת להוציא את הנתבעת מביתה מולאו כלאחר יד. ומשכך, אף הרישומים הלאקוניים שבהם – "מספר נפשות: 1" ו"דייר ממשיך: לא", המועתקים משנה לשנה – אינם יכולים לשאת את המשקל שהתובעת מבקשת להעמיס עליהם.</w:t>
       </w:r>
     </w:p>
     <w:p>
       <w:pPr>
+        <w:keepNext w:val="1"/>
+        <w:keepLines w:val="1"/>
         <w:bidi w:val="1"/>
-        <w:spacing w:lineRule="auto" w:line="360" w:after="160" w:before="0"/>
-        <w:ind w:left="510" w:hanging="510"/>
-        <w:jc w:val="both"/>
+        <w:spacing w:lineRule="auto" w:line="360" w:after="100" w:before="200"/>
+        <w:jc w:val="left"/>
       </w:pPr>
       <w:r>
         <w:rPr>
-          <w:rFonts w:ascii="David" w:hAnsi="David" w:cs="David" w:eastAsia="David"/>
-          <w:b w:val="0"/>
+          <w:rFonts w:ascii="David" w:hAnsi="David" w:cs="David" w:eastAsia="David" w:hint="cs"/>
+          <w:b/>
+          <w:bCs w:val="1"/>
           <w:sz w:val="24"/>
-          <w:u w:val="none"/>
+          <w:szCs w:val="24"/>
+          <w:u w:val="single"/>
           <w:rtl w:val="1"/>
-          <w:szCs w:val="24"/>
+          <w:lang w:bidi="he-IL"/>
         </w:rPr>
-        <w:t>30.</w:t>
-        <w:tab/>
-        <w:t>הנה כי כן; מן המסמכים שצירפה התובעת עצמה עולה כי בתקופת שלוש השנים שקדמה לפטירה נערכו שלושה ביקורים בלבד – ואף לא אחד מהם קבע כי הנתבעת אינה מתגוררת בדירה. באחד לא נמצא איש; באחד נרשמה מילה אחת; ובאחד נותר השדה הרלוונטי ריק. על יסוד זה, ורק על יסוד זה, מבקשת התובעת להוציא את הנתבעת מביתה.</w:t>
+        <w:t>הצהרות המנוח – מסמכי התובעת, לא מסמכי הנתבעת</w:t>
       </w:r>
     </w:p>
     <w:p>
       <w:pPr>
+        <w:numPr>
+          <w:ilvl w:val="0"/>
+          <w:numId w:val="77"/>
+        </w:numPr>
         <w:bidi w:val="1"/>
-        <w:spacing w:lineRule="auto" w:line="360" w:after="120" w:before="200"/>
-        <w:jc w:val="right"/>
+        <w:spacing w:lineRule="auto" w:line="360" w:after="160" w:before="0"/>
+        <w:jc w:val="both"/>
       </w:pPr>
       <w:r>
         <w:rPr>
-          <w:rFonts w:ascii="David" w:hAnsi="David" w:cs="David" w:eastAsia="David"/>
-          <w:b/>
+          <w:rFonts w:ascii="David" w:hAnsi="David" w:cs="David" w:eastAsia="David" w:hint="cs"/>
+          <w:b w:val="0"/>
           <w:sz w:val="24"/>
-          <w:u w:val="single"/>
+          <w:szCs w:val="24"/>
+          <w:u w:val="none"/>
           <w:rtl w:val="1"/>
-          <w:szCs w:val="24"/>
-          <w:bCs w:val="1"/>
+          <w:lang w:bidi="he-IL"/>
         </w:rPr>
-        <w:t>"ההצהרות" – טפסים מודפסים מראש שלא מולאו</w:t>
+        <w:t>התובעת נסמכת בסעיף 16 לכתב התביעה על הצהרות שנחתמו בידי המנוח, ולפיהן הוא "גר בגפו". הנתבעת אינה מכחישה את עצם קיומן של ההצהרות, אך תטען כי אין בהן כדי להכריע דבר, ולמצער כי משקלן אפסי.</w:t>
       </w:r>
     </w:p>
     <w:p>
       <w:pPr>
+        <w:numPr>
+          <w:ilvl w:val="0"/>
+          <w:numId w:val="77"/>
+        </w:numPr>
         <w:bidi w:val="1"/>
         <w:spacing w:lineRule="auto" w:line="360" w:after="160" w:before="0"/>
-        <w:ind w:left="510" w:hanging="510"/>
         <w:jc w:val="both"/>
       </w:pPr>
       <w:r>
         <w:rPr>
-          <w:rFonts w:ascii="David" w:hAnsi="David" w:cs="David" w:eastAsia="David"/>
+          <w:rFonts w:ascii="David" w:hAnsi="David" w:cs="David" w:eastAsia="David" w:hint="cs"/>
           <w:b w:val="0"/>
           <w:sz w:val="24"/>
+          <w:szCs w:val="24"/>
           <w:u w:val="none"/>
           <w:rtl w:val="1"/>
-          <w:szCs w:val="24"/>
+          <w:lang w:bidi="he-IL"/>
         </w:rPr>
-        <w:t>31.</w:t>
-        <w:tab/>
-        <w:t>בסעיף 16 לכתב התביעה טוענת התובעת כי המנוח "הצהיר בפני נציגי התובעת כי גר בדירה בגפו". כאמור לעיל, התצהיר הנטען כלל לא צורף. ומכל מקום, המסמכים המצויים בגוף נספח 2 אינם יכולים לשאת את המשקל שמבקשת התובעת להעמיס עליהם.</w:t>
+        <w:t>ראשית, ולגופו של עניין – הצהרותיו של המנוח הן ראיה לדבריו שלו, ולא לעובדות. השאלה מי התגורר בדירה בפועל היא שאלה עובדתית אובייקטיבית, המוכרעת בראיות, ולא בטופס שניסחה התובעת לצרכיה. וכבר נאמר כי אין אדם יכול לגרוע, בהצהרה שנחתמה על ידו, מזכותו הסטטוטורית של אדם אחר – קל וחומר כאשר אותו אדם אחר לא היה צד לה, לא נכח בעת עריכתה ולא ידע עליה.</w:t>
       </w:r>
     </w:p>
     <w:p>
       <w:pPr>
+        <w:numPr>
+          <w:ilvl w:val="0"/>
+          <w:numId w:val="77"/>
+        </w:numPr>
         <w:bidi w:val="1"/>
         <w:spacing w:lineRule="auto" w:line="360" w:after="160" w:before="0"/>
-        <w:ind w:left="510" w:hanging="510"/>
         <w:jc w:val="both"/>
       </w:pPr>
       <w:r>
         <w:rPr>
-          <w:rFonts w:ascii="David" w:hAnsi="David" w:cs="David" w:eastAsia="David"/>
+          <w:rFonts w:ascii="David" w:hAnsi="David" w:cs="David" w:eastAsia="David" w:hint="cs"/>
           <w:b w:val="0"/>
           <w:sz w:val="24"/>
+          <w:szCs w:val="24"/>
           <w:u w:val="none"/>
           <w:rtl w:val="1"/>
-          <w:szCs w:val="24"/>
+          <w:lang w:bidi="he-IL"/>
         </w:rPr>
-        <w:t>32.</w:t>
-        <w:tab/>
-        <w:t>ההצהרה מיום 28.10.2010 היא היחידה הנושאת אזהרה כדין. ברם, היא נחתמה למעלה משלוש עשרה שנים לפני הפטירה, ואינה אומרת דבר על התקופה הקבועה בחוק. זאת ועוד; בטופס הביקור אשר נלווה אליה נרשם, בכתב יד, כי הביקור נערך בשפה האמהרית – בעוד ששדה "נכח מתורגם" (שם, ת.ז. וחתימה) נותר ריק כליל.</w:t>
+        <w:t>שנית, ההצהרות הן טפסים מודפסים מראש, ובחלקן נוסחן הוא "אני/ו גר/ה/ים לבדי/נו בדירה" – כאשר החלופות מעולם לא נמחקו, ודבר לא הותאם לנסיבותיו של המנוח. טופס שלא מולא אינו הצהרה; הוא טופס.</w:t>
       </w:r>
     </w:p>
     <w:p>
       <w:pPr>
+        <w:numPr>
+          <w:ilvl w:val="0"/>
+          <w:numId w:val="77"/>
+        </w:numPr>
         <w:bidi w:val="1"/>
         <w:spacing w:lineRule="auto" w:line="360" w:after="160" w:before="0"/>
-        <w:ind w:left="510" w:hanging="510"/>
         <w:jc w:val="both"/>
       </w:pPr>
       <w:r>
         <w:rPr>
-          <w:rFonts w:ascii="David" w:hAnsi="David" w:cs="David" w:eastAsia="David"/>
+          <w:rFonts w:ascii="David" w:hAnsi="David" w:cs="David" w:eastAsia="David" w:hint="cs"/>
           <w:b w:val="0"/>
           <w:sz w:val="24"/>
+          <w:szCs w:val="24"/>
           <w:u w:val="none"/>
           <w:rtl w:val="1"/>
-          <w:szCs w:val="24"/>
+          <w:lang w:bidi="he-IL"/>
         </w:rPr>
-        <w:t>33.</w:t>
-        <w:tab/>
-        <w:t>"ההצהרות" מיום 21.6.2018 ומיום 10.11.2021 הינן טפסים מודפסים מראש, שנוסחם: "הריני להצהיר כי אני/ו גר/ה/ים לבדי/נו בדירה". החלופות מעולם לא נמחקו; דבר לא הותאם לנסיבותיו של המנוח; שדה "קרובי משפחה להתקשרות במצב חירום" נותר ריק בכל אחת מהן; ואף אזהרה כדין אין בהן. הא ותו לא.</w:t>
+        <w:t>שלישית, ובעיקר – ההצהרות נחתמו בידי עולה קשיש יליד 1943, שעלה ארצה בשנת 1991. בטופס הביקור משנת 2010 נרשם, בכתב יד, כי הביקור נערך בשפה האמהרית, בעוד ששדה "נכח מתורגם" (שם, ת.⁠ז.⁠ וחתימה) נותר ריק כליל. בטופסי השנים שלאחר מכן – הם הטפסים שעליהם חתם המנוח – נרשם "שפת ביקור: עברית". התובעת תידרש להסביר כיצד אדם שנזקק בשנת 2010 לביקור בשפת אמו, חתם בשנים שלאחר מכן על מסמכים משפטיים בעברית, בלא מתורגמן, ובלא שהוסבר לו תוכנם.</w:t>
       </w:r>
     </w:p>
     <w:p>
       <w:pPr>
+        <w:numPr>
+          <w:ilvl w:val="0"/>
+          <w:numId w:val="77"/>
+        </w:numPr>
         <w:bidi w:val="1"/>
-        <w:spacing w:lineRule="auto" w:line="360" w:after="120" w:before="200"/>
-        <w:jc w:val="right"/>
+        <w:spacing w:lineRule="auto" w:line="360" w:after="160" w:before="0"/>
+        <w:jc w:val="both"/>
       </w:pPr>
       <w:r>
         <w:rPr>
-          <w:rFonts w:ascii="David" w:hAnsi="David" w:cs="David" w:eastAsia="David"/>
-          <w:b/>
+          <w:rFonts w:ascii="David" w:hAnsi="David" w:cs="David" w:eastAsia="David" w:hint="cs"/>
+          <w:b w:val="0"/>
           <w:sz w:val="24"/>
-          <w:u w:val="single"/>
+          <w:szCs w:val="24"/>
+          <w:u w:val="none"/>
           <w:rtl w:val="1"/>
-          <w:szCs w:val="24"/>
-          <w:bCs w:val="1"/>
+          <w:lang w:bidi="he-IL"/>
         </w:rPr>
-        <w:t>ההחלטה מיום 2.9.2024</w:t>
+        <w:t>רביעית, ההצהרות נגבו מן המנוח כדבר שבשגרה, אגב ביקורי הגבייה, ובאותם טפסים עצמם שבהם נקבעו "הנחת המדרוג" ו"מועד סיום ההנחה" שבהם היה תלוי. אדם קשיש התלוי בהנחה בדמי שכירות, החותם על טופס שמגיש לו נציג המשכיר, אינו חותם מרצון חופשי מלא.</w:t>
       </w:r>
     </w:p>
     <w:p>
       <w:pPr>
+        <w:numPr>
+          <w:ilvl w:val="0"/>
+          <w:numId w:val="77"/>
+        </w:numPr>
         <w:bidi w:val="1"/>
         <w:spacing w:lineRule="auto" w:line="360" w:after="160" w:before="0"/>
-        <w:ind w:left="510" w:hanging="510"/>
         <w:jc w:val="both"/>
       </w:pPr>
       <w:r>
         <w:rPr>
-          <w:rFonts w:ascii="David" w:hAnsi="David" w:cs="David" w:eastAsia="David"/>
+          <w:rFonts w:ascii="David" w:hAnsi="David" w:cs="David" w:eastAsia="David" w:hint="cs"/>
           <w:b w:val="0"/>
           <w:sz w:val="24"/>
+          <w:szCs w:val="24"/>
           <w:u w:val="none"/>
           <w:rtl w:val="1"/>
-          <w:szCs w:val="24"/>
+          <w:lang w:bidi="he-IL"/>
         </w:rPr>
-        <w:t>34.</w:t>
-        <w:tab/>
-        <w:t>נספח 4 לכתב התביעה נושא את הכותרת "פרוטוקול ועדת לגליזציה מחוזית", ולא כותרת אחרת. בגוף הטופס נרשם, בפירוש, כי הוא נערך במסגרת "בקשה להקניית זכויות כדייר ממשיך", כאשר תחת הכותרת "פרטי המבקשים" מופיע שמה של הנתבעת. ודוק; התובעת עצמה סיווגה את הנתבעת כמבקשת זכויות דייר ממשיך – ולא כפולשת. אין אדם פותח תיק להקניית זכויות למי שפלש לנכסו.</w:t>
+        <w:t>חמישית, ולעניין הסעיף שבו נאמר כי ההצהרה "לא תאפשר לקרובי לטעון כי גרו איתי בדירה... כדי להיחשב 'דיירים ממשיכים'" – הרי שאין בתניה זו כדי להועיל לתובעת. תניה חוזית שנוסחה בידי רשות ציבורית, על גבי טופס אחיד, ואשר תכליתה לשלול מראש זכות סטטוטורית מצד שלישי שאינו חתום עליה – דינה בטלות. זכות הדייר הממשיך אינה קניינו של המנוח כדי שיוכל לוותר עליה בשם בתו.</w:t>
       </w:r>
     </w:p>
     <w:p>
       <w:pPr>
+        <w:keepNext w:val="1"/>
+        <w:keepLines w:val="1"/>
         <w:bidi w:val="1"/>
-        <w:spacing w:lineRule="auto" w:line="360" w:after="160" w:before="0"/>
-        <w:ind w:left="510" w:hanging="510"/>
-        <w:jc w:val="both"/>
+        <w:spacing w:lineRule="auto" w:line="360" w:after="100" w:before="200"/>
+        <w:jc w:val="left"/>
       </w:pPr>
       <w:r>
         <w:rPr>
-          <w:rFonts w:ascii="David" w:hAnsi="David" w:cs="David" w:eastAsia="David"/>
-          <w:b w:val="0"/>
+          <w:rFonts w:ascii="David" w:hAnsi="David" w:cs="David" w:eastAsia="David" w:hint="cs"/>
+          <w:b/>
+          <w:bCs w:val="1"/>
           <w:sz w:val="24"/>
-          <w:u w:val="none"/>
+          <w:szCs w:val="24"/>
+          <w:u w:val="single"/>
           <w:rtl w:val="1"/>
-          <w:szCs w:val="24"/>
+          <w:lang w:bidi="he-IL"/>
         </w:rPr>
-        <w:t>35.</w:t>
-        <w:tab/>
-        <w:t>בטבלת הביקורים שבאותו טופס נרשמה, בשורת הביקור מיום 3.7.2024, התשובה "כן" תחת הכותרת "דייר ממשיך – גר". ובאותה שורה ממש נרשמה התשובה "כן" אף תחת הכותרת "דייר חוזי – גר" – זאת ביחס לאדם שהלך לבית עולמו ארבעה חודשים וחצי קודם לכן. די בכך, כשלעצמו, כדי ללמד על מידת הדקדוק שבה נערכה התשתית שעליה נשענת התביעה דנא.</w:t>
+        <w:t>המסגרת הנורמטיבית</w:t>
       </w:r>
     </w:p>
     <w:p>
       <w:pPr>
+        <w:numPr>
+          <w:ilvl w:val="0"/>
+          <w:numId w:val="77"/>
+        </w:numPr>
         <w:bidi w:val="1"/>
         <w:spacing w:lineRule="auto" w:line="360" w:after="160" w:before="0"/>
-        <w:ind w:left="510" w:hanging="510"/>
         <w:jc w:val="both"/>
       </w:pPr>
       <w:r>
         <w:rPr>
-          <w:rFonts w:ascii="David" w:hAnsi="David" w:cs="David" w:eastAsia="David"/>
+          <w:rFonts w:ascii="David" w:hAnsi="David" w:cs="David" w:eastAsia="David" w:hint="cs"/>
           <w:b w:val="0"/>
           <w:sz w:val="24"/>
+          <w:szCs w:val="24"/>
           <w:u w:val="none"/>
           <w:rtl w:val="1"/>
-          <w:szCs w:val="24"/>
+          <w:lang w:bidi="he-IL"/>
         </w:rPr>
-        <w:t>36.</w:t>
-        <w:tab/>
-        <w:t>"החלטת הוועדה המחוזית" עצמה מסתכמת בשתי שורות בכתב יד, שחלקן אינו ניתן לפענוח. אין בה הנמקה; אין בה התייחסות לתבחינים; אין בה זכר לכך שהנתבעת זומנה או נשמעה; ולא הוצגה כל ראיה כי הומצאה לנתבעת או כי הועמדה על זכותה להשיג עליה. יתרה מכך, בטופס מופיע מועד חתימת סגן מנהל מרכז השירות – 1.11.2023 – היינו, כשלושה חודשים וחצי לפני שנפטר המנוח וכעשרה חודשים לפני מועד ההחלטה.</w:t>
+        <w:t>סעיף 1 לחוק זכויות הדייר בדיור הציבורי, התשנ"ח-1998 מגדיר "דייר ממשיך", בין היתר, כילדו של הזכאי "ובלבד שהתגורר עם הזכאי בדירה הציבורית תקופה של שלוש שנים לפחות בסמוך למועד פטירת הזכאי". התובעת נסמכת בסעיף 19 לכתב התביעה על תיקון מס' 3 לחוק ועל התבחינים המצטברים שמכוחו, ולפיהם נדרש הדייר הממשיך לעמוד אף בתנאי זכאות עצמאיים.</w:t>
       </w:r>
     </w:p>
     <w:p>
       <w:pPr>
+        <w:numPr>
+          <w:ilvl w:val="0"/>
+          <w:numId w:val="77"/>
+        </w:numPr>
         <w:bidi w:val="1"/>
         <w:spacing w:lineRule="auto" w:line="360" w:after="160" w:before="0"/>
-        <w:ind w:left="510" w:hanging="510"/>
         <w:jc w:val="both"/>
       </w:pPr>
       <w:r>
         <w:rPr>
-          <w:rFonts w:ascii="David" w:hAnsi="David" w:cs="David" w:eastAsia="David"/>
+          <w:rFonts w:ascii="David" w:hAnsi="David" w:cs="David" w:eastAsia="David" w:hint="cs"/>
           <w:b w:val="0"/>
           <w:sz w:val="24"/>
+          <w:szCs w:val="24"/>
           <w:u w:val="none"/>
           <w:rtl w:val="1"/>
-          <w:szCs w:val="24"/>
+          <w:lang w:bidi="he-IL"/>
         </w:rPr>
-        <w:t>37.</w:t>
-        <w:tab/>
-        <w:t>הלכה פסוקה היא כי רשות ציבורית חבה בחובת הגינות מוגברת, וכי החלטה מנהלית הפוגעת בזכות לקורת גג מחייבת תשתית עובדתית ראויה, שימוע והנמקה. הפסיקה אשר התובעת עצמה נסמכת עליה (עע"ם 6390/21 אלמון נ' משרד הבינוי והשיכון; עע"ם 2414/17 קלדרון נ' חלמיש; עע"ם 3351/13 נתנאל נ' חלמיש; רע"א 3798/07 זריהן נ' עמידר) עוסקת בנטל המוטל על הטוען למעמד של דייר ממשיך – ואין בה כדי לפטור את הרשות מחובותיה שלה. בענייננו, לא זו בלבד שהנתבעת עומדת בנטל, אלא שהתובעת היא שכשלה בחובתה.</w:t>
+        <w:t>ודוק; אף לשיטתה של התובעת, ומכוח אותם תבחינים ממש, מוטלת עליה החובה לבחון אותם. אין רשות רשאית לקבוע כי אדם אינו עומד בתבחינים שהיא מעולם לא בדקה. ומקום שהוקנה לרשות שיקול דעת מנהלי, חלות עליה חובות השימוע, ההנמקה, איסוף התשתית העובדתית, המידתיות וההגינות המוגברת – בפרט שעה שההחלטה נוגעת בזכות לקורת גג, הנגזרת מכבוד האדם.</w:t>
       </w:r>
     </w:p>
     <w:p>
       <w:pPr>
+        <w:numPr>
+          <w:ilvl w:val="0"/>
+          <w:numId w:val="77"/>
+        </w:numPr>
         <w:bidi w:val="1"/>
-        <w:spacing w:lineRule="auto" w:line="360" w:after="120" w:before="200"/>
-        <w:jc w:val="right"/>
+        <w:spacing w:lineRule="auto" w:line="360" w:after="160" w:before="0"/>
+        <w:jc w:val="both"/>
       </w:pPr>
       <w:r>
         <w:rPr>
-          <w:rFonts w:ascii="David" w:hAnsi="David" w:cs="David" w:eastAsia="David"/>
+          <w:rFonts w:ascii="David" w:hAnsi="David" w:cs="David" w:eastAsia="David" w:hint="cs"/>
+          <w:b w:val="0"/>
+          <w:sz w:val="24"/>
+          <w:szCs w:val="24"/>
+          <w:u w:val="none"/>
+          <w:rtl w:val="1"/>
+          <w:lang w:bidi="he-IL"/>
+        </w:rPr>
+        <w:t>הפסיקה שהתובעת מפנה אליה בסעיף 20 לכתב התביעה [עע"ם 6390/21 אלמון נ' משרד הבינוי והשיכון; עע"ם 2414/17 קלדרון נ' חלמיש; עע"ם 3351/13 נתנאל נ' חלמיש; רע"א 3798/07 זריהן נ' עמידר] אינה מסייעת לתובעת בנסיבות דנא, ואין בה כדי לפטור את הרשות מחובותיה שלה.</w:t>
+      </w:r>
+    </w:p>
+    <w:p>
+      <w:pPr>
+        <w:keepNext w:val="1"/>
+        <w:keepLines w:val="1"/>
+        <w:bidi w:val="1"/>
+        <w:spacing w:lineRule="auto" w:line="360" w:after="100" w:before="200"/>
+        <w:jc w:val="left"/>
+      </w:pPr>
+      <w:r>
+        <w:rPr>
+          <w:rFonts w:ascii="David" w:hAnsi="David" w:cs="David" w:eastAsia="David" w:hint="cs"/>
           <w:b/>
+          <w:bCs w:val="1"/>
           <w:sz w:val="24"/>
+          <w:szCs w:val="24"/>
           <w:u w:val="single"/>
           <w:rtl w:val="1"/>
+          <w:lang w:bidi="he-IL"/>
+        </w:rPr>
+        <w:t>מן הכלל אל הפרט</w:t>
+      </w:r>
+    </w:p>
+    <w:p>
+      <w:pPr>
+        <w:numPr>
+          <w:ilvl w:val="0"/>
+          <w:numId w:val="77"/>
+        </w:numPr>
+        <w:bidi w:val="1"/>
+        <w:spacing w:lineRule="auto" w:line="360" w:after="160" w:before="0"/>
+        <w:jc w:val="both"/>
+      </w:pPr>
+      <w:r>
+        <w:rPr>
+          <w:rFonts w:ascii="David" w:hAnsi="David" w:cs="David" w:eastAsia="David" w:hint="cs"/>
+          <w:b w:val="0"/>
+          <w:sz w:val="24"/>
           <w:szCs w:val="24"/>
+          <w:u w:val="none"/>
+          <w:rtl w:val="1"/>
+          <w:lang w:bidi="he-IL"/>
+        </w:rPr>
+        <w:t>מן הכלל אל הפרט: התובעת לא בחנה ולו תבחין אחד. טבלת האימות בטופס ועדת הלגליזציה, שבה נדרשה לציין ממצאים בסעיפי "חסר דירה", "מומש סיוע בשכ"ד", "כתובות" ו"גבולות", נותרה ריקה בכל שורותיה. משכך, הקביעה כי "לא עלה בידי הנתבעת לעמוד בנטל התבחינים המצטברים" (סעיף 19 לכתב התביעה) אינה קביעה כלל – היא הנחה.</w:t>
+      </w:r>
+    </w:p>
+    <w:p>
+      <w:pPr>
+        <w:numPr>
+          <w:ilvl w:val="0"/>
+          <w:numId w:val="77"/>
+        </w:numPr>
+        <w:bidi w:val="1"/>
+        <w:spacing w:lineRule="auto" w:line="360" w:after="160" w:before="0"/>
+        <w:jc w:val="both"/>
+      </w:pPr>
+      <w:r>
+        <w:rPr>
+          <w:rFonts w:ascii="David" w:hAnsi="David" w:cs="David" w:eastAsia="David" w:hint="cs"/>
+          <w:b w:val="0"/>
+          <w:sz w:val="24"/>
+          <w:szCs w:val="24"/>
+          <w:u w:val="none"/>
+          <w:rtl w:val="1"/>
+          <w:lang w:bidi="he-IL"/>
+        </w:rPr>
+        <w:t>יתרה מכך; המבחן שהוחל אינו המבחן שבדין. על גבי הטופס מודפסת הדרישה לביקורי מעגל "מתאריך 1.8.09 ועד מועד הבקשה ולא פחות מ-4 שנות מגורים רצופות", בעוד שהחוק נוקב בשלוש שנים בסמוך לפטירה. רשות המחילה על אדם מבחן מחמיר מזה שקבע המחוקק – החלטתה בטלה.</w:t>
+      </w:r>
+    </w:p>
+    <w:p>
+      <w:pPr>
+        <w:numPr>
+          <w:ilvl w:val="0"/>
+          <w:numId w:val="77"/>
+        </w:numPr>
+        <w:bidi w:val="1"/>
+        <w:spacing w:lineRule="auto" w:line="360" w:after="160" w:before="0"/>
+        <w:jc w:val="both"/>
+      </w:pPr>
+      <w:r>
+        <w:rPr>
+          <w:rFonts w:ascii="David" w:hAnsi="David" w:cs="David" w:eastAsia="David" w:hint="cs"/>
+          <w:b w:val="0"/>
+          <w:sz w:val="24"/>
+          <w:szCs w:val="24"/>
+          <w:u w:val="none"/>
+          <w:rtl w:val="1"/>
+          <w:lang w:bidi="he-IL"/>
+        </w:rPr>
+        <w:t xml:space="preserve">ולבסוף, הטופס נחתם בידי סגן מנהל מרכז השירות ביום 1.11.2023. ודוק; משמעות הדבר היא כי המסמך שעל יסודו התקבלה ההחלטה בדבר זכויותיה של הנתבעת לאחר פטירת אביה, נחתם כשלושה חודשים וחצי </w:t>
+      </w:r>
+      <w:r>
+        <w:rPr>
+          <w:rFonts w:ascii="David" w:hAnsi="David" w:cs="David" w:eastAsia="David" w:hint="cs"/>
+          <w:b/>
           <w:bCs w:val="1"/>
+          <w:sz w:val="24"/>
+          <w:szCs w:val="24"/>
+          <w:u w:val="single"/>
+          <w:rtl w:val="1"/>
+          <w:lang w:bidi="he-IL"/>
+        </w:rPr>
+        <w:t>בטרם נפטר אביה</w:t>
+      </w:r>
+      <w:r>
+        <w:rPr>
+          <w:rFonts w:ascii="David" w:hAnsi="David" w:cs="David" w:eastAsia="David" w:hint="cs"/>
+          <w:b w:val="0"/>
+          <w:sz w:val="24"/>
+          <w:szCs w:val="24"/>
+          <w:u w:val="none"/>
+          <w:rtl w:val="1"/>
+          <w:lang w:bidi="he-IL"/>
+        </w:rPr>
+        <w:t>, וכעשרה חודשים לפני מועד ההחלטה. הא ותו לא.</w:t>
+      </w:r>
+    </w:p>
+    <w:p>
+      <w:pPr>
+        <w:keepNext w:val="1"/>
+        <w:keepLines w:val="1"/>
+        <w:bidi w:val="1"/>
+        <w:spacing w:lineRule="auto" w:line="360" w:after="100" w:before="200"/>
+        <w:jc w:val="left"/>
+      </w:pPr>
+      <w:r>
+        <w:rPr>
+          <w:rFonts w:ascii="David" w:hAnsi="David" w:cs="David" w:eastAsia="David" w:hint="cs"/>
+          <w:b/>
+          <w:bCs w:val="1"/>
+          <w:sz w:val="24"/>
+          <w:szCs w:val="24"/>
+          <w:u w:val="single"/>
+          <w:rtl w:val="1"/>
+          <w:lang w:bidi="he-IL"/>
         </w:rPr>
         <w:t>מכתב גורם הרווחה והמלצתו</w:t>
       </w:r>
     </w:p>
     <w:p>
       <w:pPr>
+        <w:numPr>
+          <w:ilvl w:val="0"/>
+          <w:numId w:val="77"/>
+        </w:numPr>
         <w:bidi w:val="1"/>
         <w:spacing w:lineRule="auto" w:line="360" w:after="160" w:before="0"/>
-        <w:ind w:left="510" w:hanging="510"/>
         <w:jc w:val="both"/>
       </w:pPr>
       <w:r>
         <w:rPr>
-          <w:rFonts w:ascii="David" w:hAnsi="David" w:cs="David" w:eastAsia="David"/>
+          <w:rFonts w:ascii="David" w:hAnsi="David" w:cs="David" w:eastAsia="David" w:hint="cs"/>
           <w:b w:val="0"/>
           <w:sz w:val="24"/>
+          <w:szCs w:val="24"/>
           <w:u w:val="none"/>
           <w:rtl w:val="1"/>
-          <w:szCs w:val="24"/>
+          <w:lang w:bidi="he-IL"/>
         </w:rPr>
-        <w:t>38.</w:t>
-        <w:tab/>
-        <w:t>ביום חודש יולי 2026 פנתה המחלקה לשירותים חברתיים "ירקון" שבמינהל השירותים החברתיים בעיריית פתח תקווה במכתב "לכל מאן דבעי" שעניינו הנתבעת. מכתב זה מצ"ב ומסומן כנספח א'.</w:t>
+        <w:t>בחודש יולי 2026 פנתה המחלקה לשירותים חברתיים "ירקון" שבמינהל השירותים החברתיים בעיריית פתח תקווה במכתב "לכל מאן דבעי" שעניינו הנתבעת. מכתב זה מצ"ב ומסומן כנספח א'.</w:t>
       </w:r>
     </w:p>
     <w:p>
       <w:pPr>
+        <w:numPr>
+          <w:ilvl w:val="0"/>
+          <w:numId w:val="77"/>
+        </w:numPr>
         <w:bidi w:val="1"/>
         <w:spacing w:lineRule="auto" w:line="360" w:after="160" w:before="0"/>
-        <w:ind w:left="510" w:hanging="510"/>
         <w:jc w:val="both"/>
       </w:pPr>
       <w:r>
         <w:rPr>
-          <w:rFonts w:ascii="David" w:hAnsi="David" w:cs="David" w:eastAsia="David"/>
+          <w:rFonts w:ascii="David" w:hAnsi="David" w:cs="David" w:eastAsia="David" w:hint="cs"/>
           <w:b w:val="0"/>
           <w:sz w:val="24"/>
+          <w:szCs w:val="24"/>
           <w:u w:val="none"/>
           <w:rtl w:val="1"/>
-          <w:szCs w:val="24"/>
+          <w:lang w:bidi="he-IL"/>
         </w:rPr>
-        <w:t>39.</w:t>
-        <w:tab/>
-        <w:t>במכתב נקבע, מפי הגורם המקצועי המוסמך, כי הנתבעת "היתה מוכרת ברווחה לאורך שנים, על רקע קשיים כלכליים, משפחתיים ובריאותיים"; כי היא "בת 42 רווקה ללא ילדים מתמודדת עם נכות נפשית ופיברומיאלגיה, אינה עובדת ומקבלת קיצבה 100% נכות מביטוח לאומי"; כי היא "מצויה בהתקף חרדה עקב המצב" וכי "אין לה את היכולת להתמודד עם מעברים ושינויים".</w:t>
+        <w:t>במכתב נקבע, מפי הגורם המקצועי, כי הנתבעת "היתה מוכרת ברווחה לאורך שנים, על רקע קשיים כלכליים, משפחתיים ובריאותיים", וכי היא "בת 42 רווקה ללא ילדים מתמודדת עם נכות נפשית ופיברומיאלגיה, אינה עובדת ומקבלת קיצבה 100% נכות מביטוח לאומי". עוד נמסר בו כי הנתבעת "מצויה בהתקף חרדה עקב המצב ולטענתה אין לה את היכולת להתמודד עם מעברים ושינויים".</w:t>
       </w:r>
     </w:p>
     <w:p>
       <w:pPr>
+        <w:numPr>
+          <w:ilvl w:val="0"/>
+          <w:numId w:val="77"/>
+        </w:numPr>
         <w:bidi w:val="1"/>
         <w:spacing w:lineRule="auto" w:line="360" w:after="160" w:before="0"/>
-        <w:ind w:left="510" w:hanging="510"/>
         <w:jc w:val="both"/>
       </w:pPr>
       <w:r>
         <w:rPr>
-          <w:rFonts w:ascii="David" w:hAnsi="David" w:cs="David" w:eastAsia="David"/>
+          <w:rFonts w:ascii="David" w:hAnsi="David" w:cs="David" w:eastAsia="David" w:hint="cs"/>
           <w:b w:val="0"/>
           <w:sz w:val="24"/>
+          <w:szCs w:val="24"/>
           <w:u w:val="none"/>
           <w:rtl w:val="1"/>
+          <w:lang w:bidi="he-IL"/>
+        </w:rPr>
+        <w:t xml:space="preserve">וחשוב מכל – סיפת המכתב, כהאי לישנא: "לאור זאת, נודה על כל התחשבות במצבה </w:t>
+      </w:r>
+      <w:r>
+        <w:rPr>
+          <w:rFonts w:ascii="David" w:hAnsi="David" w:cs="David" w:eastAsia="David" w:hint="cs"/>
+          <w:b/>
+          <w:bCs w:val="1"/>
+          <w:sz w:val="24"/>
           <w:szCs w:val="24"/>
+          <w:u w:val="single"/>
+          <w:rtl w:val="1"/>
+          <w:lang w:bidi="he-IL"/>
         </w:rPr>
-        <w:t>40.</w:t>
-        <w:tab/>
-        <w:t>וחשוב מכל – המלצתו המפורשת של גורם הרווחה, כהאי לישנא: "לאור זאת, נודה על כל התחשבות במצבה והימנעות מהוצאתה מהדירה בה מתגוררת מזה 30 שנה" [ההדגשה של הח"מ].</w:t>
+        <w:t>והימנעות מהוצאתה מהדירה בה מתגוררת מזה 30 שנה</w:t>
+      </w:r>
+      <w:r>
+        <w:rPr>
+          <w:rFonts w:ascii="David" w:hAnsi="David" w:cs="David" w:eastAsia="David" w:hint="cs"/>
+          <w:b w:val="0"/>
+          <w:sz w:val="24"/>
+          <w:szCs w:val="24"/>
+          <w:u w:val="none"/>
+          <w:rtl w:val="1"/>
+          <w:lang w:bidi="he-IL"/>
+        </w:rPr>
+        <w:t>" [ההדגשה של הח"מ; ר' נספח א'].</w:t>
       </w:r>
     </w:p>
     <w:p>
       <w:pPr>
+        <w:numPr>
+          <w:ilvl w:val="0"/>
+          <w:numId w:val="77"/>
+        </w:numPr>
         <w:bidi w:val="1"/>
         <w:spacing w:lineRule="auto" w:line="360" w:after="160" w:before="0"/>
-        <w:ind w:left="510" w:hanging="510"/>
         <w:jc w:val="both"/>
       </w:pPr>
       <w:r>
         <w:rPr>
-          <w:rFonts w:ascii="David" w:hAnsi="David" w:cs="David" w:eastAsia="David"/>
+          <w:rFonts w:ascii="David" w:hAnsi="David" w:cs="David" w:eastAsia="David" w:hint="cs"/>
           <w:b w:val="0"/>
           <w:sz w:val="24"/>
+          <w:szCs w:val="24"/>
           <w:u w:val="none"/>
           <w:rtl w:val="1"/>
-          <w:szCs w:val="24"/>
+          <w:lang w:bidi="he-IL"/>
         </w:rPr>
-        <w:t>41.</w:t>
-        <w:tab/>
-        <w:t>ודוק; שלושה דברים עולים ממכתב זה, וכל אחד מהם עומד בפני עצמו. האחד – אישוש עצמאי, מפי רשות סטטוטורית שאינה צד להליך, לכך שהנתבעת מתגוררת בדירה מזה שלושים שנה. השני – תשתית רפואית וסוציאלית לחומרת הפגיעה הצפויה מפינוי. השלישי – המלצה מפורשת שלא לפנותה.</w:t>
+        <w:t>ודוק; קביעה זו – בדבר שלושים שנות מגורים בדירה – נכתבה בלשונה של המחלקה לשירותים חברתיים עצמה, בפסקה האופרטיבית של מכתבה, והיא עולה בקנה אחד עם תאריך האכלוס הרשום בטופסי התובעת עצמה (8.8.1996). התובעת, כרשות ציבורית, אינה רשאית להתעלם מעמדתו של גורם מקצועי מוסמך זה, ומרשתי תטען כי עמדה זו כלל לא הובאה בפני מקבל ההחלטה.</w:t>
       </w:r>
     </w:p>
     <w:p>
       <w:pPr>
+        <w:keepNext w:val="1"/>
+        <w:keepLines w:val="1"/>
         <w:bidi w:val="1"/>
-        <w:spacing w:lineRule="auto" w:line="360" w:after="160" w:before="0"/>
-        <w:ind w:left="510" w:hanging="510"/>
-        <w:jc w:val="both"/>
+        <w:spacing w:lineRule="auto" w:line="360" w:after="100" w:before="200"/>
+        <w:jc w:val="left"/>
       </w:pPr>
       <w:r>
         <w:rPr>
-          <w:rFonts w:ascii="David" w:hAnsi="David" w:cs="David" w:eastAsia="David"/>
-          <w:b w:val="0"/>
+          <w:rFonts w:ascii="David" w:hAnsi="David" w:cs="David" w:eastAsia="David" w:hint="cs"/>
+          <w:b/>
+          <w:bCs w:val="1"/>
           <w:sz w:val="24"/>
-          <w:u w:val="none"/>
-          <w:rtl w:val="1"/>
           <w:szCs w:val="24"/>
-        </w:rPr>
-        <w:t>42.</w:t>
-        <w:tab/>
-        <w:t>התובעת קיבלה את החלטתה מבלי שטרחה לפנות אל גורמי הרווחה, מבלי שביררה את מצבה הרפואי של הנתבעת ומבלי שנתנה דעתה לקיומו של תיק רווחה פעיל בעניינה מזה שנים. החלטה מנהלית המתקבלת על יסוד תשתית עובדתית חסרה כל כך – דינה בטלות.</w:t>
-      </w:r>
-    </w:p>
-    <w:p>
-      <w:pPr>
-        <w:bidi w:val="1"/>
-        <w:spacing w:lineRule="auto" w:line="360" w:after="160" w:before="0"/>
-        <w:ind w:left="510" w:hanging="510"/>
-        <w:jc w:val="both"/>
-      </w:pPr>
-      <w:r>
-        <w:rPr>
-          <w:rFonts w:ascii="David" w:hAnsi="David" w:cs="David" w:eastAsia="David"/>
-          <w:b w:val="0"/>
-          <w:sz w:val="24"/>
-          <w:u w:val="none"/>
-          <w:rtl w:val="1"/>
-          <w:szCs w:val="24"/>
-        </w:rPr>
-        <w:t>43.</w:t>
-        <w:tab/>
-        <w:t>מבלי לגרוע מן האמור, יצוין כי הנתבעת אף פנתה בעבר בכתב יד אל משרד הבינוי והשיכון בעניין מצוקת הדיור שלה, ופנייה זו אושרה כ"העתק נאמן למקור". העתק הפנייה מצ"ב ומסומן כנספח ב'.</w:t>
-      </w:r>
-    </w:p>
-    <w:p>
-      <w:pPr>
-        <w:bidi w:val="1"/>
-        <w:spacing w:lineRule="auto" w:line="360" w:after="120" w:before="200"/>
-        <w:jc w:val="right"/>
-      </w:pPr>
-      <w:r>
-        <w:rPr>
-          <w:rFonts w:ascii="David" w:hAnsi="David" w:cs="David" w:eastAsia="David"/>
-          <w:b/>
-          <w:sz w:val="24"/>
           <w:u w:val="single"/>
           <w:rtl w:val="1"/>
-          <w:szCs w:val="24"/>
-          <w:bCs w:val="1"/>
+          <w:lang w:bidi="he-IL"/>
         </w:rPr>
         <w:t>התייחסות פרטנית לטענות כתב התביעה</w:t>
       </w:r>
     </w:p>
     <w:p>
       <w:pPr>
+        <w:numPr>
+          <w:ilvl w:val="0"/>
+          <w:numId w:val="77"/>
+        </w:numPr>
         <w:bidi w:val="1"/>
         <w:spacing w:lineRule="auto" w:line="360" w:after="160" w:before="0"/>
-        <w:ind w:left="510" w:hanging="510"/>
         <w:jc w:val="both"/>
       </w:pPr>
       <w:r>
         <w:rPr>
-          <w:rFonts w:ascii="David" w:hAnsi="David" w:cs="David" w:eastAsia="David"/>
+          <w:rFonts w:ascii="David" w:hAnsi="David" w:cs="David" w:eastAsia="David" w:hint="cs"/>
           <w:b w:val="0"/>
           <w:sz w:val="24"/>
+          <w:szCs w:val="24"/>
           <w:u w:val="none"/>
           <w:rtl w:val="1"/>
-          <w:szCs w:val="24"/>
+          <w:lang w:bidi="he-IL"/>
         </w:rPr>
-        <w:t>44.</w:t>
-        <w:tab/>
         <w:t>הנטען בסעיפים 1, 5, 6, 7, 13 ו-17 אינו מוכחש.</w:t>
       </w:r>
     </w:p>
     <w:p>
       <w:pPr>
+        <w:numPr>
+          <w:ilvl w:val="0"/>
+          <w:numId w:val="77"/>
+        </w:numPr>
         <w:bidi w:val="1"/>
         <w:spacing w:lineRule="auto" w:line="360" w:after="160" w:before="0"/>
-        <w:ind w:left="510" w:hanging="510"/>
         <w:jc w:val="both"/>
       </w:pPr>
       <w:r>
         <w:rPr>
-          <w:rFonts w:ascii="David" w:hAnsi="David" w:cs="David" w:eastAsia="David"/>
+          <w:rFonts w:ascii="David" w:hAnsi="David" w:cs="David" w:eastAsia="David" w:hint="cs"/>
           <w:b w:val="0"/>
           <w:sz w:val="24"/>
+          <w:szCs w:val="24"/>
           <w:u w:val="none"/>
           <w:rtl w:val="1"/>
-          <w:szCs w:val="24"/>
+          <w:lang w:bidi="he-IL"/>
         </w:rPr>
-        <w:t>45.</w:t>
-        <w:tab/>
-        <w:t>הנטען בסעיף 2 מוכחש מכל וכל. הנתבעת אינה "פולשת", לא פלשה לדירה ואינה מחזיקה בה שלא כדין. הנתבעת מתגוררת בדירה כדין מיום אכלוסה בשנת 1996.</w:t>
+        <w:t>הנטען בסעיף 2 מוכחש מכל וכל. הנתבעת אינה "פולשת", לא פלשה לדירה ואינה מחזיקה בה שלא כדין.</w:t>
       </w:r>
     </w:p>
     <w:p>
       <w:pPr>
+        <w:numPr>
+          <w:ilvl w:val="0"/>
+          <w:numId w:val="77"/>
+        </w:numPr>
         <w:bidi w:val="1"/>
         <w:spacing w:lineRule="auto" w:line="360" w:after="160" w:before="0"/>
-        <w:ind w:left="510" w:hanging="510"/>
         <w:jc w:val="both"/>
       </w:pPr>
       <w:r>
         <w:rPr>
-          <w:rFonts w:ascii="David" w:hAnsi="David" w:cs="David" w:eastAsia="David"/>
+          <w:rFonts w:ascii="David" w:hAnsi="David" w:cs="David" w:eastAsia="David" w:hint="cs"/>
           <w:b w:val="0"/>
           <w:sz w:val="24"/>
+          <w:szCs w:val="24"/>
           <w:u w:val="none"/>
           <w:rtl w:val="1"/>
-          <w:szCs w:val="24"/>
+          <w:lang w:bidi="he-IL"/>
         </w:rPr>
-        <w:t>46.</w:t>
-        <w:tab/>
         <w:t>הנטען בסעיפים 3, 4, 23 ו-24 מוכחש. אין התובעת זכאית לסעד כלשהו, וממילא אין היא זכאית להוצאות מוגברות.</w:t>
       </w:r>
     </w:p>
     <w:p>
       <w:pPr>
+        <w:numPr>
+          <w:ilvl w:val="0"/>
+          <w:numId w:val="77"/>
+        </w:numPr>
         <w:bidi w:val="1"/>
         <w:spacing w:lineRule="auto" w:line="360" w:after="160" w:before="0"/>
-        <w:ind w:left="510" w:hanging="510"/>
         <w:jc w:val="both"/>
       </w:pPr>
       <w:r>
         <w:rPr>
-          <w:rFonts w:ascii="David" w:hAnsi="David" w:cs="David" w:eastAsia="David"/>
+          <w:rFonts w:ascii="David" w:hAnsi="David" w:cs="David" w:eastAsia="David" w:hint="cs"/>
           <w:b w:val="0"/>
           <w:sz w:val="24"/>
+          <w:szCs w:val="24"/>
           <w:u w:val="none"/>
           <w:rtl w:val="1"/>
-          <w:szCs w:val="24"/>
+          <w:lang w:bidi="he-IL"/>
         </w:rPr>
-        <w:t>47.</w:t>
-        <w:tab/>
-        <w:t>הנטען בסעיף 8 אינו מוכחש, למעט המילה "בעבר", המבקשת ליצור מצג כאילו הסתיימה הזיקה בין המשפחה לבין הדירה. חשבון הדירה נוהל בידי התובעת כחשבון פעיל אף לאחר הפטירה, ובגינו נזקפה הנחת מדרוג שתוקפה עד ליום 30.9.2024.</w:t>
+        <w:t>הנטען בסעיפים 8 ו-14 אינו מוכחש, למעט המילה "בעבר", המבקשת ליצור מצג כאילו הסתיימה הזיקה בין המשפחה לבין הדירה; ובכפוף לאמור בסעיף 2(ז) לחוזה השכירות, המתנה את סיום השכירות ב"הודעה בכתב של שישים יום מראש" – הודעה אשר לא צורפה ולא נטענה.</w:t>
       </w:r>
     </w:p>
     <w:p>
       <w:pPr>
+        <w:numPr>
+          <w:ilvl w:val="0"/>
+          <w:numId w:val="77"/>
+        </w:numPr>
         <w:bidi w:val="1"/>
         <w:spacing w:lineRule="auto" w:line="360" w:after="160" w:before="0"/>
-        <w:ind w:left="510" w:hanging="510"/>
         <w:jc w:val="both"/>
       </w:pPr>
       <w:r>
         <w:rPr>
-          <w:rFonts w:ascii="David" w:hAnsi="David" w:cs="David" w:eastAsia="David"/>
+          <w:rFonts w:ascii="David" w:hAnsi="David" w:cs="David" w:eastAsia="David" w:hint="cs"/>
           <w:b w:val="0"/>
           <w:sz w:val="24"/>
+          <w:szCs w:val="24"/>
           <w:u w:val="none"/>
           <w:rtl w:val="1"/>
-          <w:szCs w:val="24"/>
+          <w:lang w:bidi="he-IL"/>
         </w:rPr>
-        <w:t>48.</w:t>
-        <w:tab/>
-        <w:t>הנטען בסעיפים 9 ו-15 מוכחש באופן גורף ומוחלט. המדובר בטענת סרק, המופרכת על ידי מסמכי התובעת עצמה, כמפורט לעיל.</w:t>
+        <w:t>הנטען בסעיפים 9 ו-15 מוכחש באופן גורף ומוחלט, כמפורט לעיל.</w:t>
       </w:r>
     </w:p>
     <w:p>
       <w:pPr>
+        <w:numPr>
+          <w:ilvl w:val="0"/>
+          <w:numId w:val="77"/>
+        </w:numPr>
         <w:bidi w:val="1"/>
         <w:spacing w:lineRule="auto" w:line="360" w:after="160" w:before="0"/>
-        <w:ind w:left="510" w:hanging="510"/>
         <w:jc w:val="both"/>
       </w:pPr>
       <w:r>
         <w:rPr>
-          <w:rFonts w:ascii="David" w:hAnsi="David" w:cs="David" w:eastAsia="David"/>
+          <w:rFonts w:ascii="David" w:hAnsi="David" w:cs="David" w:eastAsia="David" w:hint="cs"/>
           <w:b w:val="0"/>
           <w:sz w:val="24"/>
+          <w:szCs w:val="24"/>
           <w:u w:val="none"/>
           <w:rtl w:val="1"/>
-          <w:szCs w:val="24"/>
+          <w:lang w:bidi="he-IL"/>
         </w:rPr>
-        <w:t>49.</w:t>
-        <w:tab/>
-        <w:t>הנטען בסעיף 10 מוכחש. הוועדה הנטענת היא ועדת לגליזציה פנימית של התובעת; היא לא שמעה את הנתבעת; והחלטתה נעדרת הנמקה.</w:t>
+        <w:t>הנטען בסעיף 10 מוכחש. הגוף שדן בעניינה של הנתבעת הוא ועדת לגליזציה פנימית של התובעת; היא לא שמעה את הנתבעת; היא לא בחנה את התבחינים; והחלטתה נעדרת הנמקה.</w:t>
       </w:r>
     </w:p>
     <w:p>
       <w:pPr>
+        <w:numPr>
+          <w:ilvl w:val="0"/>
+          <w:numId w:val="77"/>
+        </w:numPr>
         <w:bidi w:val="1"/>
         <w:spacing w:lineRule="auto" w:line="360" w:after="160" w:before="0"/>
-        <w:ind w:left="510" w:hanging="510"/>
         <w:jc w:val="both"/>
       </w:pPr>
       <w:r>
         <w:rPr>
-          <w:rFonts w:ascii="David" w:hAnsi="David" w:cs="David" w:eastAsia="David"/>
+          <w:rFonts w:ascii="David" w:hAnsi="David" w:cs="David" w:eastAsia="David" w:hint="cs"/>
           <w:b w:val="0"/>
           <w:sz w:val="24"/>
+          <w:szCs w:val="24"/>
           <w:u w:val="none"/>
           <w:rtl w:val="1"/>
-          <w:szCs w:val="24"/>
+          <w:lang w:bidi="he-IL"/>
         </w:rPr>
-        <w:t>50.</w:t>
-        <w:tab/>
         <w:t>הנטען בסעיף 11 מוכחש. לא צורפה ולו דרישת פינוי אחת, ולא נטען מתי, כיצד ובידי מי נמסרה. הנתבעת מעולם לא "התבצרה" בדירה – היא מתגוררת בביתה.</w:t>
       </w:r>
     </w:p>
     <w:p>
       <w:pPr>
+        <w:numPr>
+          <w:ilvl w:val="0"/>
+          <w:numId w:val="77"/>
+        </w:numPr>
         <w:bidi w:val="1"/>
         <w:spacing w:lineRule="auto" w:line="360" w:after="160" w:before="0"/>
-        <w:ind w:left="510" w:hanging="510"/>
         <w:jc w:val="both"/>
       </w:pPr>
       <w:r>
         <w:rPr>
-          <w:rFonts w:ascii="David" w:hAnsi="David" w:cs="David" w:eastAsia="David"/>
+          <w:rFonts w:ascii="David" w:hAnsi="David" w:cs="David" w:eastAsia="David" w:hint="cs"/>
           <w:b w:val="0"/>
           <w:sz w:val="24"/>
+          <w:szCs w:val="24"/>
           <w:u w:val="none"/>
           <w:rtl w:val="1"/>
-          <w:szCs w:val="24"/>
+          <w:lang w:bidi="he-IL"/>
         </w:rPr>
-        <w:t>51.</w:t>
-        <w:tab/>
-        <w:t>הנטען בסעיף 12 אינו טענה עובדתית אלא סיכום, ומוכחש בהתאם.</w:t>
+        <w:t>הנטען בסעיף 12 אינו טענה שבעובדה אלא סיכום, ומוכחש בהתאם.</w:t>
       </w:r>
     </w:p>
     <w:p>
       <w:pPr>
+        <w:numPr>
+          <w:ilvl w:val="0"/>
+          <w:numId w:val="77"/>
+        </w:numPr>
         <w:bidi w:val="1"/>
         <w:spacing w:lineRule="auto" w:line="360" w:after="160" w:before="0"/>
-        <w:ind w:left="510" w:hanging="510"/>
         <w:jc w:val="both"/>
       </w:pPr>
       <w:r>
         <w:rPr>
-          <w:rFonts w:ascii="David" w:hAnsi="David" w:cs="David" w:eastAsia="David"/>
+          <w:rFonts w:ascii="David" w:hAnsi="David" w:cs="David" w:eastAsia="David" w:hint="cs"/>
           <w:b w:val="0"/>
           <w:sz w:val="24"/>
+          <w:szCs w:val="24"/>
           <w:u w:val="none"/>
           <w:rtl w:val="1"/>
-          <w:szCs w:val="24"/>
+          <w:lang w:bidi="he-IL"/>
         </w:rPr>
-        <w:t>52.</w:t>
-        <w:tab/>
-        <w:t>הנטען בסעיף 14 אינו מוכחש, בכפוף לאמור לעיל באשר לסעיף 2(ז) לחוזה, המחייב הודעת סיום בכתב שישים יום מראש.</w:t>
+        <w:t>הנטען בסעיף 16 מוכחש. אין הכחשה לעצם קיומם של טופסי הביקור וההצהרות; ואולם תוכנם, משקלם והמסקנה המבוקשת מהם מוכחשים מכל וכל, כמפורט לעיל בהרחבה.</w:t>
       </w:r>
     </w:p>
     <w:p>
       <w:pPr>
+        <w:numPr>
+          <w:ilvl w:val="0"/>
+          <w:numId w:val="77"/>
+        </w:numPr>
         <w:bidi w:val="1"/>
         <w:spacing w:lineRule="auto" w:line="360" w:after="160" w:before="0"/>
-        <w:ind w:left="510" w:hanging="510"/>
         <w:jc w:val="both"/>
       </w:pPr>
       <w:r>
         <w:rPr>
-          <w:rFonts w:ascii="David" w:hAnsi="David" w:cs="David" w:eastAsia="David"/>
+          <w:rFonts w:ascii="David" w:hAnsi="David" w:cs="David" w:eastAsia="David" w:hint="cs"/>
           <w:b w:val="0"/>
           <w:sz w:val="24"/>
+          <w:szCs w:val="24"/>
           <w:u w:val="none"/>
           <w:rtl w:val="1"/>
-          <w:szCs w:val="24"/>
+          <w:lang w:bidi="he-IL"/>
         </w:rPr>
-        <w:t>53.</w:t>
-        <w:tab/>
-        <w:t>הנטען בסעיף 16 מוכחש. התצהיר הנטען לא צורף כלל; ההצהרות המצויות בנספח 2 הן טפסים מודפסים מראש שחלופותיהם לא נמחקו; ודוחות הביקור מלמדים את היפוכם של דברים, כמפורט לעיל בהרחבה.</w:t>
+        <w:t>ביחס לנטען בסעיף 18 – אין הכחשה לעצם קיומו של המסמך שצורף כנספח 4, שתוכנו מדבר בעד עצמו. מוכחש כי המדובר בוועדה מוסמכת, וכי המדובר בהחלטה שנתקבלה כדין.</w:t>
       </w:r>
     </w:p>
     <w:p>
       <w:pPr>
+        <w:numPr>
+          <w:ilvl w:val="0"/>
+          <w:numId w:val="77"/>
+        </w:numPr>
         <w:bidi w:val="1"/>
         <w:spacing w:lineRule="auto" w:line="360" w:after="160" w:before="0"/>
-        <w:ind w:left="510" w:hanging="510"/>
         <w:jc w:val="both"/>
       </w:pPr>
       <w:r>
         <w:rPr>
-          <w:rFonts w:ascii="David" w:hAnsi="David" w:cs="David" w:eastAsia="David"/>
+          <w:rFonts w:ascii="David" w:hAnsi="David" w:cs="David" w:eastAsia="David" w:hint="cs"/>
           <w:b w:val="0"/>
           <w:sz w:val="24"/>
+          <w:szCs w:val="24"/>
           <w:u w:val="none"/>
           <w:rtl w:val="1"/>
-          <w:szCs w:val="24"/>
+          <w:lang w:bidi="he-IL"/>
         </w:rPr>
-        <w:t>54.</w:t>
-        <w:tab/>
-        <w:t>הנטען בסעיף 18 מוכחש, בהתאם לאמור לעיל.</w:t>
+        <w:t>הנטען בסעיף 19 מוכחש. הנתבעת עומדת בתבחינים; ומכל מקום, התובעת מעולם לא בדקה אותם, לא הציגה את הנוהל שמכוחו נבחנה הבקשה ולא נתנה החלטה מנומקת.</w:t>
       </w:r>
     </w:p>
     <w:p>
       <w:pPr>
+        <w:numPr>
+          <w:ilvl w:val="0"/>
+          <w:numId w:val="77"/>
+        </w:numPr>
         <w:bidi w:val="1"/>
         <w:spacing w:lineRule="auto" w:line="360" w:after="160" w:before="0"/>
-        <w:ind w:left="510" w:hanging="510"/>
         <w:jc w:val="both"/>
       </w:pPr>
       <w:r>
         <w:rPr>
-          <w:rFonts w:ascii="David" w:hAnsi="David" w:cs="David" w:eastAsia="David"/>
+          <w:rFonts w:ascii="David" w:hAnsi="David" w:cs="David" w:eastAsia="David" w:hint="cs"/>
           <w:b w:val="0"/>
           <w:sz w:val="24"/>
+          <w:szCs w:val="24"/>
           <w:u w:val="none"/>
           <w:rtl w:val="1"/>
-          <w:szCs w:val="24"/>
+          <w:lang w:bidi="he-IL"/>
         </w:rPr>
-        <w:t>55.</w:t>
-        <w:tab/>
-        <w:t>הנטען בסעיף 19 מוכחש. הנתבעת עומדת בתבחינים; ומכל מקום, לא הוצגו התבחינים הנטענים, לא הוצג הנוהל שמכוחו נבחנה הבקשה, ולא הוצגה כל החלטה מנומקת.</w:t>
+        <w:t>סעיף 20 אינו טענה שבעובדה ואינו טעון הכחשה; ולגופו – האסמכתאות הנזכרות בו אינן מסייעות לתובעת בנסיבות דנא.</w:t>
       </w:r>
     </w:p>
     <w:p>
       <w:pPr>
+        <w:numPr>
+          <w:ilvl w:val="0"/>
+          <w:numId w:val="77"/>
+        </w:numPr>
         <w:bidi w:val="1"/>
         <w:spacing w:lineRule="auto" w:line="360" w:after="160" w:before="0"/>
-        <w:ind w:left="510" w:hanging="510"/>
         <w:jc w:val="both"/>
       </w:pPr>
       <w:r>
         <w:rPr>
-          <w:rFonts w:ascii="David" w:hAnsi="David" w:cs="David" w:eastAsia="David"/>
+          <w:rFonts w:ascii="David" w:hAnsi="David" w:cs="David" w:eastAsia="David" w:hint="cs"/>
           <w:b w:val="0"/>
           <w:sz w:val="24"/>
+          <w:szCs w:val="24"/>
           <w:u w:val="none"/>
           <w:rtl w:val="1"/>
-          <w:szCs w:val="24"/>
+          <w:lang w:bidi="he-IL"/>
         </w:rPr>
-        <w:t>56.</w:t>
-        <w:tab/>
-        <w:t>הנטען בסעיף 20 מוכחש. הפסיקה המצוטטת אינה מסייעת לתובעת בנסיבות דנא, כמפורט לעיל.</w:t>
-      </w:r>
-    </w:p>
-    <w:p>
-      <w:pPr>
-        <w:bidi w:val="1"/>
-        <w:spacing w:lineRule="auto" w:line="360" w:after="160" w:before="0"/>
-        <w:ind w:left="510" w:hanging="510"/>
-        <w:jc w:val="both"/>
-      </w:pPr>
-      <w:r>
-        <w:rPr>
-          <w:rFonts w:ascii="David" w:hAnsi="David" w:cs="David" w:eastAsia="David"/>
-          <w:b w:val="0"/>
-          <w:sz w:val="24"/>
-          <w:u w:val="none"/>
-          <w:rtl w:val="1"/>
-          <w:szCs w:val="24"/>
-        </w:rPr>
-        <w:t>57.</w:t>
-        <w:tab/>
         <w:t>הנטען בסעיפים 21 ו-22 מוכחש מכל וכל. לא הנתבעת היא שנהגה שלא כדין.</w:t>
       </w:r>
     </w:p>
     <w:p>
       <w:pPr>
+        <w:keepNext w:val="1"/>
+        <w:keepLines w:val="1"/>
         <w:bidi w:val="1"/>
-        <w:spacing w:lineRule="auto" w:line="360" w:after="120" w:before="200"/>
-        <w:jc w:val="right"/>
+        <w:spacing w:lineRule="auto" w:line="360" w:after="100" w:before="200"/>
+        <w:jc w:val="left"/>
       </w:pPr>
       <w:r>
         <w:rPr>
-          <w:rFonts w:ascii="David" w:hAnsi="David" w:cs="David" w:eastAsia="David"/>
+          <w:rFonts w:ascii="David" w:hAnsi="David" w:cs="David" w:eastAsia="David" w:hint="cs"/>
           <w:b/>
+          <w:bCs w:val="1"/>
           <w:sz w:val="24"/>
+          <w:szCs w:val="24"/>
           <w:u w:val="single"/>
           <w:rtl w:val="1"/>
-          <w:szCs w:val="24"/>
-          <w:bCs w:val="1"/>
+          <w:lang w:bidi="he-IL"/>
         </w:rPr>
         <w:t>סיכום</w:t>
       </w:r>
     </w:p>
     <w:p>
       <w:pPr>
+        <w:numPr>
+          <w:ilvl w:val="0"/>
+          <w:numId w:val="77"/>
+        </w:numPr>
         <w:bidi w:val="1"/>
         <w:spacing w:lineRule="auto" w:line="360" w:after="160" w:before="0"/>
-        <w:ind w:left="510" w:hanging="510"/>
         <w:jc w:val="both"/>
       </w:pPr>
       <w:r>
         <w:rPr>
-          <w:rFonts w:ascii="David" w:hAnsi="David" w:cs="David" w:eastAsia="David"/>
+          <w:rFonts w:ascii="David" w:hAnsi="David" w:cs="David" w:eastAsia="David" w:hint="cs"/>
           <w:b w:val="0"/>
           <w:sz w:val="24"/>
+          <w:szCs w:val="24"/>
           <w:u w:val="none"/>
           <w:rtl w:val="1"/>
-          <w:szCs w:val="24"/>
+          <w:lang w:bidi="he-IL"/>
         </w:rPr>
-        <w:t>58.</w:t>
-        <w:tab/>
-        <w:t>התובעת מבקשת להוציא מביתה אישה נכת 100%, המתגוררת בדירה מזה שלושים שנה, על יסוד מסכת ראייתית אשר היא עצמה ערכה – ואשר מפריכה את תביעתה.</w:t>
+        <w:t>התובעת מבקשת להוציא מביתה אישה נכה בשיעור 100%, שהדירה היא ביתה היחיד, על יסוד החלטה מנהלית שנתקבלה בלא שימוע, בלא הנמקה ובלא המצאה.</w:t>
       </w:r>
     </w:p>
     <w:p>
       <w:pPr>
+        <w:numPr>
+          <w:ilvl w:val="0"/>
+          <w:numId w:val="77"/>
+        </w:numPr>
         <w:bidi w:val="1"/>
         <w:spacing w:lineRule="auto" w:line="360" w:after="160" w:before="0"/>
-        <w:ind w:left="510" w:hanging="510"/>
         <w:jc w:val="both"/>
       </w:pPr>
       <w:r>
         <w:rPr>
-          <w:rFonts w:ascii="David" w:hAnsi="David" w:cs="David" w:eastAsia="David"/>
+          <w:rFonts w:ascii="David" w:hAnsi="David" w:cs="David" w:eastAsia="David" w:hint="cs"/>
           <w:b w:val="0"/>
           <w:sz w:val="24"/>
+          <w:szCs w:val="24"/>
           <w:u w:val="none"/>
           <w:rtl w:val="1"/>
-          <w:szCs w:val="24"/>
+          <w:lang w:bidi="he-IL"/>
         </w:rPr>
-        <w:t>59.</w:t>
-        <w:tab/>
-        <w:t>דוחות הביקור של התובעת קובעים כי המנוח לא גר בגפו (3.8.2020), כי בביקור האחרון בחייו לא נמצא איש (18.12.2023), וכי הביקור שלאחר פטירתו נערך "עם הבת" (3.7.2024) – שאותה סימנה התובעת כמי ש"גר: כן".</w:t>
+        <w:t>ועדת הלגליזציה החילה מבחן של ארבע שנות מגורים, בעוד החוק נוקב בשלוש; ואת תבחיני הזכאות שעל יסודם נדחתה הבקשה – היא מעולם לא בדקה, כעולה מטבלת האימות הריקה שבטופס שלה עצמה.</w:t>
       </w:r>
     </w:p>
     <w:p>
       <w:pPr>
+        <w:numPr>
+          <w:ilvl w:val="0"/>
+          <w:numId w:val="77"/>
+        </w:numPr>
         <w:bidi w:val="1"/>
         <w:spacing w:lineRule="auto" w:line="360" w:after="160" w:before="0"/>
-        <w:ind w:left="510" w:hanging="510"/>
         <w:jc w:val="both"/>
       </w:pPr>
       <w:r>
         <w:rPr>
-          <w:rFonts w:ascii="David" w:hAnsi="David" w:cs="David" w:eastAsia="David"/>
+          <w:rFonts w:ascii="David" w:hAnsi="David" w:cs="David" w:eastAsia="David" w:hint="cs"/>
           <w:b w:val="0"/>
           <w:sz w:val="24"/>
+          <w:szCs w:val="24"/>
           <w:u w:val="none"/>
           <w:rtl w:val="1"/>
-          <w:szCs w:val="24"/>
+          <w:lang w:bidi="he-IL"/>
         </w:rPr>
-        <w:t>60.</w:t>
-        <w:tab/>
-        <w:t>ההחלטה שעליה נשענת התביעה ניתנה בגוף פנימי, ללא שימוע, ללא הנמקה וללא המצאה – ואף מייחסת לאדם מגורים בדירה חודשים לאחר פטירתו.</w:t>
+        <w:t>טופסי הביקור של התובעת סותרים את עצמם: ביום 3.8.2020 נרשם כי המנוח אינו גר בגפו; ביום 18.12.2023 לא נמצא הדייר כלל; וביום 3.7.2024 נערך הביקור עם בתו של המנוח וסומן "דייר ממשיך – גר: כן" – ובאותה שורה סומן גם המנוח, שנפטר חודשים קודם לכן, כמי ש"גר: כן".</w:t>
       </w:r>
     </w:p>
     <w:p>
       <w:pPr>
+        <w:numPr>
+          <w:ilvl w:val="0"/>
+          <w:numId w:val="77"/>
+        </w:numPr>
         <w:bidi w:val="1"/>
         <w:spacing w:lineRule="auto" w:line="360" w:after="160" w:before="0"/>
-        <w:ind w:left="510" w:hanging="510"/>
         <w:jc w:val="both"/>
       </w:pPr>
       <w:r>
         <w:rPr>
-          <w:rFonts w:ascii="David" w:hAnsi="David" w:cs="David" w:eastAsia="David"/>
+          <w:rFonts w:ascii="David" w:hAnsi="David" w:cs="David" w:eastAsia="David" w:hint="cs"/>
           <w:b w:val="0"/>
           <w:sz w:val="24"/>
+          <w:szCs w:val="24"/>
           <w:u w:val="none"/>
           <w:rtl w:val="1"/>
-          <w:szCs w:val="24"/>
+          <w:lang w:bidi="he-IL"/>
         </w:rPr>
-        <w:t>61.</w:t>
-        <w:tab/>
-        <w:t>גורם הרווחה המוסמך אישר את שלושים שנות המגורים, פירט את נכותה של הנתבעת, וביקש מפורשות להימנע מהוצאתה מן הדירה.</w:t>
+        <w:t>וגורם הרווחה המוסמך ביקש, בלשונו שלו, "התחשבות במצבה והימנעות מהוצאתה מהדירה בה מתגוררת מזה 30 שנה".</w:t>
       </w:r>
     </w:p>
     <w:p>
       <w:pPr>
+        <w:numPr>
+          <w:ilvl w:val="0"/>
+          <w:numId w:val="77"/>
+        </w:numPr>
         <w:bidi w:val="1"/>
         <w:spacing w:lineRule="auto" w:line="360" w:after="160" w:before="0"/>
-        <w:ind w:left="510" w:hanging="510"/>
         <w:jc w:val="both"/>
       </w:pPr>
       <w:r>
         <w:rPr>
-          <w:rFonts w:ascii="David" w:hAnsi="David" w:cs="David" w:eastAsia="David"/>
+          <w:rFonts w:ascii="David" w:hAnsi="David" w:cs="David" w:eastAsia="David" w:hint="cs"/>
           <w:b w:val="0"/>
           <w:sz w:val="24"/>
+          <w:szCs w:val="24"/>
           <w:u w:val="none"/>
           <w:rtl w:val="1"/>
-          <w:szCs w:val="24"/>
+          <w:lang w:bidi="he-IL"/>
         </w:rPr>
-        <w:t>62.</w:t>
-        <w:tab/>
-        <w:t>אשר על כל המקובץ לעיל מתבקש בזאת בית המשפט הנכבד לדחות את התביעה על הסף, ולחלופין לגופה, ולחייב את התובעת בהוצאות הולמות בגין הגשת תביעת סרק, נעדרת עילה ונעדרת תום לב, תוך בזבוז זמן שיפוטי יקר.</w:t>
+        <w:t>אשר על כל המקובץ לעיל מתבקש בזאת בית המשפט הנכבד לדחות את התביעה, ולחייב את התובעת בהוצאות הולמות ובשכ"ט עו"ד.</w:t>
       </w:r>
     </w:p>
     <w:p>
       <w:pPr>
+        <w:keepNext w:val="1"/>
+        <w:keepLines w:val="1"/>
+        <w:bidi w:val="1"/>
+        <w:spacing w:lineRule="auto" w:line="360" w:after="100" w:before="200"/>
+        <w:jc w:val="left"/>
+      </w:pPr>
+      <w:r>
+        <w:rPr>
+          <w:rFonts w:ascii="David" w:hAnsi="David" w:cs="David" w:eastAsia="David" w:hint="cs"/>
+          <w:b/>
+          <w:bCs w:val="1"/>
+          <w:sz w:val="24"/>
+          <w:szCs w:val="24"/>
+          <w:u w:val="single"/>
+          <w:rtl w:val="1"/>
+          <w:lang w:bidi="he-IL"/>
+        </w:rPr>
+        <w:t>רשימת נספחים</w:t>
+      </w:r>
+    </w:p>
+    <w:p>
+      <w:pPr>
+        <w:bidi w:val="1"/>
+        <w:spacing w:lineRule="auto" w:line="360" w:after="120" w:before="0"/>
+        <w:ind w:left="510" w:hanging="510"/>
+        <w:jc w:val="both"/>
+      </w:pPr>
+      <w:r>
+        <w:rPr>
+          <w:rFonts w:ascii="David" w:hAnsi="David" w:cs="David" w:eastAsia="David" w:hint="cs"/>
+          <w:b w:val="0"/>
+          <w:sz w:val="24"/>
+          <w:szCs w:val="24"/>
+          <w:u w:val="none"/>
+          <w:rtl w:val="1"/>
+          <w:lang w:bidi="he-IL"/>
+        </w:rPr>
+        <w:t>נספח א' – מכתב המחלקה לשירותים חברתיים "ירקון", מינהל השירותים החברתיים, עיריית פתח תקווה, מחודש יולי 2026.</w:t>
+      </w:r>
+    </w:p>
+    <w:p>
+      <w:pPr>
+        <w:bidi w:val="1"/>
+        <w:spacing w:lineRule="auto" w:line="360" w:after="120" w:before="0"/>
+        <w:ind w:left="510" w:hanging="510"/>
+        <w:jc w:val="both"/>
+      </w:pPr>
+      <w:r>
+        <w:rPr>
+          <w:rFonts w:ascii="David" w:hAnsi="David" w:cs="David" w:eastAsia="David" w:hint="cs"/>
+          <w:b w:val="0"/>
+          <w:sz w:val="24"/>
+          <w:szCs w:val="24"/>
+          <w:u w:val="none"/>
+          <w:rtl w:val="1"/>
+          <w:lang w:bidi="he-IL"/>
+        </w:rPr>
+        <w:t>נספח ב' – אישור המוסד לביטוח לאומי בדבר נכותה של הנתבעת ושיעורה. [להשלמה]</w:t>
+      </w:r>
+    </w:p>
+    <w:p>
+      <w:pPr>
+        <w:bidi w:val="1"/>
+        <w:spacing w:lineRule="auto" w:line="360" w:after="120" w:before="0"/>
+        <w:ind w:left="510" w:hanging="510"/>
+        <w:jc w:val="both"/>
+      </w:pPr>
+      <w:r>
+        <w:rPr>
+          <w:rFonts w:ascii="David" w:hAnsi="David" w:cs="David" w:eastAsia="David" w:hint="cs"/>
+          <w:b w:val="0"/>
+          <w:sz w:val="24"/>
+          <w:szCs w:val="24"/>
+          <w:u w:val="none"/>
+          <w:rtl w:val="1"/>
+          <w:lang w:bidi="he-IL"/>
+        </w:rPr>
+        <w:t>נספח ג' – ייפוי כוח מטעם הנתבעת, בהתאם לתקנה 9(ה) לתקנות סדר הדין האזרחי, התשע"ט-2018.</w:t>
+      </w:r>
+    </w:p>
+    <w:p>
+      <w:pPr>
         <w:bidi w:val="1"/>
         <w:spacing w:lineRule="auto" w:line="240" w:after="40" w:before="0"/>
         <w:jc w:val="both"/>
@@ -2118,6 +2668,26 @@
     <w:p>
       <w:pPr>
         <w:bidi w:val="1"/>
+        <w:spacing w:lineRule="auto" w:line="240" w:after="0" w:before="0"/>
+        <w:jc w:val="right"/>
+      </w:pPr>
+      <w:r>
+        <w:rPr>
+          <w:rFonts w:ascii="David" w:hAnsi="David" w:cs="David" w:eastAsia="David" w:hint="cs"/>
+          <w:b/>
+          <w:bCs w:val="1"/>
+          <w:sz w:val="24"/>
+          <w:szCs w:val="24"/>
+          <w:u w:val="none"/>
+          <w:rtl w:val="1"/>
+          <w:lang w:bidi="he-IL"/>
+        </w:rPr>
+        <w:t>תאריך: ______________</w:t>
+      </w:r>
+    </w:p>
+    <w:p>
+      <w:pPr>
+        <w:bidi w:val="1"/>
         <w:spacing w:lineRule="auto" w:line="240" w:after="40" w:before="0"/>
         <w:jc w:val="both"/>
       </w:pPr>
@@ -2126,16 +2696,17 @@
       <w:pPr>
         <w:bidi w:val="1"/>
         <w:spacing w:lineRule="auto" w:line="240" w:after="0" w:before="0"/>
-        <w:jc w:val="left"/>
+        <w:jc w:val="right"/>
       </w:pPr>
       <w:r>
         <w:rPr>
-          <w:rFonts w:ascii="David" w:hAnsi="David" w:cs="David" w:eastAsia="David"/>
+          <w:rFonts w:ascii="David" w:hAnsi="David" w:cs="David" w:eastAsia="David" w:hint="cs"/>
           <w:b w:val="0"/>
           <w:sz w:val="24"/>
+          <w:szCs w:val="24"/>
           <w:u w:val="none"/>
           <w:rtl w:val="1"/>
-          <w:szCs w:val="24"/>
+          <w:lang w:bidi="he-IL"/>
         </w:rPr>
         <w:t>_____________________</w:t>
       </w:r>
@@ -2144,17 +2715,18 @@
       <w:pPr>
         <w:bidi w:val="1"/>
         <w:spacing w:lineRule="auto" w:line="240" w:after="0" w:before="0"/>
-        <w:jc w:val="left"/>
+        <w:jc w:val="right"/>
       </w:pPr>
       <w:r>
         <w:rPr>
-          <w:rFonts w:ascii="David" w:hAnsi="David" w:cs="David" w:eastAsia="David"/>
+          <w:rFonts w:ascii="David" w:hAnsi="David" w:cs="David" w:eastAsia="David" w:hint="cs"/>
           <w:b/>
+          <w:bCs w:val="1"/>
           <w:sz w:val="24"/>
+          <w:szCs w:val="24"/>
           <w:u w:val="none"/>
           <w:rtl w:val="1"/>
-          <w:szCs w:val="24"/>
-          <w:bCs w:val="1"/>
+          <w:lang w:bidi="he-IL"/>
         </w:rPr>
         <w:t>______________, עו"ד</w:t>
       </w:r>
@@ -2163,17 +2735,18 @@
       <w:pPr>
         <w:bidi w:val="1"/>
         <w:spacing w:lineRule="auto" w:line="240" w:after="0" w:before="0"/>
-        <w:jc w:val="left"/>
+        <w:jc w:val="right"/>
       </w:pPr>
       <w:r>
         <w:rPr>
-          <w:rFonts w:ascii="David" w:hAnsi="David" w:cs="David" w:eastAsia="David"/>
+          <w:rFonts w:ascii="David" w:hAnsi="David" w:cs="David" w:eastAsia="David" w:hint="cs"/>
           <w:b/>
+          <w:bCs w:val="1"/>
           <w:sz w:val="24"/>
+          <w:szCs w:val="24"/>
           <w:u w:val="none"/>
           <w:rtl w:val="1"/>
-          <w:szCs w:val="24"/>
-          <w:bCs w:val="1"/>
+          <w:lang w:bidi="he-IL"/>
         </w:rPr>
         <w:t>ב"כ הנתבעת</w:t>
       </w:r>
@@ -2182,92 +2755,29 @@
       <w:pPr>
         <w:bidi w:val="1"/>
         <w:spacing w:lineRule="auto" w:line="240" w:after="0" w:before="0"/>
-        <w:jc w:val="left"/>
+        <w:jc w:val="right"/>
       </w:pPr>
       <w:r>
         <w:rPr>
-          <w:rFonts w:ascii="David" w:hAnsi="David" w:cs="David" w:eastAsia="David"/>
+          <w:rFonts w:ascii="David" w:hAnsi="David" w:cs="David" w:eastAsia="David" w:hint="cs"/>
           <w:b/>
+          <w:bCs w:val="1"/>
           <w:sz w:val="24"/>
+          <w:szCs w:val="24"/>
           <w:u w:val="none"/>
           <w:rtl w:val="1"/>
-          <w:szCs w:val="24"/>
-          <w:bCs w:val="1"/>
+          <w:lang w:bidi="he-IL"/>
         </w:rPr>
-        <w:t>______________________________</w:t>
-      </w:r>
-    </w:p>
-    <w:p>
-      <w:pPr>
-        <w:bidi w:val="1"/>
-        <w:spacing w:lineRule="auto" w:line="240" w:after="40" w:before="0"/>
-        <w:jc w:val="both"/>
-      </w:pPr>
-    </w:p>
-    <w:p>
-      <w:pPr>
-        <w:bidi w:val="1"/>
-        <w:spacing w:lineRule="auto" w:line="360" w:after="120" w:before="200"/>
-        <w:jc w:val="right"/>
-      </w:pPr>
-      <w:r>
-        <w:rPr>
-          <w:rFonts w:ascii="David" w:hAnsi="David" w:cs="David" w:eastAsia="David"/>
-          <w:b/>
-          <w:sz w:val="24"/>
-          <w:u w:val="single"/>
-          <w:rtl w:val="1"/>
-          <w:szCs w:val="24"/>
-          <w:bCs w:val="1"/>
-        </w:rPr>
-        <w:t>רשימת נספחים</w:t>
-      </w:r>
-    </w:p>
-    <w:p>
-      <w:pPr>
-        <w:bidi w:val="1"/>
-        <w:spacing w:lineRule="auto" w:line="360" w:after="120" w:before="0"/>
-        <w:ind w:left="510" w:hanging="510"/>
-        <w:jc w:val="both"/>
-      </w:pPr>
-      <w:r>
-        <w:rPr>
-          <w:rFonts w:ascii="David" w:hAnsi="David" w:cs="David" w:eastAsia="David"/>
-          <w:b w:val="0"/>
-          <w:sz w:val="24"/>
-          <w:u w:val="none"/>
-          <w:rtl w:val="1"/>
-          <w:szCs w:val="24"/>
-        </w:rPr>
-        <w:t>נספח א' – מכתב המחלקה לשירותים חברתיים "ירקון", מינהל השירותים החברתיים, עיריית פתח תקווה, מחודש יולי 2026.</w:t>
-      </w:r>
-    </w:p>
-    <w:p>
-      <w:pPr>
-        <w:bidi w:val="1"/>
-        <w:spacing w:lineRule="auto" w:line="360" w:after="120" w:before="0"/>
-        <w:ind w:left="510" w:hanging="510"/>
-        <w:jc w:val="both"/>
-      </w:pPr>
-      <w:r>
-        <w:rPr>
-          <w:rFonts w:ascii="David" w:hAnsi="David" w:cs="David" w:eastAsia="David"/>
-          <w:b w:val="0"/>
-          <w:sz w:val="24"/>
-          <w:u w:val="none"/>
-          <w:rtl w:val="1"/>
-          <w:szCs w:val="24"/>
-        </w:rPr>
-        <w:t>נספח ב' – פנייתה בכתב יד של הנתבעת אל משרד הבינוי והשיכון בעניין מצוקת הדיור שלה, מאושרת כ"העתק נאמן למקור".</w:t>
+        <w:t>[שם משרד עורכי הדין]</w:t>
       </w:r>
     </w:p>
     <w:sectPr>
       <w:footerReference w:type="default" r:id="rId9"/>
       <w:pgSz w:w="11906" w:h="16838"/>
-      <w:pgMar w:top="850" w:right="1417" w:bottom="646" w:left="1417" w:header="720" w:footer="720" w:gutter="0"/>
+      <w:pgMar w:top="850" w:right="1417" w:bottom="646" w:left="1417" w:header="720" w:footer="340" w:gutter="0"/>
       <w:cols w:space="720"/>
+      <w:bidi w:val="1"/>
       <w:docGrid w:linePitch="360"/>
-      <w:bidi w:val="1"/>
     </w:sectPr>
   </w:body>
 </w:document>
@@ -2283,15 +2793,18 @@
     </w:pPr>
     <w:r>
       <w:rPr>
-        <w:rFonts w:ascii="David" w:hAnsi="David" w:cs="David" w:eastAsia="David"/>
+        <w:rFonts w:ascii="David" w:hAnsi="David" w:cs="David" w:eastAsia="David" w:hint="cs"/>
         <w:b w:val="0"/>
         <w:sz w:val="22"/>
+        <w:szCs w:val="22"/>
         <w:u w:val="none"/>
         <w:rtl w:val="1"/>
-        <w:szCs w:val="22"/>
+        <w:lang w:bidi="he-IL"/>
       </w:rPr>
       <w:fldChar w:fldCharType="begin"/>
       <w:instrText xml:space="preserve"> PAGE </w:instrText>
+      <w:fldChar w:fldCharType="separate"/>
+      <w:t>1</w:t>
       <w:fldChar w:fldCharType="end"/>
     </w:r>
   </w:p>
@@ -2468,6 +2981,21 @@
       </w:pPr>
       <w:rPr>
         <w:rFonts w:ascii="Symbol" w:hAnsi="Symbol" w:hint="default"/>
+      </w:rPr>
+    </w:lvl>
+  </w:abstractNum>
+  <w:abstractNum w:abstractNumId="77">
+    <w:multiLevelType w:val="singleLevel"/>
+    <w:lvl w:ilvl="0">
+      <w:start w:val="1"/>
+      <w:numFmt w:val="decimal"/>
+      <w:lvlText w:val="%1."/>
+      <w:lvlJc w:val="left"/>
+      <w:pPr>
+        <w:ind w:left="510" w:hanging="510"/>
+      </w:pPr>
+      <w:rPr>
+        <w:rFonts w:cs="David" w:hint="cs"/>
       </w:rPr>
     </w:lvl>
   </w:abstractNum>
@@ -2498,6 +3026,9 @@
   <w:num w:numId="9">
     <w:abstractNumId w:val="0"/>
   </w:num>
+  <w:num w:numId="77">
+    <w:abstractNumId w:val="77"/>
+  </w:num>
 </w:numbering>
 </file>
 
@@ -2509,11 +3040,12 @@
         <w:rFonts w:asciiTheme="minorHAnsi" w:eastAsiaTheme="minorEastAsia" w:hAnsiTheme="minorHAnsi" w:cstheme="minorBidi"/>
         <w:sz w:val="22"/>
         <w:szCs w:val="22"/>
-        <w:lang w:val="en-US" w:eastAsia="en-US" w:bidi="ar-SA"/>
+        <w:lang w:val="en-US" w:eastAsia="en-US" w:bidi="he-IL"/>
       </w:rPr>
     </w:rPrDefault>
     <w:pPrDefault>
       <w:pPr>
+        <w:bidi w:val="1"/>
         <w:spacing w:after="200" w:line="276" w:lineRule="auto"/>
       </w:pPr>
     </w:pPrDefault>
@@ -2662,9 +3194,15 @@
     <w:qFormat/>
     <w:rsid w:val="00FC693F"/>
     <w:rPr>
-      <w:rFonts w:ascii="David" w:hAnsi="David" w:cs="David" w:eastAsia="David"/>
+      <w:rFonts w:ascii="David" w:hAnsi="David" w:cs="David" w:eastAsia="David" w:hint="cs"/>
       <w:sz w:val="24"/>
+      <w:szCs w:val="24"/>
+      <w:rtl w:val="1"/>
+      <w:lang w:bidi="he-IL"/>
     </w:rPr>
+    <w:pPr>
+      <w:bidi w:val="1"/>
+    </w:pPr>
   </w:style>
   <w:style w:type="paragraph" w:styleId="Header">
     <w:name w:val="header"/>

--- a/כתב הגנה - עמידר נ' וונדימאגן טדילה - טיוטה להגשה.docx
+++ b/כתב הגנה - עמידר נ' וונדימאגן טדילה - טיוטה להגשה.docx
@@ -425,7 +425,7 @@
           <w:rtl w:val="1"/>
           <w:lang w:bidi="he-IL"/>
         </w:rPr>
-        <w:t>המועד האחרון להגשת כתב ההגנה לפי תקנה 30 לתקנות סדר הדין האזרחי, התשע"ט-2018: יום ____________.</w:t>
+        <w:t>המועד האחרון להגשת כתב ההגנה לפי תקנה 30 לתקנות סדר הדין האזרחי, התשע"ט-⁠2018: יום ____________.</w:t>
       </w:r>
     </w:p>
     <w:p>
@@ -636,7 +636,7 @@
           <w:rtl w:val="1"/>
           <w:lang w:bidi="he-IL"/>
         </w:rPr>
-        <w:t>בצר לה, מבקשת התובעת לבנות קונסטרוקציה משפטית קלוקלת – בלתי צליחה – שלפיה ילדה שגדלה בדירה הפכה ביום מותו של אביה, כהרף עין, ל"פולשת". ואילו התובעת עצמה, באותה נשימה, פתחה בעניינה של הנתבעת תיק שכותרתו "בקשה להקניית זכויות כדייר ממשיך", ובו נקובים שמה ומספר זהותה תחת הכותרת "פרטי המבקשים". הא ותו לא.</w:t>
+        <w:t>בצר לה, מבקשת התובעת לבנות קונסטרוקציה משפטית קלוקלת – בלתי צליחה – שלפיה ילדה שגדלה בדירה הפכה ביום מותו של אביה, כהרף עין, ל"פולשת". ואילו התובעת עצמה, באותה נשימה, פתחה בעניינה של הנתבעת תיק שכותרתו "בקשה להקניית זכויות כדייר ממשיך", ובו נקובים שמה ומספר זהותה תחת הכותרת "פרטי המבקשים". הא ותו לא.</w:t>
       </w:r>
     </w:p>
     <w:p>
@@ -646,6 +646,8 @@
     </w:p>
     <w:p>
       <w:pPr>
+        <w:keepNext w:val="1"/>
+        <w:keepLines w:val="1"/>
         <w:bidi w:val="1"/>
         <w:spacing w:lineRule="auto" w:line="360" w:after="160" w:before="0"/>
         <w:jc w:val="center"/>
@@ -801,7 +803,7 @@
           <w:rtl w:val="1"/>
           <w:lang w:bidi="he-IL"/>
         </w:rPr>
-        <w:t>שלישית, המסמך מוכתר "פרוטוקול", ואולם אין בו מועד ישיבה, אין בו הרכב, אין בו נוכחים, אין בו דיון, והשדה "מצ"ב החלטת ועדה מיום:" נותר ריק. רביעית, אין הנמקה, ואף אין זכר לכך שהנתבעת זומנה, נשמעה או יוצגה – בניגוד לחובת השימוע ולחובת ההנמקה החלות על התובעת כגוף דו-מהותי, וברוח חוק לתיקון סדרי המינהל (החלטות והנמקות), התשי"ט-1958. חמישית, מי שערך את התשתית העובדתית ומי שהכריע על פיה באים מאותו מרכז שירות עצמו. ושישית, ולמעלה מן הצורך – לא הוצגה ולו ראיה אחת כי ההחלטה הומצאה לנתבעת אי פעם, או כי הועמדה על זכותה להשיג עליה.</w:t>
+        <w:t>שלישית, המסמך מוכתר "פרוטוקול", ואולם אין בו מועד ישיבה, אין בו הרכב, אין בו נוכחים, אין בו דיון, והשדה "מצ"ב החלטת ועדה מיום:" נותר ריק. רביעית, אין הנמקה, ואף אין זכר לכך שהנתבעת זומנה, נשמעה או יוצגה – בניגוד לחובת השימוע ולחובת ההנמקה החלות על התובעת כגוף דו-מהותי, וברוח חוק לתיקון סדרי המינהל (החלטות והנמקות), התשי"ט-⁠1958. חמישית, מי שערך את התשתית העובדתית ומי שהכריע על פיה באים מאותו מרכז שירות עצמו. ושישית, ולמעלה מן הצורך – לא הוצגה ולו ראיה אחת כי ההחלטה הומצאה לנתבעת אי פעם, או כי הועמדה על זכותה להשיג עליה.</w:t>
       </w:r>
     </w:p>
     <w:p>
@@ -1027,7 +1029,7 @@
           <w:rtl w:val="1"/>
           <w:lang w:bidi="he-IL"/>
         </w:rPr>
-        <w:t>שנית, ובניגוד לנטען בסעיפים 10, 18 ו-19 לכתב התביעה, הנתבעת היא בתו של המנוח – הוא "הזכאי" כמשמעותו בחוק זכויות הדייר בדיור הציבורי, התשנ"ח-1998 – והיא התגוררה עמו בדירה ברציפות, ובסמוך למועד פטירתו, תקופה העולה בהרבה על שלוש השנים הקבועות בהגדרת "דייר ממשיך" שבסעיף 1 לחוק. הנתבעת אף עומדת בתבחיני הזכאות, כמפורט בחלק השלישי להלן – תבחינים אשר התובעת, כאמור, מעולם לא טרחה לבדוק.</w:t>
+        <w:t>שנית, ובניגוד לנטען בסעיפים 10, 18 ו-19 לכתב התביעה, הנתבעת היא בתו של המנוח – הוא "הזכאי" כמשמעותו בחוק זכויות הדייר בדיור הציבורי, התשנ"ח-⁠1998 – והיא התגוררה עמו בדירה ברציפות, ובסמוך למועד פטירתו, תקופה העולה בהרבה על שלוש השנים הקבועות בהגדרת "דייר ממשיך" שבסעיף 1 לחוק. הנתבעת אף עומדת בתבחיני הזכאות, כמפורט בחלק השלישי להלן – תבחינים אשר התובעת, כאמור, מעולם לא טרחה לבדוק.</w:t>
       </w:r>
     </w:p>
     <w:p>
@@ -1189,7 +1191,7 @@
           <w:rtl w:val="1"/>
           <w:lang w:bidi="he-IL"/>
         </w:rPr>
-        <w:t>מבלי לגרוע מן האמור, ולחלופין בלבד – גם אם היה ממש בטענות התובעת, ואין זה המצב – הרי שמתבקש בית המשפט הנכבד להורות כי לא יינתן צו פינוי בטרם תובא עניינה של הנתבעת בפני הוועדה המוסמכת לבחינת מקרים חריגים מטעמים הומניטריים, כשלפניה מונחים מכתב גורם הרווחה ומלוא התשתית הרפואית, ובטרם תוסדר לנתבעת חלופת דיור הולמת. פינוי אישה נכה בשיעור 100% מביתה היחיד אל הרחוב אינו עולה בקנה אחד עם חוק-יסוד: כבוד האדם וחירותו, עם חובת ההתאמות שבחוק שוויון זכויות לאנשים עם מוגבלות, התשנ"ח-1998, ועם תכליתו של חוק זכויות הדייר בדיור הציבורי, התשנ"ח-1998.</w:t>
+        <w:t>מבלי לגרוע מן האמור, ולחלופין בלבד – גם אם היה ממש בטענות התובעת, ואין זה המצב – הרי שמתבקש בית המשפט הנכבד להורות כי לא יינתן צו פינוי בטרם תובא עניינה של הנתבעת בפני הוועדה המוסמכת לבחינת מקרים חריגים מטעמים הומניטריים, כשלפניה מונחים מכתב גורם הרווחה ומלוא התשתית הרפואית, ובטרם תוסדר לנתבעת חלופת דיור הולמת. פינוי אישה נכה בשיעור 100% מביתה היחיד אל הרחוב אינו עולה בקנה אחד עם חוק-יסוד: כבוד האדם וחירותו, עם חובת ההתאמות שבחוק שוויון זכויות לאנשים עם מוגבלות, התשנ"ח-⁠1998, ועם תכליתו של חוק זכויות הדייר בדיור הציבורי, התשנ"ח-⁠1998.</w:t>
       </w:r>
     </w:p>
     <w:p>
@@ -1245,6 +1247,8 @@
     </w:p>
     <w:p>
       <w:pPr>
+        <w:keepNext w:val="1"/>
+        <w:keepLines w:val="1"/>
         <w:bidi w:val="1"/>
         <w:spacing w:lineRule="auto" w:line="360" w:after="160" w:before="0"/>
         <w:jc w:val="center"/>
@@ -1490,7 +1494,7 @@
           <w:rtl w:val="1"/>
           <w:lang w:bidi="he-IL"/>
         </w:rPr>
-        <w:t>בטופס מיום 21.10.2021, שנערך בידי הגב' נטלי לוגסי, נותרו שתי המשבצות שליד השאלה "האם גר/ה בגפו/ה" ריקות; במשבצת "בביקור זה – מסכים לעבור" סומן "מעוניין להישאר"; ומועד הביקור הנקוב בגוף הטופס אינו עולה בקנה אחד עם המועד שאישר הרכז בשוליו (10.11.2021).</w:t>
+        <w:t>בטופס מיום 21.10.2021, שנערך בידי הגב' נטלי לוגסי, נותרו שתי המשבצות שליד השאלה "האם גר/ה בגפו/ה" ריקות; במשבצת "בביקור זה – מסכים לעבור" סומן "מעוניין להישאר"; ומועד הביקור הנקוב בגוף הטופס אינו עולה בקנה אחד עם המועד שאישר הרכז בשוליו – 10.11.2021.</w:t>
       </w:r>
     </w:p>
     <w:p>
@@ -1814,7 +1818,7 @@
           <w:rtl w:val="1"/>
           <w:lang w:bidi="he-IL"/>
         </w:rPr>
-        <w:t>סעיף 1 לחוק זכויות הדייר בדיור הציבורי, התשנ"ח-1998 מגדיר "דייר ממשיך", בין היתר, כילדו של הזכאי "ובלבד שהתגורר עם הזכאי בדירה הציבורית תקופה של שלוש שנים לפחות בסמוך למועד פטירת הזכאי". התובעת נסמכת בסעיף 19 לכתב התביעה על תיקון מס' 3 לחוק ועל התבחינים המצטברים שמכוחו, ולפיהם נדרש הדייר הממשיך לעמוד אף בתנאי זכאות עצמאיים.</w:t>
+        <w:t>סעיף 1 לחוק זכויות הדייר בדיור הציבורי, התשנ"ח-⁠1998 מגדיר "דייר ממשיך", בין היתר, כילדו של הזכאי "ובלבד שהתגורר עם הזכאי בדירה הציבורית תקופה של שלוש שנים לפחות בסמוך למועד פטירת הזכאי". התובעת נסמכת בסעיף 19 לכתב התביעה על תיקון מס' 3 לחוק ועל התבחינים המצטברים שמכוחו, ולפיהם נדרש הדייר הממשיך לעמוד אף בתנאי זכאות עצמאיים.</w:t>
       </w:r>
     </w:p>
     <w:p>
@@ -1976,7 +1980,7 @@
           <w:rtl w:val="1"/>
           <w:lang w:bidi="he-IL"/>
         </w:rPr>
-        <w:t>, וכעשרה חודשים לפני מועד ההחלטה. הא ותו לא.</w:t>
+        <w:t>, וכעשרה חודשים לפני מועד ההחלטה. הא ותו לא.</w:t>
       </w:r>
     </w:p>
     <w:p>
@@ -2655,7 +2659,7 @@
           <w:rtl w:val="1"/>
           <w:lang w:bidi="he-IL"/>
         </w:rPr>
-        <w:t>נספח ג' – ייפוי כוח מטעם הנתבעת, בהתאם לתקנה 9(ה) לתקנות סדר הדין האזרחי, התשע"ט-2018.</w:t>
+        <w:t>נספח ג' – ייפוי כוח מטעם הנתבעת, בהתאם לתקנה 9(ה) לתקנות סדר הדין האזרחי, התשע"ט-⁠2018.</w:t>
       </w:r>
     </w:p>
     <w:p>
@@ -2989,8 +2993,9 @@
     <w:lvl w:ilvl="0">
       <w:start w:val="1"/>
       <w:numFmt w:val="decimal"/>
+      <w:suff w:val="tab"/>
       <w:lvlText w:val="%1."/>
-      <w:lvlJc w:val="left"/>
+      <w:lvlJc w:val="right"/>
       <w:pPr>
         <w:ind w:left="510" w:hanging="510"/>
       </w:pPr>
@@ -3193,6 +3198,9 @@
     <w:name w:val="Normal"/>
     <w:qFormat/>
     <w:rsid w:val="00FC693F"/>
+    <w:pPr>
+      <w:bidi w:val="1"/>
+    </w:pPr>
     <w:rPr>
       <w:rFonts w:ascii="David" w:hAnsi="David" w:cs="David" w:eastAsia="David" w:hint="cs"/>
       <w:sz w:val="24"/>
@@ -3200,9 +3208,6 @@
       <w:rtl w:val="1"/>
       <w:lang w:bidi="he-IL"/>
     </w:rPr>
-    <w:pPr>
-      <w:bidi w:val="1"/>
-    </w:pPr>
   </w:style>
   <w:style w:type="paragraph" w:styleId="Header">
     <w:name w:val="header"/>

--- a/כתב הגנה - עמידר נ' וונדימאגן טדילה - טיוטה להגשה.docx
+++ b/כתב הגנה - עמידר נ' וונדימאגן טדילה - טיוטה להגשה.docx
@@ -505,6 +505,28 @@
         <w:keepNext w:val="1"/>
         <w:keepLines w:val="1"/>
         <w:bidi w:val="1"/>
+        <w:spacing w:lineRule="auto" w:line="360" w:after="160" w:before="0"/>
+        <w:jc w:val="center"/>
+      </w:pPr>
+      <w:r>
+        <w:rPr>
+          <w:rFonts w:ascii="David" w:hAnsi="David" w:cs="David" w:eastAsia="David" w:hint="cs"/>
+          <w:b/>
+          <w:bCs w:val="1"/>
+          <w:sz w:val="28"/>
+          <w:szCs w:val="28"/>
+          <w:u w:val="single"/>
+          <w:rtl w:val="1"/>
+          <w:lang w:bidi="he-IL"/>
+        </w:rPr>
+        <w:t>חלק שני – עיקר הטענות</w:t>
+      </w:r>
+    </w:p>
+    <w:p>
+      <w:pPr>
+        <w:keepNext w:val="1"/>
+        <w:keepLines w:val="1"/>
+        <w:bidi w:val="1"/>
         <w:spacing w:lineRule="auto" w:line="360" w:after="100" w:before="200"/>
         <w:jc w:val="left"/>
       </w:pPr>
@@ -519,7 +541,7 @@
           <w:rtl w:val="1"/>
           <w:lang w:bidi="he-IL"/>
         </w:rPr>
-        <w:t>פתח דבר</w:t>
+        <w:t>טענות מקדמיות</w:t>
       </w:r>
     </w:p>
     <w:p>
@@ -636,56 +658,7 @@
           <w:rtl w:val="1"/>
           <w:lang w:bidi="he-IL"/>
         </w:rPr>
-        <w:t>בצר לה, מבקשת התובעת לבנות קונסטרוקציה משפטית קלוקלת – בלתי צליחה – שלפיה ילדה שגדלה בדירה הפכה ביום מותו של אביה, כהרף עין, ל"פולשת". ואילו התובעת עצמה, באותה נשימה, פתחה בעניינה של הנתבעת תיק שכותרתו "בקשה להקניית זכויות כדייר ממשיך", ובו נקובים שמה ומספר זהותה תחת הכותרת "פרטי המבקשים". הא ותו לא.</w:t>
-      </w:r>
-    </w:p>
-    <w:p>
-      <w:r>
-        <w:br w:type="page"/>
-      </w:r>
-    </w:p>
-    <w:p>
-      <w:pPr>
-        <w:keepNext w:val="1"/>
-        <w:keepLines w:val="1"/>
-        <w:bidi w:val="1"/>
-        <w:spacing w:lineRule="auto" w:line="360" w:after="160" w:before="0"/>
-        <w:jc w:val="center"/>
-      </w:pPr>
-      <w:r>
-        <w:rPr>
-          <w:rFonts w:ascii="David" w:hAnsi="David" w:cs="David" w:eastAsia="David" w:hint="cs"/>
-          <w:b/>
-          <w:bCs w:val="1"/>
-          <w:sz w:val="28"/>
-          <w:szCs w:val="28"/>
-          <w:u w:val="single"/>
-          <w:rtl w:val="1"/>
-          <w:lang w:bidi="he-IL"/>
-        </w:rPr>
-        <w:t>חלק שני – עיקר הטענות</w:t>
-      </w:r>
-    </w:p>
-    <w:p>
-      <w:pPr>
-        <w:keepNext w:val="1"/>
-        <w:keepLines w:val="1"/>
-        <w:bidi w:val="1"/>
-        <w:spacing w:lineRule="auto" w:line="360" w:after="100" w:before="200"/>
-        <w:jc w:val="left"/>
-      </w:pPr>
-      <w:r>
-        <w:rPr>
-          <w:rFonts w:ascii="David" w:hAnsi="David" w:cs="David" w:eastAsia="David" w:hint="cs"/>
-          <w:b/>
-          <w:bCs w:val="1"/>
-          <w:sz w:val="24"/>
-          <w:szCs w:val="24"/>
-          <w:u w:val="single"/>
-          <w:rtl w:val="1"/>
-          <w:lang w:bidi="he-IL"/>
-        </w:rPr>
-        <w:t>טענות מקדמיות</w:t>
+        <w:t>בצר לה, מבקשת התובעת לבנות קונסטרוקציה משפטית קלוקלת – בלתי צליחה – שלפיה מי שגדלה בדירה מילדותה הפכה ביום מותו של אביה, כהרף עין, ל"פולשת". ואילו התובעת עצמה, באותה נשימה, פתחה בעניינה של הנתבעת תיק שכותרתו "בקשה להקניית זכויות כדייר ממשיך", ובו נקובים שמה ומספר זהותה תחת הכותרת "פרטי המבקשים". הא ותו לא.</w:t>
       </w:r>
     </w:p>
     <w:p>
@@ -803,7 +776,7 @@
           <w:rtl w:val="1"/>
           <w:lang w:bidi="he-IL"/>
         </w:rPr>
-        <w:t>שלישית, המסמך מוכתר "פרוטוקול", ואולם אין בו מועד ישיבה, אין בו הרכב, אין בו נוכחים, אין בו דיון, והשדה "מצ"ב החלטת ועדה מיום:" נותר ריק. רביעית, אין הנמקה, ואף אין זכר לכך שהנתבעת זומנה, נשמעה או יוצגה – בניגוד לחובת השימוע ולחובת ההנמקה החלות על התובעת כגוף דו-מהותי, וברוח חוק לתיקון סדרי המינהל (החלטות והנמקות), התשי"ט-⁠1958. חמישית, מי שערך את התשתית העובדתית ומי שהכריע על פיה באים מאותו מרכז שירות עצמו. ושישית, ולמעלה מן הצורך – לא הוצגה ולו ראיה אחת כי ההחלטה הומצאה לנתבעת אי פעם, או כי הועמדה על זכותה להשיג עליה.</w:t>
+        <w:t>שלישית, המסמך מוכתר "פרוטוקול", ואולם אין בו מועד ישיבה, אין בו הרכב, אין בו נוכחים, אין בו דיון, והשדה "מצ"ב החלטת ועדה מיום:" נותר ריק. רביעית, אין הנמקה, ואף אין זכר לכך שהנתבעת זומנה, נשמעה או יוצגה – בניגוד לחובת השימוע ולחובת ההנמקה החלות על התובעת כגוף דו-מהותי, וברוח חוק לתיקון סדרי המינהל (החלטות והנמקות), התשי"ט-⁠1958. חמישית, מי שערך את התשתית העובדתית ומי שהכריע על פיה באים מאותו מרכז שירות עצמו. ושישית, ולמעלה מן הצורך – לא הוצגה ולו ראיה אחת כי ההחלטה הומצאה לנתבעת אי פעם, או כי הנתבעת הועמדה על זכותה להשיג עליה.</w:t>
       </w:r>
     </w:p>
     <w:p>
@@ -893,7 +866,7 @@
           <w:rtl w:val="1"/>
           <w:lang w:bidi="he-IL"/>
         </w:rPr>
-        <w:t>התובעת קיבלה את החלטתה מבלי שפנתה לגורמי הרווחה ומבלי שבררה את מצבה הרפואי והנפשי של הנתבעת, ומבלי שהובאו בפניה נתונים אלה כלל. כמפורט בחלק השלישי להלן, עסקינן באישה המוכרת לשירותי הרווחה, המתמודדת עם נכות נפשית ועם פיברומיאלגיה ומקבלת קצבת נכות בשיעור 100%. משלא נבחנו נסיבות אלו – לא במסגרת ועדת הלגליזציה ולא בפני הוועדה המוסמכת לבחינת מקרים חריגים – לא מוצה ההליך המנהלי, ואין בידי התובעת להיזקק לסעד של סילוק יד.</w:t>
+        <w:t>התובעת קיבלה את החלטתה מבלי שפנתה לגורמי הרווחה ומבלי שביררה את מצבה הרפואי והנפשי של הנתבעת, ומבלי שהובאו בפניה נתונים אלה כלל. כמפורט בחלק השלישי להלן, עסקינן באישה המוכרת לשירותי הרווחה, המתמודדת עם נכות נפשית ועם פיברומיאלגיה ומקבלת קצבת נכות בשיעור 100%, כעולה מנספח ב'. משלא נבחנו נסיבות אלו – לא במסגרת ועדת הלגליזציה ולא בפני הוועדה המוסמכת לבחינת מקרים חריגים – לא מוצה ההליך המנהלי, ואין בידי התובעת להיזקק לסעד של סילוק יד.</w:t>
       </w:r>
     </w:p>
     <w:p>
@@ -1006,7 +979,7 @@
           <w:rtl w:val="1"/>
           <w:lang w:bidi="he-IL"/>
         </w:rPr>
-        <w:t>ראשית, ובניגוד לנטען בסעיפים 9 ו-15 לכתב התביעה, הנתבעת לא "פלשה" לדירה ולא תפסה בה חזקה עם פטירת המנוח. הנתבעת התגוררה בדירה עם אביה שנים ארוכות עובר לפטירתו, והיא מוסיפה להתגורר בה מאז ועד היום. הדירה היא ביתה היחיד, ואין לה כל דירה או פתרון דיור אחר.</w:t>
+        <w:t>ראשית, ובניגוד לנטען בסעיפים 9 ו-15 לכתב התביעה, הנתבעת לא "פלשה" לדירה ולא תפסה בה חזקה עם פטירת המנוח. הנתבעת התגוררה בדירה עם אביה שנים ארוכות עובר לפטירתו, והיא מוסיפה להתגורר בה מאז ועד היום. הדירה היא ביתה היחיד, ואין לה כל דירה אחרת או פתרון דיור אחר.</w:t>
       </w:r>
     </w:p>
     <w:p>
@@ -1168,7 +1141,7 @@
           <w:rtl w:val="1"/>
           <w:lang w:bidi="he-IL"/>
         </w:rPr>
-        <w:t>דין התביעה להידחות על הסף, ולחלופין לגופה. סילוק יד הוא סעד שבשיקול דעת, ואין להיעתר לו שעה שהעותרת לו היא רשות ציבורית שראיותיה שלה סותרות את טענותיה, שהחילה מבחן מחמיר מזה שבחוק, שלא בדקה את תבחיני הזכאות שעליהם היא נסמכת, שלא קיימה שימוע, שלא נימקה את החלטתה ושלא המציאה אותה.</w:t>
+        <w:t>דין התביעה להידחות על הסף, ולחלופין לגופה. סילוק יד הוא סעד שבשיקול דעת, ואין להיעתר לו שעה שהתובעת היא רשות ציבורית שראיותיה שלה סותרות את טענותיה, שהחילה מבחן מחמיר מזה שבחוק, שלא בדקה את תבחיני הזכאות שעליהם היא נסמכת, שלא קיימה שימוע, שלא נימקה את החלטתה ושלא המציאה אותה.</w:t>
       </w:r>
     </w:p>
     <w:p>
@@ -1191,7 +1164,7 @@
           <w:rtl w:val="1"/>
           <w:lang w:bidi="he-IL"/>
         </w:rPr>
-        <w:t>מבלי לגרוע מן האמור, ולחלופין בלבד – גם אם היה ממש בטענות התובעת, ואין זה המצב – הרי שמתבקש בית המשפט הנכבד להורות כי לא יינתן צו פינוי בטרם תובא עניינה של הנתבעת בפני הוועדה המוסמכת לבחינת מקרים חריגים מטעמים הומניטריים, כשלפניה מונחים מכתב גורם הרווחה ומלוא התשתית הרפואית, ובטרם תוסדר לנתבעת חלופת דיור הולמת. פינוי אישה נכה בשיעור 100% מביתה היחיד אל הרחוב אינו עולה בקנה אחד עם חוק-יסוד: כבוד האדם וחירותו, עם חובת ההתאמות שבחוק שוויון זכויות לאנשים עם מוגבלות, התשנ"ח-⁠1998, ועם תכליתו של חוק זכויות הדייר בדיור הציבורי, התשנ"ח-⁠1998.</w:t>
+        <w:t>מבלי לגרוע מן האמור, ולחלופין בלבד – גם אם היה ממש בטענות התובעת, ואין זה המצב – הרי שמתבקש בית המשפט הנכבד להורות כי לא יינתן צו פינוי בטרם יובא עניינה של הנתבעת בפני הוועדה המוסמכת לבחינת מקרים חריגים מטעמים הומניטריים, כשלפניה מונחים מכתב גורם הרווחה ומלוא התשתית הרפואית, ובטרם תוסדר לנתבעת חלופת דיור הולמת. פינוי אישה נכה בשיעור 100% מביתה היחיד אל הרחוב אינו עולה בקנה אחד עם חוק-יסוד: כבוד האדם וחירותו, עם חובת ההתאמות שבחוק שוויון זכויות לאנשים עם מוגבלות, התשנ"ח-⁠1998, ועם תכליתו של חוק זכויות הדייר בדיור הציבורי, התשנ"ח-⁠1998.</w:t>
       </w:r>
     </w:p>
     <w:p>
@@ -1309,7 +1282,7 @@
           <w:rtl w:val="1"/>
           <w:lang w:bidi="he-IL"/>
         </w:rPr>
-        <w:t>ביום 29.8.1996 נחתם בין התובעת לבין המנוח חוזה שכירות ביחס לדירה – דירה בת שלושה חדרים ברח' צה"ל 72, דירה 6, פתח תקווה. ביום 8.8.1996 נמסרה החזקה בדירה, וממועד זה ואילך רשומה הדירה בספרי התובעת כמאוכלסת, כעולה מן התאריך "08/08/1996" המודפס בשדה "תאריך אכלוס" בכל אחד ואחד מטופסי הביקור. חוזה השכירות צורף כנספח 1 לכתב התביעה.</w:t>
+        <w:t>ביום 8.8.1996 נמסרה למנוח החזקה בדירה – דירה בת שלושה חדרים ברח' צה"ל 72, דירה 6, פתח תקווה – וזאת מכוח חוזה שכירות שנחתם בינו לבין התובעת בשנת 1996. ממועד זה ואילך רשומה הדירה בספרי התובעת כמאוכלסת, כעולה מן התאריך "08/08/1996" המודפס בשדה "תאריך אכלוס" בכל אחד ואחד מטופסי הביקור. חוזה השכירות צורף כנספח 1 לכתב התביעה.</w:t>
       </w:r>
     </w:p>
     <w:p>
@@ -1332,7 +1305,7 @@
           <w:rtl w:val="1"/>
           <w:lang w:bidi="he-IL"/>
         </w:rPr>
-        <w:t>המנוח, יליד 23.9.1943, עלה לישראל מאתיופיה ביום 25.5.1991. מצבו המשפחתי נרשם בטופסי התובעת תחילה כ"חד הורי" ובהמשך כ"גרוש". הנתבעת היא בתו.</w:t>
+        <w:t>המנוח, יליד 23.9.1943, עלה לישראל מאתיופיה ביום 25.5.1991. מצבו המשפחתי נרשם בטופסי התובעת תחילה כ"חד הורי" ובהמשך כ"גרוש". הנתבעת היא בתו. ודוק; רישומים אלו נעשו בידי נציגי התובעת עצמה.</w:t>
       </w:r>
     </w:p>
     <w:p>
@@ -1542,7 +1515,7 @@
           <w:rtl w:val="1"/>
           <w:lang w:bidi="he-IL"/>
         </w:rPr>
-        <w:t xml:space="preserve"> אינו יכול ללמד דבר וחצי דבר על זהות המתגוררים בדירה. חרף זאת הוטבעה על אותו טופס חותמת "מסרב לחתום", ותמהני; מי הוא זה אשר סירב לחתום, שעה שהדייר כלל לא נמצא. הנתבעת תטען כי חותמת זו הוטבעה כדבר שבשגרה, וכי אין בה כדי ללמד על דבר.</w:t>
+        <w:t xml:space="preserve"> אינו יכול ללמד דבר וחצי דבר על זהות המתגוררים בדירה. חרף זאת הוטבעה על אותו טופס חותמת "מסרב לחתום", ותמהני; מי הוא זה אשר סירב לחתום, שעה שהדייר כלל לא נמצא? הנתבעת תטען כי חותמת זו הוטבעה כדבר שבשגרה, וכי אין בה כדי ללמד על דבר.</w:t>
       </w:r>
     </w:p>
     <w:p>
@@ -1565,7 +1538,7 @@
           <w:rtl w:val="1"/>
           <w:lang w:bidi="he-IL"/>
         </w:rPr>
-        <w:t xml:space="preserve">ולבסוף, הטופס מיום 3.7.2024 – הוא הביקור היחיד שנערך לאחר הפטירה – מדבר בעד עצמו. בשדה ההערות נרשם: "דייר חוזי נפטר , ביקור עם הבת עדן טדלה". היינו: נציגת התובעת הגיעה אל הדירה, מצאה בה את בתו של המנוח, וערכה עמה את הביקור. בהתאם לכך סימנה התובעת בטבלת ועדת הלגליזציה, בשורת אותו ביקור, </w:t>
+        <w:t xml:space="preserve">ולבסוף, הטופס מיום 3.7.2024 – הוא הביקור היחיד שנערך לאחר הפטירה – מדבר בעד עצמו. בשדה ההערות נרשם: "דייר חוזי נפטר , ביקור עם הבת עדן טדלה" [כך במקור]. היינו: נציגת התובעת הגיעה אל הדירה, מצאה בה את בתו של המנוח, וערכה עמה את הביקור. בהתאם לכך סימנה התובעת בטבלת ועדת הלגליזציה, בשורת אותו ביקור, </w:t>
       </w:r>
       <w:r>
         <w:rPr>
@@ -1613,7 +1586,7 @@
           <w:rtl w:val="1"/>
           <w:lang w:bidi="he-IL"/>
         </w:rPr>
-        <w:t>ואולם באותה שורה עצמה סימנה התובעת גם "דייר חוזי – גר: כן", וטופס אותו ביקור נושא את שורת החתימה "שם הדייר: מנבר וונדימאג'ן" – והכל ביחס לאדם שהלך לבית עולמו ארבעה חודשים וחצי קודם לכן. אין זאת אלא כי הטפסים שעל יסודם מבקשת התובעת להוציא את הנתבעת מביתה מולאו כלאחר יד. ומשכך, אף הרישומים הלאקוניים שבהם – "מספר נפשות: 1" ו"דייר ממשיך: לא", המועתקים משנה לשנה – אינם יכולים לשאת את המשקל שהתובעת מבקשת להעמיס עליהם.</w:t>
+        <w:t>ואולם באותה שורה עצמה סימנה התובעת גם "דייר חוזי – גר: כן", וטופס אותו ביקור נושא את שורת החתימה "שם הדייר: מנבר וונדימאג'ן" – והכל ביחס לאדם שהלך לבית עולמו למעלה מארבעה חודשים וחצי קודם לכן. אין זאת אלא כי הטפסים שעל יסודם מבקשת התובעת להוציא את הנתבעת מביתה מולאו כלאחר יד. ומשכך, אף הרישומים הלאקוניים שבהם – "מספר נפשות: 1" ו"דייר ממשיך: לא", המועתקים משנה לשנה – אינם יכולים לשאת את המשקל שהתובעת מבקשת להעמיס עליהם.</w:t>
       </w:r>
     </w:p>
     <w:p>
@@ -1727,7 +1700,7 @@
           <w:rtl w:val="1"/>
           <w:lang w:bidi="he-IL"/>
         </w:rPr>
-        <w:t>שלישית, ובעיקר – ההצהרות נחתמו בידי עולה קשיש יליד 1943, שעלה ארצה בשנת 1991. בטופס הביקור משנת 2010 נרשם, בכתב יד, כי הביקור נערך בשפה האמהרית, בעוד ששדה "נכח מתורגם" (שם, ת.⁠ז.⁠ וחתימה) נותר ריק כליל. בטופסי השנים שלאחר מכן – הם הטפסים שעליהם חתם המנוח – נרשם "שפת ביקור: עברית". התובעת תידרש להסביר כיצד אדם שנזקק בשנת 2010 לביקור בשפת אמו, חתם בשנים שלאחר מכן על מסמכים משפטיים בעברית, בלא מתורגמן, ובלא שהוסבר לו תוכנם.</w:t>
+        <w:t>שלישית, ובעיקר – ההצהרות נחתמו בידי עולה קשיש יליד 1943, שעלה ארצה בשנת 1991. בטופס הביקור מיום 11.8.2010 נרשם, בכתב יד, כי הביקור נערך בשפה האמהרית, בעוד ששדה "נכח מתורגם" [כך במקור] (שם, ת.⁠ז.⁠ וחתימה) נותר ריק כליל. בטופסי השנים שלאחר מכן – הם הטפסים שעליהם חתם המנוח – נרשם "שפת ביקור: עברית". התובעת תידרש להסביר כיצד אדם שנזקק בשנת 2010 לביקור בשפת אמו, חתם בשנים שלאחר מכן על מסמכים משפטיים בעברית, בלא מתורגמן, ובלא שהוסבר לו תוכנם.</w:t>
       </w:r>
     </w:p>
     <w:p>
@@ -1750,7 +1723,7 @@
           <w:rtl w:val="1"/>
           <w:lang w:bidi="he-IL"/>
         </w:rPr>
-        <w:t>רביעית, ההצהרות נגבו מן המנוח כדבר שבשגרה, אגב ביקורי הגבייה, ובאותם טפסים עצמם שבהם נקבעו "הנחת המדרוג" ו"מועד סיום ההנחה" שבהם היה תלוי. אדם קשיש התלוי בהנחה בדמי שכירות, החותם על טופס שמגיש לו נציג המשכיר, אינו חותם מרצון חופשי מלא.</w:t>
+        <w:t>רביעית, ההצהרות נגבו מן המנוח כדבר שבשגרה, אגב ביקורי הגבייה, ובאותם טפסים עצמם שבהם נקבעו "הנחת המדרוג" ו"מועד סיום ההנחה" אשר בהם היה תלוי. אדם קשיש התלוי בהנחה בדמי שכירות, החותם על טופס שמגיש לו נציג המשכיר, אינו חותם מרצון חופשי מלא.</w:t>
       </w:r>
     </w:p>
     <w:p>
@@ -1818,7 +1791,7 @@
           <w:rtl w:val="1"/>
           <w:lang w:bidi="he-IL"/>
         </w:rPr>
-        <w:t>סעיף 1 לחוק זכויות הדייר בדיור הציבורי, התשנ"ח-⁠1998 מגדיר "דייר ממשיך", בין היתר, כילדו של הזכאי "ובלבד שהתגורר עם הזכאי בדירה הציבורית תקופה של שלוש שנים לפחות בסמוך למועד פטירת הזכאי". התובעת נסמכת בסעיף 19 לכתב התביעה על תיקון מס' 3 לחוק ועל התבחינים המצטברים שמכוחו, ולפיהם נדרש הדייר הממשיך לעמוד אף בתנאי זכאות עצמאיים.</w:t>
+        <w:t>סעיף 1 לחוק זכויות הדייר בדיור הציבורי, התשנ"ח-⁠1998, מגדיר "דייר ממשיך", בין היתר, כילדו של הזכאי "ובלבד שהתגורר עם הזכאי בדירה הציבורית תקופה של שלוש שנים לפחות בסמוך למועד פטירת הזכאי". התובעת נסמכת בסעיף 19 לכתב התביעה על תיקון מס' 3 לחוק ועל התבחינים המצטברים שמכוחו, ולפיהם נדרש הדייר הממשיך לעמוד אף בתנאי זכאות עצמאיים.</w:t>
       </w:r>
     </w:p>
     <w:p>
@@ -1909,7 +1882,7 @@
           <w:rtl w:val="1"/>
           <w:lang w:bidi="he-IL"/>
         </w:rPr>
-        <w:t>מן הכלל אל הפרט: התובעת לא בחנה ולו תבחין אחד. טבלת האימות בטופס ועדת הלגליזציה, שבה נדרשה לציין ממצאים בסעיפי "חסר דירה", "מומש סיוע בשכ"ד", "כתובות" ו"גבולות", נותרה ריקה בכל שורותיה. משכך, הקביעה כי "לא עלה בידי הנתבעת לעמוד בנטל התבחינים המצטברים" (סעיף 19 לכתב התביעה) אינה קביעה כלל – היא הנחה.</w:t>
+        <w:t>מן הכלל אל הפרט: כמפורט בסעיף 5 לעיל, טבלת האימות שבטופס ועדת הלגליזציה נותרה ריקה בכל שורותיה, ולא נבחן בעניינה של הנתבעת ולו תבחין אחד. משכך, הקביעה כי "לא עלה בידי הנתבעת לעמוד בנטל התבחינים המצטברים" (סעיף 19 לכתב התביעה) אינה קביעה כלל – היא הנחה.</w:t>
       </w:r>
     </w:p>
     <w:p>
@@ -1932,7 +1905,7 @@
           <w:rtl w:val="1"/>
           <w:lang w:bidi="he-IL"/>
         </w:rPr>
-        <w:t>יתרה מכך; המבחן שהוחל אינו המבחן שבדין. על גבי הטופס מודפסת הדרישה לביקורי מעגל "מתאריך 1.8.09 ועד מועד הבקשה ולא פחות מ-4 שנות מגורים רצופות", בעוד שהחוק נוקב בשלוש שנים בסמוך לפטירה. רשות המחילה על אדם מבחן מחמיר מזה שקבע המחוקק – החלטתה בטלה.</w:t>
+        <w:t>הנה כי כן; המבחן שהוחל אינו המבחן שבדין, אלא מבחן של ארבע שנות מגורים רצופות חלף שלוש השנים שקבע המחוקק. רשות המחילה על אדם מבחן מחמיר מזה שקבע המחוקק – החלטתה בטלה.</w:t>
       </w:r>
     </w:p>
     <w:p>
@@ -2048,7 +2021,7 @@
           <w:rtl w:val="1"/>
           <w:lang w:bidi="he-IL"/>
         </w:rPr>
-        <w:t>במכתב נקבע, מפי הגורם המקצועי, כי הנתבעת "היתה מוכרת ברווחה לאורך שנים, על רקע קשיים כלכליים, משפחתיים ובריאותיים", וכי היא "בת 42 רווקה ללא ילדים מתמודדת עם נכות נפשית ופיברומיאלגיה, אינה עובדת ומקבלת קיצבה 100% נכות מביטוח לאומי". עוד נמסר בו כי הנתבעת "מצויה בהתקף חרדה עקב המצב ולטענתה אין לה את היכולת להתמודד עם מעברים ושינויים".</w:t>
+        <w:t>במכתב נמסר, מפי הגורם המקצועי, כי הנתבעת "היתה מוכרת ברווחה לאורך שנים, על רקע קשיים כלכליים, משפחתיים ובריאותיים", וכי היא "בת 42 רווקה ללא ילדים מתמודדת עם נכות נפשית ופיברומיאלגיה, אינה עובדת ומקבלת קיצבה 100% נכות מביטוח לאומי". עוד נמסר בו כי הנתבעת "מצויה בהתקף חרדה עקב המצב ולטענתה אין לה את היכולת להתמודד עם מעברים ושינויים".</w:t>
       </w:r>
     </w:p>
     <w:p>
@@ -2119,7 +2092,7 @@
           <w:rtl w:val="1"/>
           <w:lang w:bidi="he-IL"/>
         </w:rPr>
-        <w:t>ודוק; קביעה זו – בדבר שלושים שנות מגורים בדירה – נכתבה בלשונה של המחלקה לשירותים חברתיים עצמה, בפסקה האופרטיבית של מכתבה, והיא עולה בקנה אחד עם תאריך האכלוס הרשום בטופסי התובעת עצמה (8.8.1996). התובעת, כרשות ציבורית, אינה רשאית להתעלם מעמדתו של גורם מקצועי מוסמך זה, ומרשתי תטען כי עמדה זו כלל לא הובאה בפני מקבל ההחלטה.</w:t>
+        <w:t>ודוק; האמור בו – בדבר שלושים שנות מגורים בדירה – נכתבה בלשונה של המחלקה לשירותים חברתיים עצמה, בפסקה האופרטיבית של מכתבה, והיא עולה בקנה אחד עם תאריך האכלוס הרשום בטופסי התובעת עצמה (8.8.1996). התובעת, כרשות ציבורית, אינה רשאית להתעלם מעמדתו של גורם מקצועי מוסמך זה, ומרשתי תטען כי עמדה זו כלל לא הובאה בפני מקבל ההחלטה.</w:t>
       </w:r>
     </w:p>
     <w:p>
@@ -2417,7 +2390,7 @@
           <w:rtl w:val="1"/>
           <w:lang w:bidi="he-IL"/>
         </w:rPr>
-        <w:t>סעיף 20 אינו טענה שבעובדה ואינו טעון הכחשה; ולגופו – האסמכתאות הנזכרות בו אינן מסייעות לתובעת בנסיבות דנא.</w:t>
+        <w:t>הנטען בסעיף 20 אינו טענה שבעובדה ואינו טעון הכחשה; ולגופו – האסמכתאות הנזכרות בו אינן מסייעות לתובעת בנסיבות דנא.</w:t>
       </w:r>
     </w:p>
     <w:p>
@@ -2508,7 +2481,7 @@
           <w:rtl w:val="1"/>
           <w:lang w:bidi="he-IL"/>
         </w:rPr>
-        <w:t>ועדת הלגליזציה החילה מבחן של ארבע שנות מגורים, בעוד החוק נוקב בשלוש; ואת תבחיני הזכאות שעל יסודם נדחתה הבקשה – היא מעולם לא בדקה, כעולה מטבלת האימות הריקה שבטופס שלה עצמה.</w:t>
+        <w:t>ועדת הלגליזציה החילה מבחן של ארבע שנות מגורים, בעוד החוק נוקב בשלוש; ואת תבחיני הזכאות שעל יסודם נדחתה הבקשה – היא מעולם לא בדקה, כעולה מטבלת האימות הריקה שבטופסה שלה.</w:t>
       </w:r>
     </w:p>
     <w:p>
@@ -2577,7 +2550,7 @@
           <w:rtl w:val="1"/>
           <w:lang w:bidi="he-IL"/>
         </w:rPr>
-        <w:t>אשר על כל המקובץ לעיל מתבקש בזאת בית המשפט הנכבד לדחות את התביעה, ולחייב את התובעת בהוצאות הולמות ובשכ"ט עו"ד.</w:t>
+        <w:t>אשר על כל המקובץ לעיל מתבקש בזאת בית המשפט הנכבד לדחות את התביעה; ולחלופין – להורות כי לא יינתן צו פינוי בטרם יובא עניינה של הנתבעת בפני הוועדה המוסמכת לבחינת מקרים חריגים, ובטרם תוסדר לה חלופת דיור הולמת; ולחלופי חלופין – לעכב את ביצוע הפינוי לתקופה משמעותית; ולחייב את התובעת בהוצאות הולמות ובשכ"ט עו"ד.</w:t>
       </w:r>
     </w:p>
     <w:p>

--- a/כתב הגנה - עמידר נ' וונדימאגן טדילה - טיוטה להגשה.docx
+++ b/כתב הגנה - עמידר נ' וונדימאגן טדילה - טיוטה להגשה.docx
@@ -504,6 +504,7 @@
       <w:pPr>
         <w:keepNext w:val="1"/>
         <w:keepLines w:val="1"/>
+        <w:pageBreakBefore/>
         <w:bidi w:val="1"/>
         <w:spacing w:lineRule="auto" w:line="360" w:after="160" w:before="0"/>
         <w:jc w:val="center"/>
@@ -587,7 +588,7 @@
           <w:rtl w:val="1"/>
           <w:lang w:bidi="he-IL"/>
         </w:rPr>
-        <w:t xml:space="preserve">ודוק; התביעה דנא אינה נשענת על ממצא, אלא על היעדרו. התובעת לא ערכה שימוע לנתבעת, לא בחנה ולו תבחין אחד מתבחיני הזכאות שהיא עצמה נדרשה לבדוק, לא נימקה את החלטתה, ולא המציאה אותה. תחת כל אלה היא מניחה על שולחן בית המשפט הנכבד שני מסמכים: טופס שכותרתו "פרוטוקול" ובו </w:t>
+        <w:t>ודוק; התביעה דנא אינה נשענת על ממצא, אלא על היעדרו. התובעת לא ערכה שימוע לנתבעת, לא בחנה ולו תבחין אחד מתבחיני הזכאות שהיא עצמה נדרשה לבדוק, השאירה את שדה "נימוקים והמלצות" ריק כליל, ולא המציאה את החלטתה. תחת כל אלה היא מניחה על שולחן בית המשפט הנכבד מסמך אחד: "פרוטוקול ועדת לגליזציה מחוזית", ובו טבלת ביקורים שהיא עצמה מילאה ו</w:t>
       </w:r>
       <w:r>
         <w:rPr>
@@ -612,7 +613,7 @@
           <w:rtl w:val="1"/>
           <w:lang w:bidi="he-IL"/>
         </w:rPr>
-        <w:t>, וטבלת ביקורים שהיא עצמה מילאה.</w:t>
+        <w:t>.</w:t>
       </w:r>
     </w:p>
     <w:p>
@@ -635,7 +636,7 @@
           <w:rtl w:val="1"/>
           <w:lang w:bidi="he-IL"/>
         </w:rPr>
-        <w:t>ומה מלמדת אותה טבלה? בשורת הביקור מיום 3.7.2024 סימנה התובעת בשתי המשבצות גם יחד: "דייר חוזי – גר: כן", ולצידה "דייר ממשיך – גר: כן". הא כיצד? המנוח הלך לבית עולמו ביום 16.2.2024, למעלה מארבעה חודשים וחצי קודם לאותו ביקור. לא זו בלבד, אלא שטופס אותו ביקור עצמו נושא את שורת החתימה "שם הדייר: מנבר וונדימאג'ן" – שמו של אדם שכבר לא היה בין החיים.</w:t>
+        <w:t>ומה מלמדת אותה טבלה? בשורת הביקור מיום 3.7.2024 סימנה התובעת בשתי המשבצות גם יחד: "דייר חוזי – גר: כן", ולצידה "דייר ממשיך – גר: כן". הא כיצד? המנוח הלך לבית עולמו ביום 16.2.2024, למעלה מארבעה חודשים וחצי קודם לאותו ביקור. לא זו בלבד, אלא שטופס אותו ביקור עצמו נושא חתימה בצד השם "שם הדייר: מנבר וונדימאג'ן" – שמו של אדם שכבר לא היה בין החיים.</w:t>
       </w:r>
     </w:p>
     <w:p>
@@ -658,7 +659,7 @@
           <w:rtl w:val="1"/>
           <w:lang w:bidi="he-IL"/>
         </w:rPr>
-        <w:t>בצר לה, מבקשת התובעת לבנות קונסטרוקציה משפטית קלוקלת – בלתי צליחה – שלפיה מי שגדלה בדירה מילדותה הפכה ביום מותו של אביה, כהרף עין, ל"פולשת". ואילו התובעת עצמה, באותה נשימה, פתחה בעניינה של הנתבעת תיק שכותרתו "בקשה להקניית זכויות כדייר ממשיך", ובו נקובים שמה ומספר זהותה תחת הכותרת "פרטי המבקשים". הא ותו לא.</w:t>
+        <w:t>בצר לה, מבקשת התובעת לבנות קונסטרוקציה משפטית קלוקלת – בלתי צליחה – שלפיה מי שגדלה בדירה מילדותה הפכה ביום מותו של אביה, כהרף עין, ל"פולשת". ואילו התובעת עצמה, באותה נשימה, הוסיפה לנהל את חשבון הדירה כחשבון פעיל, הוסיפה לחייב בדמי שכירות, וזקפה לזכות החשבון הנחת מדרוג שתוקפה עד ליום 30.9.2024 – היינו, חודשים ארוכים לאחר אותה "פלישה" נטענת. הא ותו לא.</w:t>
       </w:r>
     </w:p>
     <w:p>
@@ -776,7 +777,7 @@
           <w:rtl w:val="1"/>
           <w:lang w:bidi="he-IL"/>
         </w:rPr>
-        <w:t>שלישית, המסמך מוכתר "פרוטוקול", ואולם אין בו מועד ישיבה, אין בו הרכב, אין בו נוכחים, אין בו דיון, והשדה "מצ"ב החלטת ועדה מיום:" נותר ריק. רביעית, אין הנמקה, ואף אין זכר לכך שהנתבעת זומנה, נשמעה או יוצגה – בניגוד לחובת השימוע ולחובת ההנמקה החלות על התובעת כגוף דו-מהותי, וברוח חוק לתיקון סדרי המינהל (החלטות והנמקות), התשי"ט-⁠1958. חמישית, מי שערך את התשתית העובדתית ומי שהכריע על פיה באים מאותו מרכז שירות עצמו. ושישית, ולמעלה מן הצורך – לא הוצגה ולו ראיה אחת כי ההחלטה הומצאה לנתבעת אי פעם, או כי הנתבעת הועמדה על זכותה להשיג עליה.</w:t>
+        <w:t>שלישית, המסמך מוכתר "פרוטוקול", ואולם אין בו זכר לישיבה: אין רישום נוכחים, אין ציון מי מן החתומים שימש כיו"ר, שניים בלבד משלושת שדות החתימה מולאו, אין תיעוד דיון, והשדה "מצ"ב החלטת ועדה מיום:" נותר ריק. רביעית, השדה "נימוקים והמלצות" נותר ריק כליל, וכל שנרשם תחת "החלטת הוועדה המחוזית" הן שתי שורות בכתב יד, שאינן מתמודדות עם ולו תבחין אחד. ואף אין זכר לכך שהנתבעת זומנה, נשמעה או יוצגה – בניגוד לחובת השימוע ולחובת ההנמקה החלות על התובעת כגוף דו-מהותי, וברוח חוק לתיקון סדרי המינהל (החלטות והנמקות), התשי"ט-⁠1958. חמישית, מי שערך את התשתית העובדתית ומי שהכריע על פיה באים מאותו מרכז שירות עצמו. ושישית, ולמעלה מן הצורך – לא הוצגה ולו ראיה אחת כי ההחלטה הומצאה לנתבעת אי פעם, או כי הנתבעת הועמדה על זכותה להשיג עליה.</w:t>
       </w:r>
     </w:p>
     <w:p>
@@ -821,7 +822,7 @@
           <w:rtl w:val="1"/>
           <w:lang w:bidi="he-IL"/>
         </w:rPr>
-        <w:t>כתב התביעה כולו נשען על הטענה כי הנתבעת "פלשה" אל הדירה "עם פטירת אביה המנוח" (סעיפים 9 ו-15 לכתב התביעה). ברם, מי שהתגוררה בדירה מכוח רשות, ואשר נותרה בה לאחר פטירת מי שהתקשר בחוזה, אינה "פולשת" לפי כל אמת מידה משפטית; לכל היותר עסקינן בבת-רשות שרישיונה פקע, על כל המשתמע מכך לעניין הסעד ולעניין שיקולי הצדק. ודוק; התובעת עצמה לא סברה אחרת – שאם לא כן לא היתה פותחת בעניינה של הנתבעת תיק להקניית זכויות כדייר ממשיך, ולא היתה מנהלת את חשבון הדירה כחשבון פעיל לאחר הפטירה.</w:t>
+        <w:t>כתב התביעה כולו נשען על הטענה כי הנתבעת "פלשה" אל הדירה "עם פטירת אביה המנוח" (סעיפים 9 ו-15 לכתב התביעה). ברם, מי שהתגוררה בדירה מכוח רשות, ואשר נותרה בה לאחר פטירת מי שהתקשר בחוזה, אינה "פולשת" לפי כל אמת מידה משפטית; לכל היותר עסקינן בבת-רשות שרישיונה פקע, על כל המשתמע מכך לעניין הסעד ולעניין שיקולי הצדק. ודוק; התובעת עצמה לא נהגה כמי שנפלה קורבן לפלישה: היא לא סימנה "פלישה" באף אחד מטופסי הביקור, הוסיפה לנהל את חשבון הדירה כחשבון פעיל, והוסיפה לחייב בדמי שכירות אף לאחר הפטירה.</w:t>
       </w:r>
     </w:p>
     <w:p>
@@ -1141,7 +1142,7 @@
           <w:rtl w:val="1"/>
           <w:lang w:bidi="he-IL"/>
         </w:rPr>
-        <w:t>דין התביעה להידחות על הסף, ולחלופין לגופה. סילוק יד הוא סעד שבשיקול דעת, ואין להיעתר לו שעה שהתובעת היא רשות ציבורית שראיותיה שלה סותרות את טענותיה, שהחילה מבחן מחמיר מזה שבחוק, שלא בדקה את תבחיני הזכאות שעליהם היא נסמכת, שלא קיימה שימוע, שלא נימקה את החלטתה ושלא המציאה אותה.</w:t>
+        <w:t>דין התביעה להידחות על הסף, ולחלופין לגופה. סילוק יד הוא סעד שבשיקול דעת, ואין להיעתר לו שעה שהתובעת היא רשות ציבורית שראיותיה שלה סותרות את טענותיה, שהחילה מבחן מחמיר מזה שבחוק, שלא בדקה את תבחיני הזכאות שעליהם היא נסמכת, שלא קיימה שימוע, שהותירה את שדה הנימוקים ריק ושלא המציאה את החלטתה.</w:t>
       </w:r>
     </w:p>
     <w:p>
@@ -1214,14 +1215,10 @@
       </w:r>
     </w:p>
     <w:p>
-      <w:r>
-        <w:br w:type="page"/>
-      </w:r>
-    </w:p>
-    <w:p>
       <w:pPr>
         <w:keepNext w:val="1"/>
         <w:keepLines w:val="1"/>
+        <w:pageBreakBefore/>
         <w:bidi w:val="1"/>
         <w:spacing w:lineRule="auto" w:line="360" w:after="160" w:before="0"/>
         <w:jc w:val="center"/>
@@ -1282,7 +1279,7 @@
           <w:rtl w:val="1"/>
           <w:lang w:bidi="he-IL"/>
         </w:rPr>
-        <w:t>ביום 8.8.1996 נמסרה למנוח החזקה בדירה – דירה בת שלושה חדרים ברח' צה"ל 72, דירה 6, פתח תקווה – וזאת מכוח חוזה שכירות שנחתם בינו לבין התובעת בשנת 1996. ממועד זה ואילך רשומה הדירה בספרי התובעת כמאוכלסת, כעולה מן התאריך "08/08/1996" המודפס בשדה "תאריך אכלוס" בכל אחד ואחד מטופסי הביקור. חוזה השכירות צורף כנספח 1 לכתב התביעה.</w:t>
+        <w:t>בשנת 1996 נחתם בין התובעת לבין המנוח חוזה שכירות ביחס לדירה – דירה בת שלושה חדרים ברח' צה"ל 72, דירה 6, פתח תקווה. בחוזה נקוב יום 8.8.1996 כתאריך מסירת החזקה המשוער, והוא גם התאריך הרשום בשדה "תאריך אכלוס" בכל אחד ואחד מטופסי הביקור. ממועד זה ואילך רשומה הדירה בספרי התובעת כמאוכלסת, כעולה מן התאריך "08/08/1996" המודפס בשדה "תאריך אכלוס" בכל אחד ואחד מטופסי הביקור. חוזה השכירות צורף כנספח 1 לכתב התביעה.</w:t>
       </w:r>
     </w:p>
     <w:p>
@@ -1515,7 +1512,7 @@
           <w:rtl w:val="1"/>
           <w:lang w:bidi="he-IL"/>
         </w:rPr>
-        <w:t xml:space="preserve"> אינו יכול ללמד דבר וחצי דבר על זהות המתגוררים בדירה. חרף זאת הוטבעה על אותו טופס חותמת "מסרב לחתום", ותמהני; מי הוא זה אשר סירב לחתום, שעה שהדייר כלל לא נמצא? הנתבעת תטען כי חותמת זו הוטבעה כדבר שבשגרה, וכי אין בה כדי ללמד על דבר.</w:t>
+        <w:t xml:space="preserve"> אינו יכול ללמד דבר וחצי דבר על זהות המתגוררים בדירה. חרף זאת הוטבעה על אותו טופס חותמת "מסרב לחתום", ותמהני; מי הוא זה אשר סירב לחתום, שעה שהדייר כלל לא נמצא? הנתבעת תטען כי חותמת זו הוטבעה כדבר שבשגרה – כפי שהוטבעה אף על הטופס מיום 3.8.2022 – וכי אין בה כדי ללמד על דבר.</w:t>
       </w:r>
     </w:p>
     <w:p>
@@ -1563,7 +1560,7 @@
           <w:rtl w:val="1"/>
           <w:lang w:bidi="he-IL"/>
         </w:rPr>
-        <w:t>.</w:t>
+        <w:t>. ויודגש; תהא זהות הבת אשר תהא, התובעת עצמה סימנה באותה שורה כי דייר ממשיך מתגורר בדירה – ובה בעת סימנה כי גם הדייר החוזי, שנפטר, מתגורר בה. רישום זה חסר ערך ראייתי בשני מובניו.</w:t>
       </w:r>
     </w:p>
     <w:p>
@@ -1677,7 +1674,7 @@
           <w:rtl w:val="1"/>
           <w:lang w:bidi="he-IL"/>
         </w:rPr>
-        <w:t>שנית, ההצהרות הן טפסים מודפסים מראש, ובחלקן נוסחן הוא "אני/ו גר/ה/ים לבדי/נו בדירה" – כאשר החלופות מעולם לא נמחקו, ודבר לא הותאם לנסיבותיו של המנוח. טופס שלא מולא אינו הצהרה; הוא טופס.</w:t>
+        <w:t>שנית, חלק מן ההצהרות נושאות אזהרה כדין, וחלקן לא; ואולם המשותף לכולן הוא שהן טפסים מודפסים מראש. בחלקן נוסחן הוא "אני/ו גר/ה/ים לבדי/נו בדירה" – כאשר החלופות מעולם לא נמחקו, ודבר לא הותאם לנסיבותיו של המנוח. הא ותו לא: טופס אחיד שהוחתם מכנית, אזהרה או לא אזהרה, אינו יכול להכריע בשאלה עובדתית שלא נבדקה מעולם.</w:t>
       </w:r>
     </w:p>
     <w:p>
@@ -1700,7 +1697,7 @@
           <w:rtl w:val="1"/>
           <w:lang w:bidi="he-IL"/>
         </w:rPr>
-        <w:t>שלישית, ובעיקר – ההצהרות נחתמו בידי עולה קשיש יליד 1943, שעלה ארצה בשנת 1991. בטופס הביקור מיום 11.8.2010 נרשם, בכתב יד, כי הביקור נערך בשפה האמהרית, בעוד ששדה "נכח מתורגם" [כך במקור] (שם, ת.⁠ז.⁠ וחתימה) נותר ריק כליל. בטופסי השנים שלאחר מכן – הם הטפסים שעליהם חתם המנוח – נרשם "שפת ביקור: עברית". התובעת תידרש להסביר כיצד אדם שנזקק בשנת 2010 לביקור בשפת אמו, חתם בשנים שלאחר מכן על מסמכים משפטיים בעברית, בלא מתורגמן, ובלא שהוסבר לו תוכנם.</w:t>
+        <w:t>שלישית, ובעיקר – ההצהרות נחתמו בידי עולה קשיש יליד 1943, שעלה ארצה בשנת 1991. בטופס הביקור מיום 11.8.2010 נרשם, בכתב יד, כי הביקור נערך בשפה האמהרית, בעוד ששדה "נכח מתורגם" [כך במקור] (שם, ת.⁠ז.⁠ וחתימה) נותר ריק כליל. בטופסי הביקור מן השנים שלאחר מכן נותר שדה השפה ריק כליל, לצד שדה "נכח מתורגם" הריק אף הוא; ורק בטופסי "סיכום ביקור" המאוחרים נרשם "שפת ביקור: עברית". התובעת תידרש להסביר כיצד אדם שנזקק בשנת 2010 לביקור בשפת אמו, חתם בשנים שלאחר מכן על מסמכים משפטיים בעברית, בלא מתורגמן, ובלא שהוסבר לו תוכנם.</w:t>
       </w:r>
     </w:p>
     <w:p>
@@ -1723,7 +1720,7 @@
           <w:rtl w:val="1"/>
           <w:lang w:bidi="he-IL"/>
         </w:rPr>
-        <w:t>רביעית, ההצהרות נגבו מן המנוח כדבר שבשגרה, אגב ביקורי הגבייה, ובאותם טפסים עצמם שבהם נקבעו "הנחת המדרוג" ו"מועד סיום ההנחה" אשר בהם היה תלוי. אדם קשיש התלוי בהנחה בדמי שכירות, החותם על טופס שמגיש לו נציג המשכיר, אינו חותם מרצון חופשי מלא.</w:t>
+        <w:t>רביעית, ההצהרות נגבו מן המנוח כדבר שבשגרה, אגב אותם ביקורי גבייה עצמם שבמסגרתם נקבעו "הנחת המדרוג" ו"מועד סיום ההנחה" אשר בהם היה תלוי. אדם קשיש התלוי בהנחה בדמי שכירות, החותם על טופס שמגיש לו נציג המשכיר, אינו חותם מרצון חופשי מלא.</w:t>
       </w:r>
     </w:p>
     <w:p>
@@ -1746,7 +1743,7 @@
           <w:rtl w:val="1"/>
           <w:lang w:bidi="he-IL"/>
         </w:rPr>
-        <w:t>חמישית, ולעניין הסעיף שבו נאמר כי ההצהרה "לא תאפשר לקרובי לטעון כי גרו איתי בדירה... כדי להיחשב 'דיירים ממשיכים'" – הרי שאין בתניה זו כדי להועיל לתובעת. תניה חוזית שנוסחה בידי רשות ציבורית, על גבי טופס אחיד, ואשר תכליתה לשלול מראש זכות סטטוטורית מצד שלישי שאינו חתום עליה – דינה בטלות. זכות הדייר הממשיך אינה קניינו של המנוח כדי שיוכל לוותר עליה בשם בתו.</w:t>
+        <w:t>חמישית, ולעניין הסעיף שבו נאמר כי ההצהרה "לא תאפשר לקרובי לטעון כי גרו איתי בדירה... כדי להיחשב 'דיירים ממשיכים'" – הרי שאין בתניה זו כדי להועיל לתובעת. תניה חוזית שנוסחה בידי רשות ציבורית, על גבי טופס אחיד, ואשר תכליתה לשלול מראש זכות סטטוטורית מצד שלישי שאינו חתום עליה – דינה בטלות, הן מכוח סעיף 30 לחוק החוזים (חלק כללי), התשל"ג-⁠1973, בהיותה נוגדת את תקנת הציבור, הן מכוח דיני החוזים האחידים. זכות הדייר הממשיך אינה קניינו של המנוח כדי שיוכל לוותר עליה בשם בתו.</w:t>
       </w:r>
     </w:p>
     <w:p>
@@ -1928,7 +1925,7 @@
           <w:rtl w:val="1"/>
           <w:lang w:bidi="he-IL"/>
         </w:rPr>
-        <w:t xml:space="preserve">ולבסוף, הטופס נחתם בידי סגן מנהל מרכז השירות ביום 1.11.2023. ודוק; משמעות הדבר היא כי המסמך שעל יסודו התקבלה ההחלטה בדבר זכויותיה של הנתבעת לאחר פטירת אביה, נחתם כשלושה חודשים וחצי </w:t>
+        <w:t xml:space="preserve">ולבסוף, טבלת האימות – שבה נדרש סגן מנהל מרכז השירות לציין את ממצאיו – נושאת את התאריך 1.11.2023, היינו כשלושה חודשים וחצי </w:t>
       </w:r>
       <w:r>
         <w:rPr>
@@ -1941,7 +1938,7 @@
           <w:rtl w:val="1"/>
           <w:lang w:bidi="he-IL"/>
         </w:rPr>
-        <w:t>בטרם נפטר אביה</w:t>
+        <w:t>בטרם נפטר אביה של הנתבעת</w:t>
       </w:r>
       <w:r>
         <w:rPr>
@@ -1953,7 +1950,7 @@
           <w:rtl w:val="1"/>
           <w:lang w:bidi="he-IL"/>
         </w:rPr>
-        <w:t>, וכעשרה חודשים לפני מועד ההחלטה. הא ותו לא.</w:t>
+        <w:t xml:space="preserve"> וכעשרה חודשים לפני מועד ההחלטה; ואילו שם סגן המנהל וחתימתו נותרו ריקים אף הם. הא ותו לא.</w:t>
       </w:r>
     </w:p>
     <w:p>
@@ -2092,7 +2089,7 @@
           <w:rtl w:val="1"/>
           <w:lang w:bidi="he-IL"/>
         </w:rPr>
-        <w:t>ודוק; האמור בו – בדבר שלושים שנות מגורים בדירה – נכתבה בלשונה של המחלקה לשירותים חברתיים עצמה, בפסקה האופרטיבית של מכתבה, והיא עולה בקנה אחד עם תאריך האכלוס הרשום בטופסי התובעת עצמה (8.8.1996). התובעת, כרשות ציבורית, אינה רשאית להתעלם מעמדתו של גורם מקצועי מוסמך זה, ומרשתי תטען כי עמדה זו כלל לא הובאה בפני מקבל ההחלטה.</w:t>
+        <w:t>ודוק; בקשת הגורם המקצועי, בפסקה האופרטיבית של מכתבו, מתייחסת לשלושים שנות מגורים בדירה – פרק זמן העולה בקנה אחד עם תאריך האכלוס הרשום בטופסי התובעת עצמה. הנתבעת תטען כי התובעת, כרשות ציבורית, אינה רשאית להתעלם מעמדתו של גורם מקצועי מוסמך זה, וכי משנשלח המכתב לאחר מתן ההחלטה – קמה חובה לשוב ולבחון את העניין לאורו.</w:t>
       </w:r>
     </w:p>
     <w:p>
@@ -2252,7 +2249,7 @@
           <w:rtl w:val="1"/>
           <w:lang w:bidi="he-IL"/>
         </w:rPr>
-        <w:t>הנטען בסעיף 10 מוכחש. הגוף שדן בעניינה של הנתבעת הוא ועדת לגליזציה פנימית של התובעת; היא לא שמעה את הנתבעת; היא לא בחנה את התבחינים; והחלטתה נעדרת הנמקה.</w:t>
+        <w:t>הנטען בסעיף 10 מוכחש. הגוף שדן בעניינה של הנתבעת הוא ועדת לגליזציה מחוזית – ועדה פנימית של התובעת; היא לא שמעה את הנתבעת; היא לא בחנה את התבחינים; ושדה "נימוקים והמלצות" בטופסה נותר ריק.</w:t>
       </w:r>
     </w:p>
     <w:p>
@@ -2367,7 +2364,7 @@
           <w:rtl w:val="1"/>
           <w:lang w:bidi="he-IL"/>
         </w:rPr>
-        <w:t>הנטען בסעיף 19 מוכחש. הנתבעת עומדת בתבחינים; ומכל מקום, התובעת מעולם לא בדקה אותם, לא הציגה את הנוהל שמכוחו נבחנה הבקשה ולא נתנה החלטה מנומקת.</w:t>
+        <w:t>הנטען בסעיף 19 מוכחש. הנתבעת עומדת בתבחינים; ומכל מקום, התובעת מעולם לא בדקה אותם, ולא הציגה את הנוהל שמכוחו נבחנה הבקשה.</w:t>
       </w:r>
     </w:p>
     <w:p>
@@ -2458,7 +2455,7 @@
           <w:rtl w:val="1"/>
           <w:lang w:bidi="he-IL"/>
         </w:rPr>
-        <w:t>התובעת מבקשת להוציא מביתה אישה נכה בשיעור 100%, שהדירה היא ביתה היחיד, על יסוד החלטה מנהלית שנתקבלה בלא שימוע, בלא הנמקה ובלא המצאה.</w:t>
+        <w:t>התובעת מבקשת להוציא מביתה אישה נכה בשיעור 100%, שהדירה היא ביתה היחיד, על יסוד החלטה מנהלית שנתקבלה בלא שימוע, בלא שמולא שדה הנימוקים ובלא המצאה.</w:t>
       </w:r>
     </w:p>
     <w:p>

--- a/כתב הגנה - עמידר נ' וונדימאגן טדילה - טיוטה להגשה.docx
+++ b/כתב הגנה - עמידר נ' וונדימאגן טדילה - טיוטה להגשה.docx
@@ -822,7 +822,7 @@
           <w:rtl w:val="1"/>
           <w:lang w:bidi="he-IL"/>
         </w:rPr>
-        <w:t>כתב התביעה כולו נשען על הטענה כי הנתבעת "פלשה" אל הדירה "עם פטירת אביה המנוח" (סעיפים 9 ו-15 לכתב התביעה). ברם, מי שהתגוררה בדירה מכוח רשות, ואשר נותרה בה לאחר פטירת מי שהתקשר בחוזה, אינה "פולשת" לפי כל אמת מידה משפטית; לכל היותר עסקינן בבת-רשות שרישיונה פקע, על כל המשתמע מכך לעניין הסעד ולעניין שיקולי הצדק. ודוק; התובעת עצמה לא נהגה כמי שנפלה קורבן לפלישה: היא לא סימנה "פלישה" באף אחד מטופסי הביקור, הוסיפה לנהל את חשבון הדירה כחשבון פעיל, והוסיפה לחייב בדמי שכירות אף לאחר הפטירה.</w:t>
+        <w:t>כתב התביעה כולו נשען על הטענה כי הנתבעת "פלשה" אל הדירה "עם פטירת אביה המנוח" (סעיפים 9 ו-15 לכתב התביעה). ברם, מי שהתגוררה בדירה מכוח רשות, ואשר נותרה בה לאחר פטירת מי שהתקשר בחוזה, אינה "פולשת" לפי כל אמת מידה משפטית; לכל היותר עסקינן בבת-רשות שרישיונה פקע, על כל המשתמע מכך לעניין הסעד ולעניין שיקולי הצדק. ודוק; התובעת עצמה לא נהגה כמי שנפלה קורבן לפלישה. בטופסי "בדיקת אכלוס וגבייה" שצירפה מצויה משבצת ייעודית שכותרתה "חשש לנטישה/נטישה/פלישה (נא להקיף בעיגול)" – ובאף לא אחד מהם לא הוקף ולו סימון אחד; ואילו בטופסי "סיכום ביקור" המאוחרים אין כל רישום בדבר נטישה או פלישה. זאת ועוד, התובעת הוסיפה לנהל את חשבון הדירה כחשבון פעיל, והוסיפה לחייב בדמי שכירות אף לאחר הפטירה.</w:t>
       </w:r>
     </w:p>
     <w:p>
@@ -1026,7 +1026,7 @@
           <w:rtl w:val="1"/>
           <w:lang w:bidi="he-IL"/>
         </w:rPr>
-        <w:t>שלישית, ובניגוד לנטען בסעיף 16 לכתב התביעה, אין בטופסי הביקור ובהצהרות המנוח כדי לבסס את התביעה. אלו מסמכיה של התובעת, שנוסחו על ידה, על גבי טפסים מודפסים מראש, ונחתמו בידי המנוח – עולה קשיש יליד 1943 – ולא בידי הנתבעת. ואין אדם יכול לוותר, בהצהרה שנוסחה עבורו, על זכותו הסטטוטורית של אדם אחר. הפירוט – בחלק השלישי להלן.</w:t>
+        <w:t>שלישית, ובניגוד לנטען בסעיף 16 לכתב התביעה, אין בטופסי הביקור ובהצהרות המנוח כדי לבסס את התביעה. אלו טפסים מודפסים מראש, שנוסחו בידי התובעת ונחתמו בידי המנוח – ולא בידי הנתבעת. ואין אדם יכול לוותר, בהצהרה שנוסחה עבורו, על זכותו הסטטוטורית של אדם אחר. הפירוט – בחלק השלישי להלן.</w:t>
       </w:r>
     </w:p>
     <w:p>
@@ -1049,7 +1049,7 @@
           <w:rtl w:val="1"/>
           <w:lang w:bidi="he-IL"/>
         </w:rPr>
-        <w:t xml:space="preserve">רביעית, מסכת הראיות של התובעת סותרת את עצמה. בטופס מיום 3.8.2020 נרשם, בשדה "גר/ה בגפו/ה", </w:t>
+        <w:t xml:space="preserve">רביעית, מסכת הראיות של התובעת סותרת את עצמה: בטופס מיום 3.8.2020 נרשם בשדה "גר/ה בגפו/ה" – </w:t>
       </w:r>
       <w:r>
         <w:rPr>
@@ -1074,7 +1074,7 @@
           <w:rtl w:val="1"/>
           <w:lang w:bidi="he-IL"/>
         </w:rPr>
-        <w:t>; בביקור מיום 18.12.2023 לא נמצא הדייר בדירה כלל; ובביקור מיום 3.7.2024 נרשם כי הביקור נערך עם בתו של המנוח, ובגינו סימנה התובעת "דייר ממשיך – גר: כן" – ובאותה שורה עצמה סימנה גם כי המנוח, שנפטר חודשים קודם לכן, "גר: כן". מסכת שכזו אינה יכולה לשמש יסוד לפינוי אדם מביתו.</w:t>
+        <w:t>; בביקור מיום 18.12.2023 לא נמצא הדייר כלל; ובשורת הביקור מיום 3.7.2024 סימנה התובעת כי גם דייר ממשיך וגם המנוח, שנפטר חודשים קודם לכן, מתגוררים בדירה. מסכת שכזו אינה יכולה לשמש יסוד לפינוי אדם מביתו.</w:t>
       </w:r>
     </w:p>
     <w:p>
@@ -1097,7 +1097,7 @@
           <w:rtl w:val="1"/>
           <w:lang w:bidi="he-IL"/>
         </w:rPr>
-        <w:t>חמישית, ולמצער, אף אם ייקבע כי הנתבעת אינה באה בגדר "דייר ממשיך" – ואין זה המצב – הרי שנסיבותיה ההומניטריות מחייבות בחינה בפני הוועדה המוסמכת לכך בטרם יינתן סעד של פינוי, ובטרם תוסדר לה חלופת דיור.</w:t>
+        <w:t>חמישית, ולמצער, אף אם ייקבע כי הנתבעת אינה באה בגדר "דייר ממשיך" – ואין זה המצב – מחייבות נסיבותיה ההומניטריות בחינה בפני הוועדה המוסמכת בטרם יינתן סעד של פינוי.</w:t>
       </w:r>
     </w:p>
     <w:p>
@@ -1788,7 +1788,7 @@
           <w:rtl w:val="1"/>
           <w:lang w:bidi="he-IL"/>
         </w:rPr>
-        <w:t>סעיף 1 לחוק זכויות הדייר בדיור הציבורי, התשנ"ח-⁠1998, מגדיר "דייר ממשיך", בין היתר, כילדו של הזכאי "ובלבד שהתגורר עם הזכאי בדירה הציבורית תקופה של שלוש שנים לפחות בסמוך למועד פטירת הזכאי". התובעת נסמכת בסעיף 19 לכתב התביעה על תיקון מס' 3 לחוק ועל התבחינים המצטברים שמכוחו, ולפיהם נדרש הדייר הממשיך לעמוד אף בתנאי זכאות עצמאיים.</w:t>
+        <w:t>סעיף 1 לחוק זכויות הדייר בדיור הציבורי, התשנ"ח-⁠1998, מגדיר "דייר ממשיך" ככולל, בין היתר, את ילדו של הזכאי, ובלבד שהתגורר עם הזכאי בדירה הציבורית תקופה של שלוש שנים לפחות בסמוך למועד פטירתו. התובעת נסמכת בסעיף 19 לכתב התביעה על תיקון מס' 3 לחוק ועל התבחינים המצטברים שמכוחו, ולפיהם נדרש הדייר הממשיך לעמוד אף בתנאי זכאות עצמאיים.</w:t>
       </w:r>
     </w:p>
     <w:p>
